--- a/Documentación/Historias de usuario organizadas.docx
+++ b/Documentación/Historias de usuario organizadas.docx
@@ -23,7 +23,7 @@
           <w:szCs w:val="34"/>
           <w:rtl w:val="0"/>
         </w:rPr>
-        <w:t xml:space="preserve"> Historias de usuario organizadas</w:t>
+        <w:t xml:space="preserve">Historias de usuario organizadas</w:t>
       </w:r>
     </w:p>
     <w:p>
@@ -142,7 +142,7 @@
       <w:pPr>
         <w:numPr>
           <w:ilvl w:val="0"/>
-          <w:numId w:val="21"/>
+          <w:numId w:val="22"/>
         </w:numPr>
         <w:spacing w:after="0" w:afterAutospacing="0" w:before="240" w:lineRule="auto"/>
         <w:ind w:left="720" w:hanging="360"/>
@@ -151,6 +151,58 @@
         <w:rPr>
           <w:rtl w:val="0"/>
         </w:rPr>
+        <w:t xml:space="preserve">El usuario debe ingresar nombres completos.</w:t>
+      </w:r>
+    </w:p>
+    <w:p>
+      <w:pPr>
+        <w:numPr>
+          <w:ilvl w:val="0"/>
+          <w:numId w:val="22"/>
+        </w:numPr>
+        <w:spacing w:after="0" w:afterAutospacing="0" w:before="0" w:beforeAutospacing="0" w:lineRule="auto"/>
+        <w:ind w:left="720" w:hanging="360"/>
+      </w:pPr>
+      <w:r>
+        <w:rPr>
+          <w:rtl w:val="0"/>
+        </w:rPr>
+        <w:t xml:space="preserve">El usuario debe registrar un nombre de usuario único (no repetido).</w:t>
+      </w:r>
+    </w:p>
+    <w:p>
+      <w:pPr>
+        <w:numPr>
+          <w:ilvl w:val="0"/>
+          <w:numId w:val="22"/>
+        </w:numPr>
+        <w:spacing w:after="0" w:afterAutospacing="0" w:before="0" w:beforeAutospacing="0" w:lineRule="auto"/>
+        <w:ind w:left="720" w:hanging="360"/>
+        <w:rPr>
+          <w:u w:val="none"/>
+        </w:rPr>
+      </w:pPr>
+      <w:r>
+        <w:rPr>
+          <w:rFonts w:ascii="Arial Unicode MS" w:cs="Arial Unicode MS" w:eastAsia="Arial Unicode MS" w:hAnsi="Arial Unicode MS"/>
+          <w:rtl w:val="0"/>
+        </w:rPr>
+        <w:t xml:space="preserve">El sistema valida que la fecha de nacimiento corresponda a un usuario mayor de edad (≥ 18 años).</w:t>
+      </w:r>
+    </w:p>
+    <w:p>
+      <w:pPr>
+        <w:numPr>
+          <w:ilvl w:val="0"/>
+          <w:numId w:val="22"/>
+        </w:numPr>
+        <w:spacing w:after="0" w:afterAutospacing="0" w:before="0" w:beforeAutospacing="0" w:lineRule="auto"/>
+        <w:ind w:left="720" w:hanging="360"/>
+      </w:pPr>
+      <w:r>
+        <w:rPr>
+          <w:rtl w:val="0"/>
+        </w:rPr>
         <w:t xml:space="preserve">El sistema verifica que el correo electrónico sea válido y no esté registrado.</w:t>
       </w:r>
     </w:p>
@@ -158,7 +210,7 @@
       <w:pPr>
         <w:numPr>
           <w:ilvl w:val="0"/>
-          <w:numId w:val="21"/>
+          <w:numId w:val="22"/>
         </w:numPr>
         <w:spacing w:after="0" w:afterAutospacing="0" w:before="0" w:beforeAutospacing="0" w:lineRule="auto"/>
         <w:ind w:left="720" w:hanging="360"/>
@@ -174,7 +226,7 @@
       <w:pPr>
         <w:numPr>
           <w:ilvl w:val="0"/>
-          <w:numId w:val="21"/>
+          <w:numId w:val="22"/>
         </w:numPr>
         <w:spacing w:after="0" w:afterAutospacing="0" w:before="0" w:beforeAutospacing="0" w:lineRule="auto"/>
         <w:ind w:left="720" w:hanging="360"/>
@@ -190,7 +242,7 @@
       <w:pPr>
         <w:numPr>
           <w:ilvl w:val="0"/>
-          <w:numId w:val="21"/>
+          <w:numId w:val="22"/>
         </w:numPr>
         <w:spacing w:after="0" w:afterAutospacing="0" w:before="0" w:beforeAutospacing="0" w:lineRule="auto"/>
         <w:ind w:left="720" w:hanging="360"/>
@@ -206,7 +258,7 @@
       <w:pPr>
         <w:numPr>
           <w:ilvl w:val="0"/>
-          <w:numId w:val="21"/>
+          <w:numId w:val="22"/>
         </w:numPr>
         <w:spacing w:after="240" w:before="0" w:beforeAutospacing="0" w:lineRule="auto"/>
         <w:ind w:left="720" w:hanging="360"/>
@@ -368,6 +420,1189 @@
       <w:pPr>
         <w:numPr>
           <w:ilvl w:val="0"/>
+          <w:numId w:val="46"/>
+        </w:numPr>
+        <w:spacing w:after="0" w:afterAutospacing="0" w:before="240" w:lineRule="auto"/>
+        <w:ind w:left="720" w:hanging="360"/>
+      </w:pPr>
+      <w:r>
+        <w:rPr>
+          <w:rtl w:val="0"/>
+        </w:rPr>
+        <w:t xml:space="preserve">El sistema verifica que el correo y la contraseña sean correctos.</w:t>
+      </w:r>
+    </w:p>
+    <w:p>
+      <w:pPr>
+        <w:numPr>
+          <w:ilvl w:val="0"/>
+          <w:numId w:val="46"/>
+        </w:numPr>
+        <w:spacing w:after="0" w:afterAutospacing="0" w:before="0" w:beforeAutospacing="0" w:lineRule="auto"/>
+        <w:ind w:left="720" w:hanging="360"/>
+      </w:pPr>
+      <w:r>
+        <w:rPr>
+          <w:rtl w:val="0"/>
+        </w:rPr>
+        <w:t xml:space="preserve">Muestra un mensaje claro si las credenciales son incorrectas.</w:t>
+      </w:r>
+    </w:p>
+    <w:p>
+      <w:pPr>
+        <w:numPr>
+          <w:ilvl w:val="0"/>
+          <w:numId w:val="46"/>
+        </w:numPr>
+        <w:spacing w:after="0" w:afterAutospacing="0" w:before="0" w:beforeAutospacing="0" w:lineRule="auto"/>
+        <w:ind w:left="720" w:hanging="360"/>
+      </w:pPr>
+      <w:r>
+        <w:rPr>
+          <w:rtl w:val="0"/>
+        </w:rPr>
+        <w:t xml:space="preserve">Incluye una opción de "Olvidé mi contraseña" que lleva al proceso de recuperación.</w:t>
+      </w:r>
+    </w:p>
+    <w:p>
+      <w:pPr>
+        <w:numPr>
+          <w:ilvl w:val="0"/>
+          <w:numId w:val="46"/>
+        </w:numPr>
+        <w:spacing w:after="240" w:before="0" w:beforeAutospacing="0" w:lineRule="auto"/>
+        <w:ind w:left="720" w:hanging="360"/>
+      </w:pPr>
+      <w:r>
+        <w:rPr>
+          <w:rtl w:val="0"/>
+        </w:rPr>
+        <w:t xml:space="preserve">Tras iniciar sesión, dirige al usuario a la interfaz según su rol.</w:t>
+      </w:r>
+    </w:p>
+    <w:p>
+      <w:pPr>
+        <w:spacing w:after="240" w:before="240" w:lineRule="auto"/>
+        <w:ind w:left="0" w:firstLine="0"/>
+        <w:rPr/>
+      </w:pPr>
+      <w:r>
+        <w:rPr>
+          <w:b w:val="1"/>
+          <w:rtl w:val="0"/>
+        </w:rPr>
+        <w:t xml:space="preserve">Valor:</w:t>
+      </w:r>
+      <w:r>
+        <w:rPr>
+          <w:rtl w:val="0"/>
+        </w:rPr>
+        <w:t xml:space="preserve"> Alto </w:t>
+      </w:r>
+    </w:p>
+    <w:p>
+      <w:pPr>
+        <w:spacing w:after="240" w:before="240" w:lineRule="auto"/>
+        <w:ind w:left="0" w:firstLine="0"/>
+        <w:rPr/>
+      </w:pPr>
+      <w:r>
+        <w:rPr>
+          <w:b w:val="1"/>
+          <w:rtl w:val="0"/>
+        </w:rPr>
+        <w:t xml:space="preserve">Prioridad:</w:t>
+      </w:r>
+      <w:r>
+        <w:rPr>
+          <w:rtl w:val="0"/>
+        </w:rPr>
+        <w:t xml:space="preserve"> Alta </w:t>
+      </w:r>
+    </w:p>
+    <w:p>
+      <w:pPr>
+        <w:spacing w:after="240" w:before="240" w:lineRule="auto"/>
+        <w:ind w:left="0" w:firstLine="0"/>
+        <w:rPr/>
+      </w:pPr>
+      <w:r>
+        <w:rPr>
+          <w:b w:val="1"/>
+          <w:rtl w:val="0"/>
+        </w:rPr>
+        <w:t xml:space="preserve">Estimación:</w:t>
+      </w:r>
+      <w:r>
+        <w:rPr>
+          <w:rtl w:val="0"/>
+        </w:rPr>
+        <w:t xml:space="preserve"> 4 horas</w:t>
+      </w:r>
+    </w:p>
+    <w:p>
+      <w:pPr>
+        <w:rPr/>
+      </w:pPr>
+      <w:r>
+        <w:rPr>
+          <w:b w:val="1"/>
+          <w:rtl w:val="0"/>
+        </w:rPr>
+        <w:t xml:space="preserve">Historia de usuario #3: Recuperación de contraseña</w:t>
+      </w:r>
+      <w:r>
+        <w:rPr>
+          <w:rtl w:val="0"/>
+        </w:rPr>
+      </w:r>
+    </w:p>
+    <w:p>
+      <w:pPr>
+        <w:rPr/>
+      </w:pPr>
+      <w:r>
+        <w:rPr>
+          <w:b w:val="1"/>
+          <w:rtl w:val="0"/>
+        </w:rPr>
+        <w:t xml:space="preserve">Como:</w:t>
+      </w:r>
+      <w:r>
+        <w:rPr>
+          <w:rtl w:val="0"/>
+        </w:rPr>
+        <w:t xml:space="preserve"> Usuario registrado</w:t>
+      </w:r>
+    </w:p>
+    <w:p>
+      <w:pPr>
+        <w:rPr/>
+      </w:pPr>
+      <w:r>
+        <w:rPr>
+          <w:b w:val="1"/>
+          <w:rtl w:val="0"/>
+        </w:rPr>
+        <w:t xml:space="preserve">Quiero:</w:t>
+      </w:r>
+      <w:r>
+        <w:rPr>
+          <w:rtl w:val="0"/>
+        </w:rPr>
+        <w:t xml:space="preserve"> Recuperar mi contraseña</w:t>
+      </w:r>
+    </w:p>
+    <w:p>
+      <w:pPr>
+        <w:rPr/>
+      </w:pPr>
+      <w:r>
+        <w:rPr>
+          <w:b w:val="1"/>
+          <w:rtl w:val="0"/>
+        </w:rPr>
+        <w:t xml:space="preserve">Para poder:</w:t>
+      </w:r>
+      <w:r>
+        <w:rPr>
+          <w:rtl w:val="0"/>
+        </w:rPr>
+        <w:t xml:space="preserve"> Acceder a mi cuenta si la olvido</w:t>
+      </w:r>
+    </w:p>
+    <w:p>
+      <w:pPr>
+        <w:spacing w:after="240" w:before="240" w:lineRule="auto"/>
+        <w:rPr>
+          <w:b w:val="1"/>
+        </w:rPr>
+      </w:pPr>
+      <w:r>
+        <w:rPr>
+          <w:b w:val="1"/>
+          <w:rtl w:val="0"/>
+        </w:rPr>
+        <w:t xml:space="preserve">Criterios de aceptación:</w:t>
+      </w:r>
+    </w:p>
+    <w:p>
+      <w:pPr>
+        <w:numPr>
+          <w:ilvl w:val="0"/>
+          <w:numId w:val="16"/>
+        </w:numPr>
+        <w:spacing w:after="0" w:afterAutospacing="0" w:before="240" w:lineRule="auto"/>
+        <w:ind w:left="720" w:hanging="360"/>
+      </w:pPr>
+      <w:r>
+        <w:rPr>
+          <w:rtl w:val="0"/>
+        </w:rPr>
+        <w:t xml:space="preserve">Permite ingresar un correo asociado a la cuenta.</w:t>
+      </w:r>
+    </w:p>
+    <w:p>
+      <w:pPr>
+        <w:numPr>
+          <w:ilvl w:val="0"/>
+          <w:numId w:val="16"/>
+        </w:numPr>
+        <w:spacing w:after="0" w:afterAutospacing="0" w:before="0" w:beforeAutospacing="0" w:lineRule="auto"/>
+        <w:ind w:left="720" w:hanging="360"/>
+      </w:pPr>
+      <w:r>
+        <w:rPr>
+          <w:rtl w:val="0"/>
+        </w:rPr>
+        <w:t xml:space="preserve">Verifica que el correo exista en el sistema.</w:t>
+      </w:r>
+    </w:p>
+    <w:p>
+      <w:pPr>
+        <w:numPr>
+          <w:ilvl w:val="0"/>
+          <w:numId w:val="16"/>
+        </w:numPr>
+        <w:spacing w:after="0" w:afterAutospacing="0" w:before="0" w:beforeAutospacing="0" w:lineRule="auto"/>
+        <w:ind w:left="720" w:hanging="360"/>
+      </w:pPr>
+      <w:r>
+        <w:rPr>
+          <w:rtl w:val="0"/>
+        </w:rPr>
+        <w:t xml:space="preserve">Envía un enlace de recuperación válido por 1 hora.</w:t>
+      </w:r>
+    </w:p>
+    <w:p>
+      <w:pPr>
+        <w:numPr>
+          <w:ilvl w:val="0"/>
+          <w:numId w:val="16"/>
+        </w:numPr>
+        <w:spacing w:after="0" w:afterAutospacing="0" w:before="0" w:beforeAutospacing="0" w:lineRule="auto"/>
+        <w:ind w:left="720" w:hanging="360"/>
+      </w:pPr>
+      <w:r>
+        <w:rPr>
+          <w:rtl w:val="0"/>
+        </w:rPr>
+        <w:t xml:space="preserve">Permite crear una nueva contraseña cumpliendo las reglas de seguridad.</w:t>
+      </w:r>
+    </w:p>
+    <w:p>
+      <w:pPr>
+        <w:numPr>
+          <w:ilvl w:val="0"/>
+          <w:numId w:val="16"/>
+        </w:numPr>
+        <w:spacing w:after="0" w:afterAutospacing="0" w:before="0" w:beforeAutospacing="0" w:lineRule="auto"/>
+        <w:ind w:left="720" w:hanging="360"/>
+      </w:pPr>
+      <w:r>
+        <w:rPr>
+          <w:rtl w:val="0"/>
+        </w:rPr>
+        <w:t xml:space="preserve">Invalida enlaces de recuperación anteriores.</w:t>
+      </w:r>
+    </w:p>
+    <w:p>
+      <w:pPr>
+        <w:numPr>
+          <w:ilvl w:val="0"/>
+          <w:numId w:val="16"/>
+        </w:numPr>
+        <w:spacing w:after="240" w:before="0" w:beforeAutospacing="0" w:lineRule="auto"/>
+        <w:ind w:left="720" w:hanging="360"/>
+      </w:pPr>
+      <w:r>
+        <w:rPr>
+          <w:rtl w:val="0"/>
+        </w:rPr>
+        <w:t xml:space="preserve">Confirma por correo el cambio exitoso. </w:t>
+      </w:r>
+    </w:p>
+    <w:p>
+      <w:pPr>
+        <w:spacing w:after="240" w:before="240" w:lineRule="auto"/>
+        <w:ind w:left="0" w:firstLine="0"/>
+        <w:rPr/>
+      </w:pPr>
+      <w:r>
+        <w:rPr>
+          <w:b w:val="1"/>
+          <w:rtl w:val="0"/>
+        </w:rPr>
+        <w:t xml:space="preserve">Valor:</w:t>
+      </w:r>
+      <w:r>
+        <w:rPr>
+          <w:rtl w:val="0"/>
+        </w:rPr>
+        <w:t xml:space="preserve"> Alto</w:t>
+      </w:r>
+    </w:p>
+    <w:p>
+      <w:pPr>
+        <w:spacing w:after="240" w:before="240" w:lineRule="auto"/>
+        <w:ind w:left="0" w:firstLine="0"/>
+        <w:rPr/>
+      </w:pPr>
+      <w:r>
+        <w:rPr>
+          <w:b w:val="1"/>
+          <w:rtl w:val="0"/>
+        </w:rPr>
+        <w:t xml:space="preserve">Prioridad:</w:t>
+      </w:r>
+      <w:r>
+        <w:rPr>
+          <w:rtl w:val="0"/>
+        </w:rPr>
+        <w:t xml:space="preserve"> Alta </w:t>
+      </w:r>
+    </w:p>
+    <w:p>
+      <w:pPr>
+        <w:spacing w:after="240" w:before="240" w:lineRule="auto"/>
+        <w:ind w:left="0" w:firstLine="0"/>
+        <w:rPr/>
+      </w:pPr>
+      <w:r>
+        <w:rPr>
+          <w:b w:val="1"/>
+          <w:rtl w:val="0"/>
+        </w:rPr>
+        <w:t xml:space="preserve">Estimación:</w:t>
+      </w:r>
+      <w:r>
+        <w:rPr>
+          <w:rtl w:val="0"/>
+        </w:rPr>
+        <w:t xml:space="preserve"> 6 horas</w:t>
+      </w:r>
+    </w:p>
+    <w:p>
+      <w:pPr>
+        <w:rPr/>
+      </w:pPr>
+      <w:r>
+        <w:rPr>
+          <w:b w:val="1"/>
+          <w:rtl w:val="0"/>
+        </w:rPr>
+        <w:t xml:space="preserve">Historia de usuario #4: Edición de perfil</w:t>
+      </w:r>
+      <w:r>
+        <w:rPr>
+          <w:rtl w:val="0"/>
+        </w:rPr>
+      </w:r>
+    </w:p>
+    <w:p>
+      <w:pPr>
+        <w:rPr/>
+      </w:pPr>
+      <w:r>
+        <w:rPr>
+          <w:b w:val="1"/>
+          <w:rtl w:val="0"/>
+        </w:rPr>
+        <w:t xml:space="preserve">Como:</w:t>
+      </w:r>
+      <w:r>
+        <w:rPr>
+          <w:rtl w:val="0"/>
+        </w:rPr>
+        <w:t xml:space="preserve"> Usuario autenticado</w:t>
+      </w:r>
+    </w:p>
+    <w:p>
+      <w:pPr>
+        <w:rPr/>
+      </w:pPr>
+      <w:r>
+        <w:rPr>
+          <w:b w:val="1"/>
+          <w:rtl w:val="0"/>
+        </w:rPr>
+        <w:t xml:space="preserve">Quiero:</w:t>
+      </w:r>
+      <w:r>
+        <w:rPr>
+          <w:rtl w:val="0"/>
+        </w:rPr>
+        <w:t xml:space="preserve"> Editar mi perfil</w:t>
+      </w:r>
+    </w:p>
+    <w:p>
+      <w:pPr>
+        <w:rPr/>
+      </w:pPr>
+      <w:r>
+        <w:rPr>
+          <w:b w:val="1"/>
+          <w:rtl w:val="0"/>
+        </w:rPr>
+        <w:t xml:space="preserve">Para poder:</w:t>
+      </w:r>
+      <w:r>
+        <w:rPr>
+          <w:rtl w:val="0"/>
+        </w:rPr>
+        <w:t xml:space="preserve"> Mantener mis datos actualizados</w:t>
+      </w:r>
+    </w:p>
+    <w:p>
+      <w:pPr>
+        <w:spacing w:after="240" w:before="240" w:lineRule="auto"/>
+        <w:rPr>
+          <w:b w:val="1"/>
+        </w:rPr>
+      </w:pPr>
+      <w:r>
+        <w:rPr>
+          <w:b w:val="1"/>
+          <w:rtl w:val="0"/>
+        </w:rPr>
+        <w:t xml:space="preserve">Criterios de aceptación:</w:t>
+      </w:r>
+    </w:p>
+    <w:p>
+      <w:pPr>
+        <w:widowControl w:val="0"/>
+        <w:numPr>
+          <w:ilvl w:val="0"/>
+          <w:numId w:val="58"/>
+        </w:numPr>
+        <w:spacing w:line="240" w:lineRule="auto"/>
+        <w:ind w:left="720" w:hanging="360"/>
+      </w:pPr>
+      <w:r>
+        <w:rPr>
+          <w:rtl w:val="0"/>
+        </w:rPr>
+        <w:t xml:space="preserve">Modificar nombre completo, foto de perfil, teléfono y biografía.</w:t>
+      </w:r>
+    </w:p>
+    <w:p>
+      <w:pPr>
+        <w:widowControl w:val="0"/>
+        <w:numPr>
+          <w:ilvl w:val="0"/>
+          <w:numId w:val="58"/>
+        </w:numPr>
+        <w:spacing w:line="240" w:lineRule="auto"/>
+        <w:ind w:left="720" w:hanging="360"/>
+      </w:pPr>
+      <w:r>
+        <w:rPr>
+          <w:rtl w:val="0"/>
+        </w:rPr>
+        <w:t xml:space="preserve">No se puede modificar el correo electrónico (el campo debe mostrarse bloqueado o solo de lectura).</w:t>
+      </w:r>
+    </w:p>
+    <w:p>
+      <w:pPr>
+        <w:widowControl w:val="0"/>
+        <w:numPr>
+          <w:ilvl w:val="0"/>
+          <w:numId w:val="58"/>
+        </w:numPr>
+        <w:spacing w:line="240" w:lineRule="auto"/>
+        <w:ind w:left="720" w:hanging="360"/>
+      </w:pPr>
+      <w:r>
+        <w:rPr>
+          <w:rtl w:val="0"/>
+        </w:rPr>
+        <w:t xml:space="preserve">Para cambios de datos sensibles (ej. teléfono), el sistema solicita confirmación de contraseña actual.</w:t>
+      </w:r>
+    </w:p>
+    <w:p>
+      <w:pPr>
+        <w:widowControl w:val="0"/>
+        <w:numPr>
+          <w:ilvl w:val="0"/>
+          <w:numId w:val="58"/>
+        </w:numPr>
+        <w:spacing w:line="240" w:lineRule="auto"/>
+        <w:ind w:left="720" w:hanging="360"/>
+      </w:pPr>
+      <w:r>
+        <w:rPr>
+          <w:rtl w:val="0"/>
+        </w:rPr>
+        <w:t xml:space="preserve">Validar formatos de entrada (teléfono).</w:t>
+      </w:r>
+    </w:p>
+    <w:p>
+      <w:pPr>
+        <w:widowControl w:val="0"/>
+        <w:numPr>
+          <w:ilvl w:val="0"/>
+          <w:numId w:val="58"/>
+        </w:numPr>
+        <w:spacing w:line="240" w:lineRule="auto"/>
+        <w:ind w:left="720" w:hanging="360"/>
+      </w:pPr>
+      <w:r>
+        <w:rPr>
+          <w:rtl w:val="0"/>
+        </w:rPr>
+        <w:t xml:space="preserve">Guarde cambios y muestre un mensaje de confirmación exitosa.</w:t>
+      </w:r>
+    </w:p>
+    <w:p>
+      <w:pPr>
+        <w:widowControl w:val="0"/>
+        <w:numPr>
+          <w:ilvl w:val="0"/>
+          <w:numId w:val="58"/>
+        </w:numPr>
+        <w:spacing w:line="240" w:lineRule="auto"/>
+        <w:ind w:left="720" w:hanging="360"/>
+      </w:pPr>
+      <w:r>
+        <w:rPr>
+          <w:rtl w:val="0"/>
+        </w:rPr>
+        <w:t xml:space="preserve">Actualice la información en tiempo real en la interfaz.</w:t>
+      </w:r>
+      <w:r>
+        <w:rPr>
+          <w:rtl w:val="0"/>
+        </w:rPr>
+      </w:r>
+    </w:p>
+    <w:p>
+      <w:pPr>
+        <w:spacing w:after="240" w:before="240" w:lineRule="auto"/>
+        <w:ind w:left="0" w:firstLine="0"/>
+        <w:rPr/>
+      </w:pPr>
+      <w:r>
+        <w:rPr>
+          <w:b w:val="1"/>
+          <w:rtl w:val="0"/>
+        </w:rPr>
+        <w:t xml:space="preserve">Valor:</w:t>
+      </w:r>
+      <w:r>
+        <w:rPr>
+          <w:rtl w:val="0"/>
+        </w:rPr>
+        <w:t xml:space="preserve"> Alto </w:t>
+      </w:r>
+    </w:p>
+    <w:p>
+      <w:pPr>
+        <w:spacing w:after="240" w:before="240" w:lineRule="auto"/>
+        <w:ind w:left="0" w:firstLine="0"/>
+        <w:rPr/>
+      </w:pPr>
+      <w:r>
+        <w:rPr>
+          <w:b w:val="1"/>
+          <w:rtl w:val="0"/>
+        </w:rPr>
+        <w:t xml:space="preserve">Prioridad:</w:t>
+      </w:r>
+      <w:r>
+        <w:rPr>
+          <w:rtl w:val="0"/>
+        </w:rPr>
+        <w:t xml:space="preserve"> Alta </w:t>
+      </w:r>
+    </w:p>
+    <w:p>
+      <w:pPr>
+        <w:spacing w:after="240" w:before="240" w:lineRule="auto"/>
+        <w:ind w:left="0" w:firstLine="0"/>
+        <w:rPr/>
+      </w:pPr>
+      <w:r>
+        <w:rPr>
+          <w:b w:val="1"/>
+          <w:rtl w:val="0"/>
+        </w:rPr>
+        <w:t xml:space="preserve">Estimación:</w:t>
+      </w:r>
+      <w:r>
+        <w:rPr>
+          <w:rtl w:val="0"/>
+        </w:rPr>
+        <w:t xml:space="preserve"> 6 horas</w:t>
+      </w:r>
+    </w:p>
+    <w:p>
+      <w:pPr>
+        <w:rPr/>
+      </w:pPr>
+      <w:r>
+        <w:rPr>
+          <w:b w:val="1"/>
+          <w:rtl w:val="0"/>
+        </w:rPr>
+        <w:t xml:space="preserve">Historia de usuario #13: Eliminación de cuenta</w:t>
+      </w:r>
+      <w:r>
+        <w:rPr>
+          <w:rtl w:val="0"/>
+        </w:rPr>
+      </w:r>
+    </w:p>
+    <w:p>
+      <w:pPr>
+        <w:rPr/>
+      </w:pPr>
+      <w:r>
+        <w:rPr>
+          <w:b w:val="1"/>
+          <w:rtl w:val="0"/>
+        </w:rPr>
+        <w:t xml:space="preserve">Como:</w:t>
+      </w:r>
+      <w:r>
+        <w:rPr>
+          <w:rtl w:val="0"/>
+        </w:rPr>
+        <w:t xml:space="preserve"> Miembro</w:t>
+      </w:r>
+    </w:p>
+    <w:p>
+      <w:pPr>
+        <w:rPr/>
+      </w:pPr>
+      <w:r>
+        <w:rPr>
+          <w:b w:val="1"/>
+          <w:rtl w:val="0"/>
+        </w:rPr>
+        <w:t xml:space="preserve">Quiero:</w:t>
+      </w:r>
+      <w:r>
+        <w:rPr>
+          <w:rtl w:val="0"/>
+        </w:rPr>
+        <w:t xml:space="preserve"> Eliminar mi cuenta</w:t>
+      </w:r>
+    </w:p>
+    <w:p>
+      <w:pPr>
+        <w:rPr/>
+      </w:pPr>
+      <w:r>
+        <w:rPr>
+          <w:b w:val="1"/>
+          <w:rtl w:val="0"/>
+        </w:rPr>
+        <w:t xml:space="preserve">Para poder:</w:t>
+      </w:r>
+      <w:r>
+        <w:rPr>
+          <w:rtl w:val="0"/>
+        </w:rPr>
+        <w:t xml:space="preserve"> Retirarme de la plataforma cuando lo desee</w:t>
+      </w:r>
+    </w:p>
+    <w:p>
+      <w:pPr>
+        <w:spacing w:after="240" w:before="240" w:lineRule="auto"/>
+        <w:rPr>
+          <w:b w:val="1"/>
+        </w:rPr>
+      </w:pPr>
+      <w:r>
+        <w:rPr>
+          <w:b w:val="1"/>
+          <w:rtl w:val="0"/>
+        </w:rPr>
+        <w:t xml:space="preserve">Criterios de aceptación:</w:t>
+      </w:r>
+    </w:p>
+    <w:p>
+      <w:pPr>
+        <w:numPr>
+          <w:ilvl w:val="0"/>
+          <w:numId w:val="10"/>
+        </w:numPr>
+        <w:spacing w:after="0" w:afterAutospacing="0" w:before="240" w:lineRule="auto"/>
+        <w:ind w:left="720" w:hanging="360"/>
+      </w:pPr>
+      <w:r>
+        <w:rPr>
+          <w:rtl w:val="0"/>
+        </w:rPr>
+        <w:t xml:space="preserve">Ofrece un formulario con motivos opcionales para la eliminación.</w:t>
+      </w:r>
+    </w:p>
+    <w:p>
+      <w:pPr>
+        <w:numPr>
+          <w:ilvl w:val="0"/>
+          <w:numId w:val="10"/>
+        </w:numPr>
+        <w:spacing w:after="0" w:afterAutospacing="0" w:before="0" w:beforeAutospacing="0" w:lineRule="auto"/>
+        <w:ind w:left="720" w:hanging="360"/>
+      </w:pPr>
+      <w:r>
+        <w:rPr>
+          <w:rtl w:val="0"/>
+        </w:rPr>
+        <w:t xml:space="preserve">Explica claramente las consecuencias, como la pérdida de datos.</w:t>
+      </w:r>
+    </w:p>
+    <w:p>
+      <w:pPr>
+        <w:numPr>
+          <w:ilvl w:val="0"/>
+          <w:numId w:val="10"/>
+        </w:numPr>
+        <w:spacing w:after="0" w:afterAutospacing="0" w:before="0" w:beforeAutospacing="0" w:lineRule="auto"/>
+        <w:ind w:left="720" w:hanging="360"/>
+      </w:pPr>
+      <w:r>
+        <w:rPr>
+          <w:rtl w:val="0"/>
+        </w:rPr>
+        <w:t xml:space="preserve">Envía un enlace seguro por correo para confirmar la eliminación.</w:t>
+      </w:r>
+    </w:p>
+    <w:p>
+      <w:pPr>
+        <w:numPr>
+          <w:ilvl w:val="0"/>
+          <w:numId w:val="10"/>
+        </w:numPr>
+        <w:spacing w:after="0" w:afterAutospacing="0" w:before="0" w:beforeAutospacing="0" w:lineRule="auto"/>
+        <w:ind w:left="720" w:hanging="360"/>
+      </w:pPr>
+      <w:r>
+        <w:rPr>
+          <w:rtl w:val="0"/>
+        </w:rPr>
+        <w:t xml:space="preserve">Da un período de 30 días para recuperar la cuenta.</w:t>
+      </w:r>
+    </w:p>
+    <w:p>
+      <w:pPr>
+        <w:numPr>
+          <w:ilvl w:val="0"/>
+          <w:numId w:val="10"/>
+        </w:numPr>
+        <w:spacing w:after="0" w:afterAutospacing="0" w:before="0" w:beforeAutospacing="0" w:lineRule="auto"/>
+        <w:ind w:left="720" w:hanging="360"/>
+      </w:pPr>
+      <w:r>
+        <w:rPr>
+          <w:rtl w:val="0"/>
+        </w:rPr>
+        <w:t xml:space="preserve">Anonimiza datos personales, pero mantiene estadísticas generales de su perfil.</w:t>
+      </w:r>
+    </w:p>
+    <w:p>
+      <w:pPr>
+        <w:numPr>
+          <w:ilvl w:val="0"/>
+          <w:numId w:val="10"/>
+        </w:numPr>
+        <w:spacing w:after="240" w:before="0" w:beforeAutospacing="0" w:lineRule="auto"/>
+        <w:ind w:left="720" w:hanging="360"/>
+      </w:pPr>
+      <w:r>
+        <w:rPr>
+          <w:rtl w:val="0"/>
+        </w:rPr>
+        <w:t xml:space="preserve">Confirma la eliminación con un mensaje final. </w:t>
+      </w:r>
+    </w:p>
+    <w:p>
+      <w:pPr>
+        <w:spacing w:after="240" w:before="240" w:lineRule="auto"/>
+        <w:ind w:left="0" w:firstLine="0"/>
+        <w:rPr/>
+      </w:pPr>
+      <w:r>
+        <w:rPr>
+          <w:b w:val="1"/>
+          <w:rtl w:val="0"/>
+        </w:rPr>
+        <w:t xml:space="preserve">Valor:</w:t>
+      </w:r>
+      <w:r>
+        <w:rPr>
+          <w:rtl w:val="0"/>
+        </w:rPr>
+        <w:t xml:space="preserve"> Alto </w:t>
+      </w:r>
+    </w:p>
+    <w:p>
+      <w:pPr>
+        <w:spacing w:after="240" w:before="240" w:lineRule="auto"/>
+        <w:ind w:left="0" w:firstLine="0"/>
+        <w:rPr/>
+      </w:pPr>
+      <w:r>
+        <w:rPr>
+          <w:b w:val="1"/>
+          <w:rtl w:val="0"/>
+        </w:rPr>
+        <w:t xml:space="preserve">Prioridad:</w:t>
+      </w:r>
+      <w:r>
+        <w:rPr>
+          <w:rtl w:val="0"/>
+        </w:rPr>
+        <w:t xml:space="preserve"> Alta </w:t>
+      </w:r>
+    </w:p>
+    <w:p>
+      <w:pPr>
+        <w:spacing w:after="240" w:before="240" w:lineRule="auto"/>
+        <w:ind w:left="0" w:firstLine="0"/>
+        <w:rPr/>
+      </w:pPr>
+      <w:r>
+        <w:rPr>
+          <w:b w:val="1"/>
+          <w:rtl w:val="0"/>
+        </w:rPr>
+        <w:t xml:space="preserve">Estimación:</w:t>
+      </w:r>
+      <w:r>
+        <w:rPr>
+          <w:rtl w:val="0"/>
+        </w:rPr>
+        <w:t xml:space="preserve"> 6 horas</w:t>
+      </w:r>
+    </w:p>
+    <w:p>
+      <w:pPr>
+        <w:rPr/>
+      </w:pPr>
+      <w:r>
+        <w:rPr>
+          <w:rtl w:val="0"/>
+        </w:rPr>
+      </w:r>
+    </w:p>
+    <w:p>
+      <w:pPr>
+        <w:rPr/>
+      </w:pPr>
+      <w:r>
+        <w:rPr>
+          <w:b w:val="1"/>
+          <w:rtl w:val="0"/>
+        </w:rPr>
+        <w:t xml:space="preserve">Historia de usuario #28: Gestión de solicitudes de eliminación de cuenta</w:t>
+      </w:r>
+      <w:r>
+        <w:rPr>
+          <w:rtl w:val="0"/>
+        </w:rPr>
+      </w:r>
+    </w:p>
+    <w:p>
+      <w:pPr>
+        <w:rPr/>
+      </w:pPr>
+      <w:r>
+        <w:rPr>
+          <w:b w:val="1"/>
+          <w:rtl w:val="0"/>
+        </w:rPr>
+        <w:t xml:space="preserve">Como:</w:t>
+      </w:r>
+      <w:r>
+        <w:rPr>
+          <w:rtl w:val="0"/>
+        </w:rPr>
+        <w:t xml:space="preserve"> Administrador</w:t>
+      </w:r>
+    </w:p>
+    <w:p>
+      <w:pPr>
+        <w:rPr/>
+      </w:pPr>
+      <w:r>
+        <w:rPr>
+          <w:b w:val="1"/>
+          <w:rtl w:val="0"/>
+        </w:rPr>
+        <w:t xml:space="preserve">Quiero:</w:t>
+      </w:r>
+      <w:r>
+        <w:rPr>
+          <w:rtl w:val="0"/>
+        </w:rPr>
+        <w:t xml:space="preserve"> Procesar solicitudes de eliminación de cuenta automáticamente</w:t>
+      </w:r>
+    </w:p>
+    <w:p>
+      <w:pPr>
+        <w:rPr/>
+      </w:pPr>
+      <w:r>
+        <w:rPr>
+          <w:b w:val="1"/>
+          <w:rtl w:val="0"/>
+        </w:rPr>
+        <w:t xml:space="preserve">Para poder:</w:t>
+      </w:r>
+      <w:r>
+        <w:rPr>
+          <w:rtl w:val="0"/>
+        </w:rPr>
+        <w:t xml:space="preserve"> Cumplir con las normativas y hacerlo eficientemente</w:t>
+      </w:r>
+    </w:p>
+    <w:p>
+      <w:pPr>
+        <w:spacing w:after="240" w:before="240" w:lineRule="auto"/>
+        <w:rPr>
+          <w:b w:val="1"/>
+        </w:rPr>
+      </w:pPr>
+      <w:r>
+        <w:rPr>
+          <w:b w:val="1"/>
+          <w:rtl w:val="0"/>
+        </w:rPr>
+        <w:t xml:space="preserve">Criterios de aceptación:</w:t>
+      </w:r>
+    </w:p>
+    <w:p>
+      <w:pPr>
+        <w:numPr>
+          <w:ilvl w:val="0"/>
+          <w:numId w:val="29"/>
+        </w:numPr>
+        <w:spacing w:after="0" w:afterAutospacing="0" w:before="240" w:lineRule="auto"/>
+        <w:ind w:left="720" w:hanging="360"/>
+      </w:pPr>
+      <w:r>
+        <w:rPr>
+          <w:rtl w:val="0"/>
+        </w:rPr>
+        <w:t xml:space="preserve">Verifica automáticamente la identidad del solicitante.</w:t>
+      </w:r>
+    </w:p>
+    <w:p>
+      <w:pPr>
+        <w:numPr>
+          <w:ilvl w:val="0"/>
+          <w:numId w:val="29"/>
+        </w:numPr>
+        <w:spacing w:after="0" w:afterAutospacing="0" w:before="0" w:beforeAutospacing="0" w:lineRule="auto"/>
+        <w:ind w:left="720" w:hanging="360"/>
+      </w:pPr>
+      <w:r>
+        <w:rPr>
+          <w:rtl w:val="0"/>
+        </w:rPr>
+        <w:t xml:space="preserve">Gestiona dependencias como spots, promociones o reportes pendientes.</w:t>
+      </w:r>
+    </w:p>
+    <w:p>
+      <w:pPr>
+        <w:numPr>
+          <w:ilvl w:val="0"/>
+          <w:numId w:val="29"/>
+        </w:numPr>
+        <w:spacing w:after="0" w:afterAutospacing="0" w:before="0" w:beforeAutospacing="0" w:lineRule="auto"/>
+        <w:ind w:left="720" w:hanging="360"/>
+      </w:pPr>
+      <w:r>
+        <w:rPr>
+          <w:rtl w:val="0"/>
+        </w:rPr>
+        <w:t xml:space="preserve">Anonimiza datos según las leyes de privacidad.</w:t>
+      </w:r>
+    </w:p>
+    <w:p>
+      <w:pPr>
+        <w:numPr>
+          <w:ilvl w:val="0"/>
+          <w:numId w:val="29"/>
+        </w:numPr>
+        <w:spacing w:after="0" w:afterAutospacing="0" w:before="0" w:beforeAutospacing="0" w:lineRule="auto"/>
+        <w:ind w:left="720" w:hanging="360"/>
+      </w:pPr>
+      <w:r>
+        <w:rPr>
+          <w:rtl w:val="0"/>
+        </w:rPr>
+        <w:t xml:space="preserve">Notifica a las partes afectadas automáticamente.</w:t>
+      </w:r>
+    </w:p>
+    <w:p>
+      <w:pPr>
+        <w:numPr>
+          <w:ilvl w:val="0"/>
+          <w:numId w:val="29"/>
+        </w:numPr>
+        <w:spacing w:after="240" w:before="0" w:beforeAutospacing="0" w:lineRule="auto"/>
+        <w:ind w:left="720" w:hanging="360"/>
+      </w:pPr>
+      <w:r>
+        <w:rPr>
+          <w:rtl w:val="0"/>
+        </w:rPr>
+        <w:t xml:space="preserve">Genera métricas sobre eliminaciones y sus motivos.</w:t>
+      </w:r>
+    </w:p>
+    <w:p>
+      <w:pPr>
+        <w:spacing w:after="240" w:before="240" w:lineRule="auto"/>
+        <w:ind w:left="0" w:firstLine="0"/>
+        <w:rPr/>
+      </w:pPr>
+      <w:r>
+        <w:rPr>
+          <w:b w:val="1"/>
+          <w:rtl w:val="0"/>
+        </w:rPr>
+        <w:t xml:space="preserve">Valor:</w:t>
+      </w:r>
+      <w:r>
+        <w:rPr>
+          <w:rtl w:val="0"/>
+        </w:rPr>
+        <w:t xml:space="preserve"> Alto </w:t>
+      </w:r>
+    </w:p>
+    <w:p>
+      <w:pPr>
+        <w:spacing w:after="240" w:before="240" w:lineRule="auto"/>
+        <w:ind w:left="0" w:firstLine="0"/>
+        <w:rPr/>
+      </w:pPr>
+      <w:r>
+        <w:rPr>
+          <w:b w:val="1"/>
+          <w:rtl w:val="0"/>
+        </w:rPr>
+        <w:t xml:space="preserve">Prioridad:</w:t>
+      </w:r>
+      <w:r>
+        <w:rPr>
+          <w:rtl w:val="0"/>
+        </w:rPr>
+        <w:t xml:space="preserve"> Alta </w:t>
+      </w:r>
+    </w:p>
+    <w:p>
+      <w:pPr>
+        <w:spacing w:after="240" w:before="240" w:lineRule="auto"/>
+        <w:ind w:left="0" w:firstLine="0"/>
+        <w:rPr/>
+      </w:pPr>
+      <w:r>
+        <w:rPr>
+          <w:b w:val="1"/>
+          <w:rtl w:val="0"/>
+        </w:rPr>
+        <w:t xml:space="preserve">Estimación:</w:t>
+      </w:r>
+      <w:r>
+        <w:rPr>
+          <w:rtl w:val="0"/>
+        </w:rPr>
+        <w:t xml:space="preserve"> 18 horas</w:t>
+      </w:r>
+    </w:p>
+    <w:p>
+      <w:pPr>
+        <w:rPr/>
+      </w:pPr>
+      <w:r>
+        <w:rPr>
+          <w:b w:val="1"/>
+          <w:rtl w:val="0"/>
+        </w:rPr>
+        <w:t xml:space="preserve">Historia de usuario #29: Desactivación administrativa directa</w:t>
+      </w:r>
+      <w:r>
+        <w:rPr>
+          <w:rtl w:val="0"/>
+        </w:rPr>
+      </w:r>
+    </w:p>
+    <w:p>
+      <w:pPr>
+        <w:rPr/>
+      </w:pPr>
+      <w:r>
+        <w:rPr>
+          <w:b w:val="1"/>
+          <w:rtl w:val="0"/>
+        </w:rPr>
+        <w:t xml:space="preserve">Como:</w:t>
+      </w:r>
+      <w:r>
+        <w:rPr>
+          <w:rtl w:val="0"/>
+        </w:rPr>
+        <w:t xml:space="preserve"> Administrador</w:t>
+      </w:r>
+    </w:p>
+    <w:p>
+      <w:pPr>
+        <w:rPr/>
+      </w:pPr>
+      <w:r>
+        <w:rPr>
+          <w:b w:val="1"/>
+          <w:rtl w:val="0"/>
+        </w:rPr>
+        <w:t xml:space="preserve">Quiero:</w:t>
+      </w:r>
+      <w:r>
+        <w:rPr>
+          <w:rtl w:val="0"/>
+        </w:rPr>
+        <w:t xml:space="preserve"> Desactivar cuentas directamente en casos críticos</w:t>
+      </w:r>
+    </w:p>
+    <w:p>
+      <w:pPr>
+        <w:rPr/>
+      </w:pPr>
+      <w:r>
+        <w:rPr>
+          <w:b w:val="1"/>
+          <w:rtl w:val="0"/>
+        </w:rPr>
+        <w:t xml:space="preserve">Para poder:</w:t>
+      </w:r>
+      <w:r>
+        <w:rPr>
+          <w:rtl w:val="0"/>
+        </w:rPr>
+        <w:t xml:space="preserve"> Actuar rápido en situaciones de seguridad o cumplimiento</w:t>
+      </w:r>
+    </w:p>
+    <w:p>
+      <w:pPr>
+        <w:spacing w:after="240" w:before="240" w:lineRule="auto"/>
+        <w:rPr>
+          <w:b w:val="1"/>
+        </w:rPr>
+      </w:pPr>
+      <w:r>
+        <w:rPr>
+          <w:b w:val="1"/>
+          <w:rtl w:val="0"/>
+        </w:rPr>
+        <w:t xml:space="preserve">Criterios de aceptación:</w:t>
+      </w:r>
+    </w:p>
+    <w:p>
+      <w:pPr>
+        <w:numPr>
+          <w:ilvl w:val="0"/>
           <w:numId w:val="45"/>
         </w:numPr>
         <w:spacing w:after="0" w:afterAutospacing="0" w:before="240" w:lineRule="auto"/>
@@ -377,7 +1612,7 @@
         <w:rPr>
           <w:rtl w:val="0"/>
         </w:rPr>
-        <w:t xml:space="preserve">El sistema verifica que el correo y la contraseña sean correctos.</w:t>
+        <w:t xml:space="preserve">Requerir una justificación con categorías claras al desactivar la cuenta</w:t>
       </w:r>
     </w:p>
     <w:p>
@@ -393,7 +1628,7 @@
         <w:rPr>
           <w:rtl w:val="0"/>
         </w:rPr>
-        <w:t xml:space="preserve">Muestra un mensaje claro si las credenciales son incorrectas.</w:t>
+        <w:t xml:space="preserve">Solicitar confirmación de otro administrador para casos críticos</w:t>
       </w:r>
     </w:p>
     <w:p>
@@ -409,7 +1644,7 @@
         <w:rPr>
           <w:rtl w:val="0"/>
         </w:rPr>
-        <w:t xml:space="preserve">Incluye una opción de "Olvidé mi contraseña" que lleva al proceso de recuperación.</w:t>
+        <w:t xml:space="preserve">Notificar al usuario antes de la desactivación, salvo en situaciones de seguridad.</w:t>
       </w:r>
     </w:p>
     <w:p>
@@ -418,6 +1653,86 @@
           <w:ilvl w:val="0"/>
           <w:numId w:val="45"/>
         </w:numPr>
+        <w:spacing w:after="0" w:afterAutospacing="0" w:before="0" w:beforeAutospacing="0" w:lineRule="auto"/>
+        <w:ind w:left="720" w:hanging="360"/>
+      </w:pPr>
+      <w:r>
+        <w:rPr>
+          <w:rtl w:val="0"/>
+        </w:rPr>
+        <w:t xml:space="preserve">No eliminar la cuenta; solo suspender su acceso y funcionalidades.</w:t>
+      </w:r>
+    </w:p>
+    <w:p>
+      <w:pPr>
+        <w:numPr>
+          <w:ilvl w:val="0"/>
+          <w:numId w:val="45"/>
+        </w:numPr>
+        <w:spacing w:after="0" w:afterAutospacing="0" w:before="0" w:beforeAutospacing="0" w:lineRule="auto"/>
+        <w:ind w:left="720" w:hanging="360"/>
+      </w:pPr>
+      <w:r>
+        <w:rPr>
+          <w:rtl w:val="0"/>
+        </w:rPr>
+        <w:t xml:space="preserve">Gestionar dependencias automáticamente (ej. sesiones activas, accesos vinculados).</w:t>
+      </w:r>
+    </w:p>
+    <w:p>
+      <w:pPr>
+        <w:numPr>
+          <w:ilvl w:val="0"/>
+          <w:numId w:val="45"/>
+        </w:numPr>
+        <w:spacing w:after="0" w:afterAutospacing="0" w:before="0" w:beforeAutospacing="0" w:lineRule="auto"/>
+        <w:ind w:left="720" w:hanging="360"/>
+      </w:pPr>
+      <w:r>
+        <w:rPr>
+          <w:rtl w:val="0"/>
+        </w:rPr>
+        <w:t xml:space="preserve">Registrar la decisión con evidencia en un historial administrativo.</w:t>
+      </w:r>
+    </w:p>
+    <w:p>
+      <w:pPr>
+        <w:numPr>
+          <w:ilvl w:val="0"/>
+          <w:numId w:val="45"/>
+        </w:numPr>
+        <w:spacing w:after="0" w:afterAutospacing="0" w:before="0" w:beforeAutospacing="0" w:lineRule="auto"/>
+        <w:ind w:left="720" w:hanging="360"/>
+      </w:pPr>
+      <w:r>
+        <w:rPr>
+          <w:rtl w:val="0"/>
+        </w:rPr>
+        <w:t xml:space="preserve">Permitir recuperar/restituir la cuenta durante un período determinado.</w:t>
+      </w:r>
+    </w:p>
+    <w:p>
+      <w:pPr>
+        <w:numPr>
+          <w:ilvl w:val="0"/>
+          <w:numId w:val="45"/>
+        </w:numPr>
+        <w:spacing w:after="0" w:afterAutospacing="0" w:before="0" w:beforeAutospacing="0" w:lineRule="auto"/>
+        <w:ind w:left="720" w:hanging="360"/>
+      </w:pPr>
+      <w:r>
+        <w:rPr>
+          <w:rtl w:val="0"/>
+        </w:rPr>
+        <w:t xml:space="preserve">Mostrar el estado de la cuenta como “Desactivada” y no como “Eliminada”.</w:t>
+      </w:r>
+    </w:p>
+    <w:p>
+      <w:pPr>
+        <w:numPr>
+          <w:ilvl w:val="0"/>
+          <w:numId w:val="45"/>
+        </w:numPr>
         <w:spacing w:after="240" w:before="0" w:beforeAutospacing="0" w:lineRule="auto"/>
         <w:ind w:left="720" w:hanging="360"/>
       </w:pPr>
@@ -425,7 +1740,12 @@
         <w:rPr>
           <w:rtl w:val="0"/>
         </w:rPr>
-        <w:t xml:space="preserve">Tras iniciar sesión, dirige al usuario a la interfaz según su rol.</w:t>
+        <w:t xml:space="preserve">Bloquear el acceso al aplicativo cuando la cuenta esté desactivada, mostrando un mensaje claro al intentar iniciar sesión.</w:t>
+      </w:r>
+      <w:r>
+        <w:rPr>
+          <w:rtl w:val="0"/>
+        </w:rPr>
       </w:r>
     </w:p>
     <w:p>
@@ -485,19 +1805,19 @@
         <w:rPr>
           <w:rtl w:val="0"/>
         </w:rPr>
-        <w:t xml:space="preserve"> 4 horas</w:t>
-      </w:r>
-    </w:p>
-    <w:p>
-      <w:pPr>
-        <w:rPr/>
-      </w:pPr>
-      <w:r>
-        <w:rPr>
-          <w:b w:val="1"/>
-          <w:rtl w:val="0"/>
-        </w:rPr>
-        <w:t xml:space="preserve">Historia de usuario #3: Recuperación de contraseña</w:t>
+        <w:t xml:space="preserve"> 12 horas</w:t>
+      </w:r>
+    </w:p>
+    <w:p>
+      <w:pPr>
+        <w:rPr/>
+      </w:pPr>
+      <w:r>
+        <w:rPr>
+          <w:b w:val="1"/>
+          <w:rtl w:val="0"/>
+        </w:rPr>
+        <w:t xml:space="preserve">Historia de usuario #34: Creación manual de cuentas</w:t>
       </w:r>
       <w:r>
         <w:rPr>
@@ -520,7 +1840,7 @@
         <w:rPr>
           <w:rtl w:val="0"/>
         </w:rPr>
-        <w:t xml:space="preserve"> Usuario registrado</w:t>
+        <w:t xml:space="preserve"> Administrador</w:t>
       </w:r>
     </w:p>
     <w:p>
@@ -538,7 +1858,7 @@
         <w:rPr>
           <w:rtl w:val="0"/>
         </w:rPr>
-        <w:t xml:space="preserve"> Recuperar mi contraseña</w:t>
+        <w:t xml:space="preserve"> Crear cuentas manualmente para casos especiales</w:t>
       </w:r>
     </w:p>
     <w:p>
@@ -556,7 +1876,7 @@
         <w:rPr>
           <w:rtl w:val="0"/>
         </w:rPr>
-        <w:t xml:space="preserve"> Acceder a mi cuenta si la olvido</w:t>
+        <w:t xml:space="preserve"> Incorporar usuarios que necesitan atención personalizada</w:t>
       </w:r>
     </w:p>
     <w:p>
@@ -578,7 +1898,7 @@
       <w:pPr>
         <w:numPr>
           <w:ilvl w:val="0"/>
-          <w:numId w:val="16"/>
+          <w:numId w:val="39"/>
         </w:numPr>
         <w:spacing w:after="0" w:afterAutospacing="0" w:before="240" w:lineRule="auto"/>
         <w:ind w:left="720" w:hanging="360"/>
@@ -587,1274 +1907,6 @@
         <w:rPr>
           <w:rtl w:val="0"/>
         </w:rPr>
-        <w:t xml:space="preserve">Permite ingresar un correo asociado a la cuenta.</w:t>
-      </w:r>
-    </w:p>
-    <w:p>
-      <w:pPr>
-        <w:numPr>
-          <w:ilvl w:val="0"/>
-          <w:numId w:val="16"/>
-        </w:numPr>
-        <w:spacing w:after="0" w:afterAutospacing="0" w:before="0" w:beforeAutospacing="0" w:lineRule="auto"/>
-        <w:ind w:left="720" w:hanging="360"/>
-      </w:pPr>
-      <w:r>
-        <w:rPr>
-          <w:rtl w:val="0"/>
-        </w:rPr>
-        <w:t xml:space="preserve">Verifica que el correo exista en el sistema.</w:t>
-      </w:r>
-    </w:p>
-    <w:p>
-      <w:pPr>
-        <w:numPr>
-          <w:ilvl w:val="0"/>
-          <w:numId w:val="16"/>
-        </w:numPr>
-        <w:spacing w:after="0" w:afterAutospacing="0" w:before="0" w:beforeAutospacing="0" w:lineRule="auto"/>
-        <w:ind w:left="720" w:hanging="360"/>
-      </w:pPr>
-      <w:r>
-        <w:rPr>
-          <w:rtl w:val="0"/>
-        </w:rPr>
-        <w:t xml:space="preserve">Envía un enlace de recuperación válido por 1 hora.</w:t>
-      </w:r>
-    </w:p>
-    <w:p>
-      <w:pPr>
-        <w:numPr>
-          <w:ilvl w:val="0"/>
-          <w:numId w:val="16"/>
-        </w:numPr>
-        <w:spacing w:after="0" w:afterAutospacing="0" w:before="0" w:beforeAutospacing="0" w:lineRule="auto"/>
-        <w:ind w:left="720" w:hanging="360"/>
-      </w:pPr>
-      <w:r>
-        <w:rPr>
-          <w:rtl w:val="0"/>
-        </w:rPr>
-        <w:t xml:space="preserve">Permite crear una nueva contraseña cumpliendo las reglas de seguridad.</w:t>
-      </w:r>
-    </w:p>
-    <w:p>
-      <w:pPr>
-        <w:numPr>
-          <w:ilvl w:val="0"/>
-          <w:numId w:val="16"/>
-        </w:numPr>
-        <w:spacing w:after="0" w:afterAutospacing="0" w:before="0" w:beforeAutospacing="0" w:lineRule="auto"/>
-        <w:ind w:left="720" w:hanging="360"/>
-      </w:pPr>
-      <w:r>
-        <w:rPr>
-          <w:rtl w:val="0"/>
-        </w:rPr>
-        <w:t xml:space="preserve">Invalida enlaces de recuperación anteriores.</w:t>
-      </w:r>
-    </w:p>
-    <w:p>
-      <w:pPr>
-        <w:numPr>
-          <w:ilvl w:val="0"/>
-          <w:numId w:val="16"/>
-        </w:numPr>
-        <w:spacing w:after="240" w:before="0" w:beforeAutospacing="0" w:lineRule="auto"/>
-        <w:ind w:left="720" w:hanging="360"/>
-      </w:pPr>
-      <w:r>
-        <w:rPr>
-          <w:rtl w:val="0"/>
-        </w:rPr>
-        <w:t xml:space="preserve">Confirma por correo el cambio exitoso. </w:t>
-      </w:r>
-    </w:p>
-    <w:p>
-      <w:pPr>
-        <w:spacing w:after="240" w:before="240" w:lineRule="auto"/>
-        <w:ind w:left="0" w:firstLine="0"/>
-        <w:rPr/>
-      </w:pPr>
-      <w:r>
-        <w:rPr>
-          <w:b w:val="1"/>
-          <w:rtl w:val="0"/>
-        </w:rPr>
-        <w:t xml:space="preserve">Valor:</w:t>
-      </w:r>
-      <w:r>
-        <w:rPr>
-          <w:rtl w:val="0"/>
-        </w:rPr>
-        <w:t xml:space="preserve"> Alto</w:t>
-      </w:r>
-    </w:p>
-    <w:p>
-      <w:pPr>
-        <w:spacing w:after="240" w:before="240" w:lineRule="auto"/>
-        <w:ind w:left="0" w:firstLine="0"/>
-        <w:rPr/>
-      </w:pPr>
-      <w:r>
-        <w:rPr>
-          <w:b w:val="1"/>
-          <w:rtl w:val="0"/>
-        </w:rPr>
-        <w:t xml:space="preserve">Prioridad:</w:t>
-      </w:r>
-      <w:r>
-        <w:rPr>
-          <w:rtl w:val="0"/>
-        </w:rPr>
-        <w:t xml:space="preserve"> Alta </w:t>
-      </w:r>
-    </w:p>
-    <w:p>
-      <w:pPr>
-        <w:spacing w:after="240" w:before="240" w:lineRule="auto"/>
-        <w:ind w:left="0" w:firstLine="0"/>
-        <w:rPr/>
-      </w:pPr>
-      <w:r>
-        <w:rPr>
-          <w:b w:val="1"/>
-          <w:rtl w:val="0"/>
-        </w:rPr>
-        <w:t xml:space="preserve">Estimación:</w:t>
-      </w:r>
-      <w:r>
-        <w:rPr>
-          <w:rtl w:val="0"/>
-        </w:rPr>
-        <w:t xml:space="preserve"> 6 horas</w:t>
-      </w:r>
-    </w:p>
-    <w:p>
-      <w:pPr>
-        <w:rPr/>
-      </w:pPr>
-      <w:r>
-        <w:rPr>
-          <w:b w:val="1"/>
-          <w:rtl w:val="0"/>
-        </w:rPr>
-        <w:t xml:space="preserve">Historia de usuario #4: Edición de perfil</w:t>
-      </w:r>
-      <w:r>
-        <w:rPr>
-          <w:rtl w:val="0"/>
-        </w:rPr>
-      </w:r>
-    </w:p>
-    <w:p>
-      <w:pPr>
-        <w:rPr/>
-      </w:pPr>
-      <w:r>
-        <w:rPr>
-          <w:b w:val="1"/>
-          <w:rtl w:val="0"/>
-        </w:rPr>
-        <w:t xml:space="preserve">Como:</w:t>
-      </w:r>
-      <w:r>
-        <w:rPr>
-          <w:rtl w:val="0"/>
-        </w:rPr>
-        <w:t xml:space="preserve"> Usuario autenticado</w:t>
-      </w:r>
-    </w:p>
-    <w:p>
-      <w:pPr>
-        <w:rPr/>
-      </w:pPr>
-      <w:r>
-        <w:rPr>
-          <w:b w:val="1"/>
-          <w:rtl w:val="0"/>
-        </w:rPr>
-        <w:t xml:space="preserve">Quiero:</w:t>
-      </w:r>
-      <w:r>
-        <w:rPr>
-          <w:rtl w:val="0"/>
-        </w:rPr>
-        <w:t xml:space="preserve"> Editar mi perfil</w:t>
-      </w:r>
-    </w:p>
-    <w:p>
-      <w:pPr>
-        <w:rPr/>
-      </w:pPr>
-      <w:r>
-        <w:rPr>
-          <w:b w:val="1"/>
-          <w:rtl w:val="0"/>
-        </w:rPr>
-        <w:t xml:space="preserve">Para poder:</w:t>
-      </w:r>
-      <w:r>
-        <w:rPr>
-          <w:rtl w:val="0"/>
-        </w:rPr>
-        <w:t xml:space="preserve"> Mantener mis datos actualizados</w:t>
-      </w:r>
-    </w:p>
-    <w:p>
-      <w:pPr>
-        <w:spacing w:after="240" w:before="240" w:lineRule="auto"/>
-        <w:rPr>
-          <w:b w:val="1"/>
-        </w:rPr>
-      </w:pPr>
-      <w:r>
-        <w:rPr>
-          <w:b w:val="1"/>
-          <w:rtl w:val="0"/>
-        </w:rPr>
-        <w:t xml:space="preserve">Criterios de aceptación:</w:t>
-      </w:r>
-    </w:p>
-    <w:p>
-      <w:pPr>
-        <w:widowControl w:val="0"/>
-        <w:numPr>
-          <w:ilvl w:val="0"/>
-          <w:numId w:val="56"/>
-        </w:numPr>
-        <w:spacing w:line="240" w:lineRule="auto"/>
-        <w:ind w:left="720" w:hanging="360"/>
-      </w:pPr>
-      <w:r>
-        <w:rPr>
-          <w:rtl w:val="0"/>
-        </w:rPr>
-        <w:t xml:space="preserve">Modificar nombre completo, foto de perfil, teléfono y biografía.</w:t>
-      </w:r>
-    </w:p>
-    <w:p>
-      <w:pPr>
-        <w:widowControl w:val="0"/>
-        <w:numPr>
-          <w:ilvl w:val="0"/>
-          <w:numId w:val="56"/>
-        </w:numPr>
-        <w:spacing w:line="240" w:lineRule="auto"/>
-        <w:ind w:left="720" w:hanging="360"/>
-      </w:pPr>
-      <w:r>
-        <w:rPr>
-          <w:rtl w:val="0"/>
-        </w:rPr>
-        <w:t xml:space="preserve">No se puede modificar el correo electrónico (el campo debe mostrarse bloqueado o solo de lectura).</w:t>
-      </w:r>
-    </w:p>
-    <w:p>
-      <w:pPr>
-        <w:widowControl w:val="0"/>
-        <w:numPr>
-          <w:ilvl w:val="0"/>
-          <w:numId w:val="56"/>
-        </w:numPr>
-        <w:spacing w:line="240" w:lineRule="auto"/>
-        <w:ind w:left="720" w:hanging="360"/>
-      </w:pPr>
-      <w:r>
-        <w:rPr>
-          <w:rtl w:val="0"/>
-        </w:rPr>
-        <w:t xml:space="preserve">Para cambios de datos sensibles (ej. teléfono), el sistema solicita confirmación de contraseña actual.</w:t>
-      </w:r>
-    </w:p>
-    <w:p>
-      <w:pPr>
-        <w:widowControl w:val="0"/>
-        <w:numPr>
-          <w:ilvl w:val="0"/>
-          <w:numId w:val="56"/>
-        </w:numPr>
-        <w:spacing w:line="240" w:lineRule="auto"/>
-        <w:ind w:left="720" w:hanging="360"/>
-      </w:pPr>
-      <w:r>
-        <w:rPr>
-          <w:rtl w:val="0"/>
-        </w:rPr>
-        <w:t xml:space="preserve">Validar formatos de entrada (teléfono).</w:t>
-      </w:r>
-    </w:p>
-    <w:p>
-      <w:pPr>
-        <w:widowControl w:val="0"/>
-        <w:numPr>
-          <w:ilvl w:val="0"/>
-          <w:numId w:val="56"/>
-        </w:numPr>
-        <w:spacing w:line="240" w:lineRule="auto"/>
-        <w:ind w:left="720" w:hanging="360"/>
-      </w:pPr>
-      <w:r>
-        <w:rPr>
-          <w:rtl w:val="0"/>
-        </w:rPr>
-        <w:t xml:space="preserve">Guarde cambios y muestre un mensaje de confirmación exitosa.</w:t>
-      </w:r>
-    </w:p>
-    <w:p>
-      <w:pPr>
-        <w:widowControl w:val="0"/>
-        <w:numPr>
-          <w:ilvl w:val="0"/>
-          <w:numId w:val="56"/>
-        </w:numPr>
-        <w:spacing w:line="240" w:lineRule="auto"/>
-        <w:ind w:left="720" w:hanging="360"/>
-      </w:pPr>
-      <w:r>
-        <w:rPr>
-          <w:rtl w:val="0"/>
-        </w:rPr>
-        <w:t xml:space="preserve">Actualice la información en tiempo real en la interfaz.</w:t>
-      </w:r>
-      <w:r>
-        <w:rPr>
-          <w:rtl w:val="0"/>
-        </w:rPr>
-      </w:r>
-    </w:p>
-    <w:p>
-      <w:pPr>
-        <w:spacing w:after="240" w:before="240" w:lineRule="auto"/>
-        <w:ind w:left="0" w:firstLine="0"/>
-        <w:rPr/>
-      </w:pPr>
-      <w:r>
-        <w:rPr>
-          <w:b w:val="1"/>
-          <w:rtl w:val="0"/>
-        </w:rPr>
-        <w:t xml:space="preserve">Valor:</w:t>
-      </w:r>
-      <w:r>
-        <w:rPr>
-          <w:rtl w:val="0"/>
-        </w:rPr>
-        <w:t xml:space="preserve"> Alto </w:t>
-      </w:r>
-    </w:p>
-    <w:p>
-      <w:pPr>
-        <w:spacing w:after="240" w:before="240" w:lineRule="auto"/>
-        <w:ind w:left="0" w:firstLine="0"/>
-        <w:rPr/>
-      </w:pPr>
-      <w:r>
-        <w:rPr>
-          <w:b w:val="1"/>
-          <w:rtl w:val="0"/>
-        </w:rPr>
-        <w:t xml:space="preserve">Prioridad:</w:t>
-      </w:r>
-      <w:r>
-        <w:rPr>
-          <w:rtl w:val="0"/>
-        </w:rPr>
-        <w:t xml:space="preserve"> Alta </w:t>
-      </w:r>
-    </w:p>
-    <w:p>
-      <w:pPr>
-        <w:spacing w:after="240" w:before="240" w:lineRule="auto"/>
-        <w:ind w:left="0" w:firstLine="0"/>
-        <w:rPr/>
-      </w:pPr>
-      <w:r>
-        <w:rPr>
-          <w:b w:val="1"/>
-          <w:rtl w:val="0"/>
-        </w:rPr>
-        <w:t xml:space="preserve">Estimación:</w:t>
-      </w:r>
-      <w:r>
-        <w:rPr>
-          <w:rtl w:val="0"/>
-        </w:rPr>
-        <w:t xml:space="preserve"> 6 horas</w:t>
-      </w:r>
-    </w:p>
-    <w:p>
-      <w:pPr>
-        <w:rPr/>
-      </w:pPr>
-      <w:r>
-        <w:rPr>
-          <w:b w:val="1"/>
-          <w:rtl w:val="0"/>
-        </w:rPr>
-        <w:t xml:space="preserve">Historia de usuario #13: Eliminación de cuenta</w:t>
-      </w:r>
-      <w:r>
-        <w:rPr>
-          <w:rtl w:val="0"/>
-        </w:rPr>
-      </w:r>
-    </w:p>
-    <w:p>
-      <w:pPr>
-        <w:rPr/>
-      </w:pPr>
-      <w:r>
-        <w:rPr>
-          <w:b w:val="1"/>
-          <w:rtl w:val="0"/>
-        </w:rPr>
-        <w:t xml:space="preserve">Como:</w:t>
-      </w:r>
-      <w:r>
-        <w:rPr>
-          <w:rtl w:val="0"/>
-        </w:rPr>
-        <w:t xml:space="preserve"> Miembro</w:t>
-      </w:r>
-    </w:p>
-    <w:p>
-      <w:pPr>
-        <w:rPr/>
-      </w:pPr>
-      <w:r>
-        <w:rPr>
-          <w:b w:val="1"/>
-          <w:rtl w:val="0"/>
-        </w:rPr>
-        <w:t xml:space="preserve">Quiero:</w:t>
-      </w:r>
-      <w:r>
-        <w:rPr>
-          <w:rtl w:val="0"/>
-        </w:rPr>
-        <w:t xml:space="preserve"> Eliminar mi cuenta</w:t>
-      </w:r>
-    </w:p>
-    <w:p>
-      <w:pPr>
-        <w:rPr/>
-      </w:pPr>
-      <w:r>
-        <w:rPr>
-          <w:b w:val="1"/>
-          <w:rtl w:val="0"/>
-        </w:rPr>
-        <w:t xml:space="preserve">Para poder:</w:t>
-      </w:r>
-      <w:r>
-        <w:rPr>
-          <w:rtl w:val="0"/>
-        </w:rPr>
-        <w:t xml:space="preserve"> Retirarme de la plataforma cuando lo desee</w:t>
-      </w:r>
-    </w:p>
-    <w:p>
-      <w:pPr>
-        <w:spacing w:after="240" w:before="240" w:lineRule="auto"/>
-        <w:rPr>
-          <w:b w:val="1"/>
-        </w:rPr>
-      </w:pPr>
-      <w:r>
-        <w:rPr>
-          <w:b w:val="1"/>
-          <w:rtl w:val="0"/>
-        </w:rPr>
-        <w:t xml:space="preserve">Criterios de aceptación:</w:t>
-      </w:r>
-    </w:p>
-    <w:p>
-      <w:pPr>
-        <w:numPr>
-          <w:ilvl w:val="0"/>
-          <w:numId w:val="10"/>
-        </w:numPr>
-        <w:spacing w:after="0" w:afterAutospacing="0" w:before="240" w:lineRule="auto"/>
-        <w:ind w:left="720" w:hanging="360"/>
-      </w:pPr>
-      <w:r>
-        <w:rPr>
-          <w:rtl w:val="0"/>
-        </w:rPr>
-        <w:t xml:space="preserve">Ofrece un formulario con motivos opcionales para la eliminación.</w:t>
-      </w:r>
-    </w:p>
-    <w:p>
-      <w:pPr>
-        <w:numPr>
-          <w:ilvl w:val="0"/>
-          <w:numId w:val="10"/>
-        </w:numPr>
-        <w:spacing w:after="0" w:afterAutospacing="0" w:before="0" w:beforeAutospacing="0" w:lineRule="auto"/>
-        <w:ind w:left="720" w:hanging="360"/>
-      </w:pPr>
-      <w:r>
-        <w:rPr>
-          <w:rtl w:val="0"/>
-        </w:rPr>
-        <w:t xml:space="preserve">Explica claramente las consecuencias, como la pérdida de datos.</w:t>
-      </w:r>
-    </w:p>
-    <w:p>
-      <w:pPr>
-        <w:numPr>
-          <w:ilvl w:val="0"/>
-          <w:numId w:val="10"/>
-        </w:numPr>
-        <w:spacing w:after="0" w:afterAutospacing="0" w:before="0" w:beforeAutospacing="0" w:lineRule="auto"/>
-        <w:ind w:left="720" w:hanging="360"/>
-      </w:pPr>
-      <w:r>
-        <w:rPr>
-          <w:rtl w:val="0"/>
-        </w:rPr>
-        <w:t xml:space="preserve">Envía un enlace seguro por correo para confirmar la eliminación.</w:t>
-      </w:r>
-    </w:p>
-    <w:p>
-      <w:pPr>
-        <w:numPr>
-          <w:ilvl w:val="0"/>
-          <w:numId w:val="10"/>
-        </w:numPr>
-        <w:spacing w:after="0" w:afterAutospacing="0" w:before="0" w:beforeAutospacing="0" w:lineRule="auto"/>
-        <w:ind w:left="720" w:hanging="360"/>
-      </w:pPr>
-      <w:r>
-        <w:rPr>
-          <w:rtl w:val="0"/>
-        </w:rPr>
-        <w:t xml:space="preserve">Da un período de 30 días para recuperar la cuenta.</w:t>
-      </w:r>
-    </w:p>
-    <w:p>
-      <w:pPr>
-        <w:numPr>
-          <w:ilvl w:val="0"/>
-          <w:numId w:val="10"/>
-        </w:numPr>
-        <w:spacing w:after="0" w:afterAutospacing="0" w:before="0" w:beforeAutospacing="0" w:lineRule="auto"/>
-        <w:ind w:left="720" w:hanging="360"/>
-      </w:pPr>
-      <w:r>
-        <w:rPr>
-          <w:rtl w:val="0"/>
-        </w:rPr>
-        <w:t xml:space="preserve">Anonimiza datos personales, pero mantiene estadísticas generales de su perfil.</w:t>
-      </w:r>
-    </w:p>
-    <w:p>
-      <w:pPr>
-        <w:numPr>
-          <w:ilvl w:val="0"/>
-          <w:numId w:val="10"/>
-        </w:numPr>
-        <w:spacing w:after="240" w:before="0" w:beforeAutospacing="0" w:lineRule="auto"/>
-        <w:ind w:left="720" w:hanging="360"/>
-      </w:pPr>
-      <w:r>
-        <w:rPr>
-          <w:rtl w:val="0"/>
-        </w:rPr>
-        <w:t xml:space="preserve">Confirma la eliminación con un mensaje final. </w:t>
-      </w:r>
-    </w:p>
-    <w:p>
-      <w:pPr>
-        <w:spacing w:after="240" w:before="240" w:lineRule="auto"/>
-        <w:ind w:left="0" w:firstLine="0"/>
-        <w:rPr/>
-      </w:pPr>
-      <w:r>
-        <w:rPr>
-          <w:b w:val="1"/>
-          <w:rtl w:val="0"/>
-        </w:rPr>
-        <w:t xml:space="preserve">Valor:</w:t>
-      </w:r>
-      <w:r>
-        <w:rPr>
-          <w:rtl w:val="0"/>
-        </w:rPr>
-        <w:t xml:space="preserve"> Alto </w:t>
-      </w:r>
-    </w:p>
-    <w:p>
-      <w:pPr>
-        <w:spacing w:after="240" w:before="240" w:lineRule="auto"/>
-        <w:ind w:left="0" w:firstLine="0"/>
-        <w:rPr/>
-      </w:pPr>
-      <w:r>
-        <w:rPr>
-          <w:b w:val="1"/>
-          <w:rtl w:val="0"/>
-        </w:rPr>
-        <w:t xml:space="preserve">Prioridad:</w:t>
-      </w:r>
-      <w:r>
-        <w:rPr>
-          <w:rtl w:val="0"/>
-        </w:rPr>
-        <w:t xml:space="preserve"> Alta </w:t>
-      </w:r>
-    </w:p>
-    <w:p>
-      <w:pPr>
-        <w:spacing w:after="240" w:before="240" w:lineRule="auto"/>
-        <w:ind w:left="0" w:firstLine="0"/>
-        <w:rPr/>
-      </w:pPr>
-      <w:r>
-        <w:rPr>
-          <w:b w:val="1"/>
-          <w:rtl w:val="0"/>
-        </w:rPr>
-        <w:t xml:space="preserve">Estimación:</w:t>
-      </w:r>
-      <w:r>
-        <w:rPr>
-          <w:rtl w:val="0"/>
-        </w:rPr>
-        <w:t xml:space="preserve"> 6 horas</w:t>
-      </w:r>
-    </w:p>
-    <w:p>
-      <w:pPr>
-        <w:rPr/>
-      </w:pPr>
-      <w:r>
-        <w:rPr>
-          <w:rtl w:val="0"/>
-        </w:rPr>
-      </w:r>
-    </w:p>
-    <w:p>
-      <w:pPr>
-        <w:rPr/>
-      </w:pPr>
-      <w:r>
-        <w:rPr>
-          <w:b w:val="1"/>
-          <w:rtl w:val="0"/>
-        </w:rPr>
-        <w:t xml:space="preserve">Historia de usuario #28: Gestión de solicitudes de eliminación de cuenta</w:t>
-      </w:r>
-      <w:r>
-        <w:rPr>
-          <w:rtl w:val="0"/>
-        </w:rPr>
-      </w:r>
-    </w:p>
-    <w:p>
-      <w:pPr>
-        <w:rPr/>
-      </w:pPr>
-      <w:r>
-        <w:rPr>
-          <w:b w:val="1"/>
-          <w:rtl w:val="0"/>
-        </w:rPr>
-        <w:t xml:space="preserve">Como:</w:t>
-      </w:r>
-      <w:r>
-        <w:rPr>
-          <w:rtl w:val="0"/>
-        </w:rPr>
-        <w:t xml:space="preserve"> Administrador</w:t>
-      </w:r>
-    </w:p>
-    <w:p>
-      <w:pPr>
-        <w:rPr/>
-      </w:pPr>
-      <w:r>
-        <w:rPr>
-          <w:b w:val="1"/>
-          <w:rtl w:val="0"/>
-        </w:rPr>
-        <w:t xml:space="preserve">Quiero:</w:t>
-      </w:r>
-      <w:r>
-        <w:rPr>
-          <w:rtl w:val="0"/>
-        </w:rPr>
-        <w:t xml:space="preserve"> Procesar solicitudes de eliminación de cuenta automáticamente</w:t>
-      </w:r>
-    </w:p>
-    <w:p>
-      <w:pPr>
-        <w:rPr/>
-      </w:pPr>
-      <w:r>
-        <w:rPr>
-          <w:b w:val="1"/>
-          <w:rtl w:val="0"/>
-        </w:rPr>
-        <w:t xml:space="preserve">Para poder:</w:t>
-      </w:r>
-      <w:r>
-        <w:rPr>
-          <w:rtl w:val="0"/>
-        </w:rPr>
-        <w:t xml:space="preserve"> Cumplir con las normativas y hacerlo eficientemente</w:t>
-      </w:r>
-    </w:p>
-    <w:p>
-      <w:pPr>
-        <w:spacing w:after="240" w:before="240" w:lineRule="auto"/>
-        <w:rPr>
-          <w:b w:val="1"/>
-        </w:rPr>
-      </w:pPr>
-      <w:r>
-        <w:rPr>
-          <w:b w:val="1"/>
-          <w:rtl w:val="0"/>
-        </w:rPr>
-        <w:t xml:space="preserve">Criterios de aceptación:</w:t>
-      </w:r>
-    </w:p>
-    <w:p>
-      <w:pPr>
-        <w:numPr>
-          <w:ilvl w:val="0"/>
-          <w:numId w:val="28"/>
-        </w:numPr>
-        <w:spacing w:after="0" w:afterAutospacing="0" w:before="240" w:lineRule="auto"/>
-        <w:ind w:left="720" w:hanging="360"/>
-      </w:pPr>
-      <w:r>
-        <w:rPr>
-          <w:rtl w:val="0"/>
-        </w:rPr>
-        <w:t xml:space="preserve">Verifica automáticamente la identidad del solicitante.</w:t>
-      </w:r>
-    </w:p>
-    <w:p>
-      <w:pPr>
-        <w:numPr>
-          <w:ilvl w:val="0"/>
-          <w:numId w:val="28"/>
-        </w:numPr>
-        <w:spacing w:after="0" w:afterAutospacing="0" w:before="0" w:beforeAutospacing="0" w:lineRule="auto"/>
-        <w:ind w:left="720" w:hanging="360"/>
-      </w:pPr>
-      <w:r>
-        <w:rPr>
-          <w:rtl w:val="0"/>
-        </w:rPr>
-        <w:t xml:space="preserve">Gestiona dependencias como spots, promociones o reportes pendientes.</w:t>
-      </w:r>
-    </w:p>
-    <w:p>
-      <w:pPr>
-        <w:numPr>
-          <w:ilvl w:val="0"/>
-          <w:numId w:val="28"/>
-        </w:numPr>
-        <w:spacing w:after="0" w:afterAutospacing="0" w:before="0" w:beforeAutospacing="0" w:lineRule="auto"/>
-        <w:ind w:left="720" w:hanging="360"/>
-      </w:pPr>
-      <w:r>
-        <w:rPr>
-          <w:rtl w:val="0"/>
-        </w:rPr>
-        <w:t xml:space="preserve">Anonimiza datos según las leyes de privacidad.</w:t>
-      </w:r>
-    </w:p>
-    <w:p>
-      <w:pPr>
-        <w:numPr>
-          <w:ilvl w:val="0"/>
-          <w:numId w:val="28"/>
-        </w:numPr>
-        <w:spacing w:after="0" w:afterAutospacing="0" w:before="0" w:beforeAutospacing="0" w:lineRule="auto"/>
-        <w:ind w:left="720" w:hanging="360"/>
-      </w:pPr>
-      <w:r>
-        <w:rPr>
-          <w:rtl w:val="0"/>
-        </w:rPr>
-        <w:t xml:space="preserve">Notifica a las partes afectadas automáticamente.</w:t>
-      </w:r>
-    </w:p>
-    <w:p>
-      <w:pPr>
-        <w:numPr>
-          <w:ilvl w:val="0"/>
-          <w:numId w:val="28"/>
-        </w:numPr>
-        <w:spacing w:after="240" w:before="0" w:beforeAutospacing="0" w:lineRule="auto"/>
-        <w:ind w:left="720" w:hanging="360"/>
-      </w:pPr>
-      <w:r>
-        <w:rPr>
-          <w:rtl w:val="0"/>
-        </w:rPr>
-        <w:t xml:space="preserve">Genera métricas sobre eliminaciones y sus motivos.</w:t>
-      </w:r>
-    </w:p>
-    <w:p>
-      <w:pPr>
-        <w:spacing w:after="240" w:before="240" w:lineRule="auto"/>
-        <w:ind w:left="0" w:firstLine="0"/>
-        <w:rPr/>
-      </w:pPr>
-      <w:r>
-        <w:rPr>
-          <w:b w:val="1"/>
-          <w:rtl w:val="0"/>
-        </w:rPr>
-        <w:t xml:space="preserve">Valor:</w:t>
-      </w:r>
-      <w:r>
-        <w:rPr>
-          <w:rtl w:val="0"/>
-        </w:rPr>
-        <w:t xml:space="preserve"> Alto </w:t>
-      </w:r>
-    </w:p>
-    <w:p>
-      <w:pPr>
-        <w:spacing w:after="240" w:before="240" w:lineRule="auto"/>
-        <w:ind w:left="0" w:firstLine="0"/>
-        <w:rPr/>
-      </w:pPr>
-      <w:r>
-        <w:rPr>
-          <w:b w:val="1"/>
-          <w:rtl w:val="0"/>
-        </w:rPr>
-        <w:t xml:space="preserve">Prioridad:</w:t>
-      </w:r>
-      <w:r>
-        <w:rPr>
-          <w:rtl w:val="0"/>
-        </w:rPr>
-        <w:t xml:space="preserve"> Alta </w:t>
-      </w:r>
-    </w:p>
-    <w:p>
-      <w:pPr>
-        <w:spacing w:after="240" w:before="240" w:lineRule="auto"/>
-        <w:ind w:left="0" w:firstLine="0"/>
-        <w:rPr/>
-      </w:pPr>
-      <w:r>
-        <w:rPr>
-          <w:b w:val="1"/>
-          <w:rtl w:val="0"/>
-        </w:rPr>
-        <w:t xml:space="preserve">Estimación:</w:t>
-      </w:r>
-      <w:r>
-        <w:rPr>
-          <w:rtl w:val="0"/>
-        </w:rPr>
-        <w:t xml:space="preserve"> 18 horas</w:t>
-      </w:r>
-    </w:p>
-    <w:p>
-      <w:pPr>
-        <w:rPr/>
-      </w:pPr>
-      <w:r>
-        <w:rPr>
-          <w:b w:val="1"/>
-          <w:rtl w:val="0"/>
-        </w:rPr>
-        <w:t xml:space="preserve">Historia de usuario #29: Desactivación administrativa directa</w:t>
-      </w:r>
-      <w:r>
-        <w:rPr>
-          <w:rtl w:val="0"/>
-        </w:rPr>
-      </w:r>
-    </w:p>
-    <w:p>
-      <w:pPr>
-        <w:rPr/>
-      </w:pPr>
-      <w:r>
-        <w:rPr>
-          <w:b w:val="1"/>
-          <w:rtl w:val="0"/>
-        </w:rPr>
-        <w:t xml:space="preserve">Como:</w:t>
-      </w:r>
-      <w:r>
-        <w:rPr>
-          <w:rtl w:val="0"/>
-        </w:rPr>
-        <w:t xml:space="preserve"> Administrador</w:t>
-      </w:r>
-    </w:p>
-    <w:p>
-      <w:pPr>
-        <w:rPr/>
-      </w:pPr>
-      <w:r>
-        <w:rPr>
-          <w:b w:val="1"/>
-          <w:rtl w:val="0"/>
-        </w:rPr>
-        <w:t xml:space="preserve">Quiero:</w:t>
-      </w:r>
-      <w:r>
-        <w:rPr>
-          <w:rtl w:val="0"/>
-        </w:rPr>
-        <w:t xml:space="preserve"> Desactivar cuentas directamente en casos críticos</w:t>
-      </w:r>
-    </w:p>
-    <w:p>
-      <w:pPr>
-        <w:rPr/>
-      </w:pPr>
-      <w:r>
-        <w:rPr>
-          <w:b w:val="1"/>
-          <w:rtl w:val="0"/>
-        </w:rPr>
-        <w:t xml:space="preserve">Para poder:</w:t>
-      </w:r>
-      <w:r>
-        <w:rPr>
-          <w:rtl w:val="0"/>
-        </w:rPr>
-        <w:t xml:space="preserve"> Actuar rápido en situaciones de seguridad o cumplimiento</w:t>
-      </w:r>
-    </w:p>
-    <w:p>
-      <w:pPr>
-        <w:spacing w:after="240" w:before="240" w:lineRule="auto"/>
-        <w:rPr>
-          <w:b w:val="1"/>
-        </w:rPr>
-      </w:pPr>
-      <w:r>
-        <w:rPr>
-          <w:b w:val="1"/>
-          <w:rtl w:val="0"/>
-        </w:rPr>
-        <w:t xml:space="preserve">Criterios de aceptación:</w:t>
-      </w:r>
-    </w:p>
-    <w:p>
-      <w:pPr>
-        <w:numPr>
-          <w:ilvl w:val="0"/>
-          <w:numId w:val="44"/>
-        </w:numPr>
-        <w:spacing w:after="0" w:afterAutospacing="0" w:before="240" w:lineRule="auto"/>
-        <w:ind w:left="720" w:hanging="360"/>
-      </w:pPr>
-      <w:r>
-        <w:rPr>
-          <w:rtl w:val="0"/>
-        </w:rPr>
-        <w:t xml:space="preserve">Requerir una justificación con categorías claras al desactivar la cuenta</w:t>
-      </w:r>
-    </w:p>
-    <w:p>
-      <w:pPr>
-        <w:numPr>
-          <w:ilvl w:val="0"/>
-          <w:numId w:val="44"/>
-        </w:numPr>
-        <w:spacing w:after="0" w:afterAutospacing="0" w:before="0" w:beforeAutospacing="0" w:lineRule="auto"/>
-        <w:ind w:left="720" w:hanging="360"/>
-      </w:pPr>
-      <w:r>
-        <w:rPr>
-          <w:rtl w:val="0"/>
-        </w:rPr>
-        <w:t xml:space="preserve">Solicitar confirmación de otro administrador para casos críticos</w:t>
-      </w:r>
-    </w:p>
-    <w:p>
-      <w:pPr>
-        <w:numPr>
-          <w:ilvl w:val="0"/>
-          <w:numId w:val="44"/>
-        </w:numPr>
-        <w:spacing w:after="0" w:afterAutospacing="0" w:before="0" w:beforeAutospacing="0" w:lineRule="auto"/>
-        <w:ind w:left="720" w:hanging="360"/>
-      </w:pPr>
-      <w:r>
-        <w:rPr>
-          <w:rtl w:val="0"/>
-        </w:rPr>
-        <w:t xml:space="preserve">Notificar al usuario antes de la desactivación, salvo en situaciones de seguridad.</w:t>
-      </w:r>
-    </w:p>
-    <w:p>
-      <w:pPr>
-        <w:numPr>
-          <w:ilvl w:val="0"/>
-          <w:numId w:val="44"/>
-        </w:numPr>
-        <w:spacing w:after="0" w:afterAutospacing="0" w:before="0" w:beforeAutospacing="0" w:lineRule="auto"/>
-        <w:ind w:left="720" w:hanging="360"/>
-      </w:pPr>
-      <w:r>
-        <w:rPr>
-          <w:rtl w:val="0"/>
-        </w:rPr>
-        <w:t xml:space="preserve">No eliminar la cuenta; solo suspender su acceso y funcionalidades.</w:t>
-      </w:r>
-    </w:p>
-    <w:p>
-      <w:pPr>
-        <w:numPr>
-          <w:ilvl w:val="0"/>
-          <w:numId w:val="44"/>
-        </w:numPr>
-        <w:spacing w:after="0" w:afterAutospacing="0" w:before="0" w:beforeAutospacing="0" w:lineRule="auto"/>
-        <w:ind w:left="720" w:hanging="360"/>
-      </w:pPr>
-      <w:r>
-        <w:rPr>
-          <w:rtl w:val="0"/>
-        </w:rPr>
-        <w:t xml:space="preserve">Gestionar dependencias automáticamente (ej. sesiones activas, accesos vinculados).</w:t>
-      </w:r>
-    </w:p>
-    <w:p>
-      <w:pPr>
-        <w:numPr>
-          <w:ilvl w:val="0"/>
-          <w:numId w:val="44"/>
-        </w:numPr>
-        <w:spacing w:after="0" w:afterAutospacing="0" w:before="0" w:beforeAutospacing="0" w:lineRule="auto"/>
-        <w:ind w:left="720" w:hanging="360"/>
-      </w:pPr>
-      <w:r>
-        <w:rPr>
-          <w:rtl w:val="0"/>
-        </w:rPr>
-        <w:t xml:space="preserve">Registrar la decisión con evidencia en un historial administrativo.</w:t>
-      </w:r>
-    </w:p>
-    <w:p>
-      <w:pPr>
-        <w:numPr>
-          <w:ilvl w:val="0"/>
-          <w:numId w:val="44"/>
-        </w:numPr>
-        <w:spacing w:after="0" w:afterAutospacing="0" w:before="0" w:beforeAutospacing="0" w:lineRule="auto"/>
-        <w:ind w:left="720" w:hanging="360"/>
-      </w:pPr>
-      <w:r>
-        <w:rPr>
-          <w:rtl w:val="0"/>
-        </w:rPr>
-        <w:t xml:space="preserve">Permitir recuperar/restituir la cuenta durante un período determinado.</w:t>
-      </w:r>
-    </w:p>
-    <w:p>
-      <w:pPr>
-        <w:numPr>
-          <w:ilvl w:val="0"/>
-          <w:numId w:val="44"/>
-        </w:numPr>
-        <w:spacing w:after="0" w:afterAutospacing="0" w:before="0" w:beforeAutospacing="0" w:lineRule="auto"/>
-        <w:ind w:left="720" w:hanging="360"/>
-      </w:pPr>
-      <w:r>
-        <w:rPr>
-          <w:rtl w:val="0"/>
-        </w:rPr>
-        <w:t xml:space="preserve">Mostrar el estado de la cuenta como “Desactivada” y no como “Eliminada”.</w:t>
-      </w:r>
-    </w:p>
-    <w:p>
-      <w:pPr>
-        <w:numPr>
-          <w:ilvl w:val="0"/>
-          <w:numId w:val="44"/>
-        </w:numPr>
-        <w:spacing w:after="240" w:before="0" w:beforeAutospacing="0" w:lineRule="auto"/>
-        <w:ind w:left="720" w:hanging="360"/>
-      </w:pPr>
-      <w:r>
-        <w:rPr>
-          <w:rtl w:val="0"/>
-        </w:rPr>
-        <w:t xml:space="preserve">Bloquear el acceso al aplicativo cuando la cuenta esté desactivada, mostrando un mensaje claro al intentar iniciar sesión.</w:t>
-      </w:r>
-      <w:r>
-        <w:rPr>
-          <w:rtl w:val="0"/>
-        </w:rPr>
-      </w:r>
-    </w:p>
-    <w:p>
-      <w:pPr>
-        <w:spacing w:after="240" w:before="240" w:lineRule="auto"/>
-        <w:ind w:left="0" w:firstLine="0"/>
-        <w:rPr/>
-      </w:pPr>
-      <w:r>
-        <w:rPr>
-          <w:b w:val="1"/>
-          <w:rtl w:val="0"/>
-        </w:rPr>
-        <w:t xml:space="preserve">Valor:</w:t>
-      </w:r>
-      <w:r>
-        <w:rPr>
-          <w:rtl w:val="0"/>
-        </w:rPr>
-        <w:t xml:space="preserve"> Alto </w:t>
-      </w:r>
-    </w:p>
-    <w:p>
-      <w:pPr>
-        <w:spacing w:after="240" w:before="240" w:lineRule="auto"/>
-        <w:ind w:left="0" w:firstLine="0"/>
-        <w:rPr/>
-      </w:pPr>
-      <w:r>
-        <w:rPr>
-          <w:b w:val="1"/>
-          <w:rtl w:val="0"/>
-        </w:rPr>
-        <w:t xml:space="preserve">Prioridad:</w:t>
-      </w:r>
-      <w:r>
-        <w:rPr>
-          <w:rtl w:val="0"/>
-        </w:rPr>
-        <w:t xml:space="preserve"> Alta </w:t>
-      </w:r>
-    </w:p>
-    <w:p>
-      <w:pPr>
-        <w:spacing w:after="240" w:before="240" w:lineRule="auto"/>
-        <w:ind w:left="0" w:firstLine="0"/>
-        <w:rPr/>
-      </w:pPr>
-      <w:r>
-        <w:rPr>
-          <w:b w:val="1"/>
-          <w:rtl w:val="0"/>
-        </w:rPr>
-        <w:t xml:space="preserve">Estimación:</w:t>
-      </w:r>
-      <w:r>
-        <w:rPr>
-          <w:rtl w:val="0"/>
-        </w:rPr>
-        <w:t xml:space="preserve"> 12 horas</w:t>
-      </w:r>
-    </w:p>
-    <w:p>
-      <w:pPr>
-        <w:rPr/>
-      </w:pPr>
-      <w:r>
-        <w:rPr>
-          <w:b w:val="1"/>
-          <w:rtl w:val="0"/>
-        </w:rPr>
-        <w:t xml:space="preserve">Historia de usuario #34: Creación manual de cuentas</w:t>
-      </w:r>
-      <w:r>
-        <w:rPr>
-          <w:rtl w:val="0"/>
-        </w:rPr>
-      </w:r>
-    </w:p>
-    <w:p>
-      <w:pPr>
-        <w:rPr/>
-      </w:pPr>
-      <w:r>
-        <w:rPr>
-          <w:b w:val="1"/>
-          <w:rtl w:val="0"/>
-        </w:rPr>
-        <w:t xml:space="preserve">Como:</w:t>
-      </w:r>
-      <w:r>
-        <w:rPr>
-          <w:rtl w:val="0"/>
-        </w:rPr>
-        <w:t xml:space="preserve"> Administrador</w:t>
-      </w:r>
-    </w:p>
-    <w:p>
-      <w:pPr>
-        <w:rPr/>
-      </w:pPr>
-      <w:r>
-        <w:rPr>
-          <w:b w:val="1"/>
-          <w:rtl w:val="0"/>
-        </w:rPr>
-        <w:t xml:space="preserve">Quiero:</w:t>
-      </w:r>
-      <w:r>
-        <w:rPr>
-          <w:rtl w:val="0"/>
-        </w:rPr>
-        <w:t xml:space="preserve"> Crear cuentas manualmente para casos especiales</w:t>
-      </w:r>
-    </w:p>
-    <w:p>
-      <w:pPr>
-        <w:rPr/>
-      </w:pPr>
-      <w:r>
-        <w:rPr>
-          <w:b w:val="1"/>
-          <w:rtl w:val="0"/>
-        </w:rPr>
-        <w:t xml:space="preserve">Para poder:</w:t>
-      </w:r>
-      <w:r>
-        <w:rPr>
-          <w:rtl w:val="0"/>
-        </w:rPr>
-        <w:t xml:space="preserve"> Incorporar usuarios que necesitan atención personalizada</w:t>
-      </w:r>
-    </w:p>
-    <w:p>
-      <w:pPr>
-        <w:spacing w:after="240" w:before="240" w:lineRule="auto"/>
-        <w:rPr>
-          <w:b w:val="1"/>
-        </w:rPr>
-      </w:pPr>
-      <w:r>
-        <w:rPr>
-          <w:b w:val="1"/>
-          <w:rtl w:val="0"/>
-        </w:rPr>
-        <w:t xml:space="preserve">Criterios de aceptación:</w:t>
-      </w:r>
-    </w:p>
-    <w:p>
-      <w:pPr>
-        <w:numPr>
-          <w:ilvl w:val="0"/>
-          <w:numId w:val="38"/>
-        </w:numPr>
-        <w:spacing w:after="0" w:afterAutospacing="0" w:before="240" w:lineRule="auto"/>
-        <w:ind w:left="720" w:hanging="360"/>
-      </w:pPr>
-      <w:r>
-        <w:rPr>
-          <w:rtl w:val="0"/>
-        </w:rPr>
         <w:t xml:space="preserve">Incluye un formulario con todos los roles disponibles.</w:t>
       </w:r>
     </w:p>
@@ -1862,7 +1914,7 @@
       <w:pPr>
         <w:numPr>
           <w:ilvl w:val="0"/>
-          <w:numId w:val="38"/>
+          <w:numId w:val="39"/>
         </w:numPr>
         <w:spacing w:after="0" w:afterAutospacing="0" w:before="0" w:beforeAutospacing="0" w:lineRule="auto"/>
         <w:ind w:left="720" w:hanging="360"/>
@@ -1878,7 +1930,7 @@
       <w:pPr>
         <w:numPr>
           <w:ilvl w:val="0"/>
-          <w:numId w:val="38"/>
+          <w:numId w:val="39"/>
         </w:numPr>
         <w:spacing w:after="0" w:afterAutospacing="0" w:before="0" w:beforeAutospacing="0" w:lineRule="auto"/>
         <w:ind w:left="720" w:hanging="360"/>
@@ -1894,7 +1946,7 @@
       <w:pPr>
         <w:numPr>
           <w:ilvl w:val="0"/>
-          <w:numId w:val="38"/>
+          <w:numId w:val="39"/>
         </w:numPr>
         <w:spacing w:after="0" w:afterAutospacing="0" w:before="0" w:beforeAutospacing="0" w:lineRule="auto"/>
         <w:ind w:left="720" w:hanging="360"/>
@@ -1910,7 +1962,7 @@
       <w:pPr>
         <w:numPr>
           <w:ilvl w:val="0"/>
-          <w:numId w:val="38"/>
+          <w:numId w:val="39"/>
         </w:numPr>
         <w:spacing w:after="0" w:afterAutospacing="0" w:before="0" w:beforeAutospacing="0" w:lineRule="auto"/>
         <w:ind w:left="720" w:hanging="360"/>
@@ -1926,7 +1978,7 @@
       <w:pPr>
         <w:numPr>
           <w:ilvl w:val="0"/>
-          <w:numId w:val="38"/>
+          <w:numId w:val="39"/>
         </w:numPr>
         <w:spacing w:after="0" w:afterAutospacing="0" w:before="0" w:beforeAutospacing="0" w:lineRule="auto"/>
         <w:ind w:left="720" w:hanging="360"/>
@@ -1942,7 +1994,7 @@
       <w:pPr>
         <w:numPr>
           <w:ilvl w:val="0"/>
-          <w:numId w:val="38"/>
+          <w:numId w:val="39"/>
         </w:numPr>
         <w:spacing w:after="240" w:before="0" w:beforeAutospacing="0" w:lineRule="auto"/>
         <w:ind w:left="720" w:hanging="360"/>
@@ -2130,23 +2182,239 @@
       <w:pPr>
         <w:numPr>
           <w:ilvl w:val="0"/>
-          <w:numId w:val="18"/>
+          <w:numId w:val="53"/>
         </w:numPr>
         <w:spacing w:after="0" w:afterAutospacing="0" w:before="240" w:lineRule="auto"/>
         <w:ind w:left="720" w:hanging="360"/>
-      </w:pPr>
-      <w:r>
-        <w:rPr>
-          <w:rtl w:val="0"/>
-        </w:rPr>
-        <w:t xml:space="preserve">Permite publicaciones con texto de hasta 500 caracteres.</w:t>
-      </w:r>
-    </w:p>
-    <w:p>
-      <w:pPr>
-        <w:numPr>
-          <w:ilvl w:val="0"/>
-          <w:numId w:val="18"/>
+        <w:rPr>
+          <w:u w:val="none"/>
+        </w:rPr>
+      </w:pPr>
+      <w:r>
+        <w:rPr>
+          <w:rtl w:val="0"/>
+        </w:rPr>
+        <w:t xml:space="preserve">Para crear una publicación se necesitan los siguientes campos:</w:t>
+      </w:r>
+    </w:p>
+    <w:p>
+      <w:pPr>
+        <w:numPr>
+          <w:ilvl w:val="1"/>
+          <w:numId w:val="53"/>
+        </w:numPr>
+        <w:spacing w:after="0" w:afterAutospacing="0" w:before="0" w:beforeAutospacing="0" w:lineRule="auto"/>
+        <w:ind w:left="1440" w:hanging="360"/>
+        <w:rPr>
+          <w:u w:val="none"/>
+        </w:rPr>
+      </w:pPr>
+      <w:r>
+        <w:rPr>
+          <w:b w:val="1"/>
+          <w:rtl w:val="0"/>
+        </w:rPr>
+        <w:t xml:space="preserve">Nombre del lugar</w:t>
+      </w:r>
+      <w:r>
+        <w:rPr>
+          <w:rtl w:val="0"/>
+        </w:rPr>
+        <w:t xml:space="preserve"> (texto obligatorio, máximo 100 caracteres).</w:t>
+      </w:r>
+    </w:p>
+    <w:p>
+      <w:pPr>
+        <w:numPr>
+          <w:ilvl w:val="1"/>
+          <w:numId w:val="53"/>
+        </w:numPr>
+        <w:spacing w:after="0" w:afterAutospacing="0" w:before="0" w:beforeAutospacing="0" w:lineRule="auto"/>
+        <w:ind w:left="1440" w:hanging="360"/>
+        <w:rPr>
+          <w:u w:val="none"/>
+        </w:rPr>
+      </w:pPr>
+      <w:r>
+        <w:rPr>
+          <w:b w:val="1"/>
+          <w:rtl w:val="0"/>
+        </w:rPr>
+        <w:t xml:space="preserve">Ubicación</w:t>
+      </w:r>
+      <w:r>
+        <w:rPr>
+          <w:rtl w:val="0"/>
+        </w:rPr>
+        <w:t xml:space="preserve"> (obligatoria, seleccionada manualmente o con “usar ubicación actual”).</w:t>
+      </w:r>
+    </w:p>
+    <w:p>
+      <w:pPr>
+        <w:numPr>
+          <w:ilvl w:val="1"/>
+          <w:numId w:val="53"/>
+        </w:numPr>
+        <w:spacing w:after="0" w:afterAutospacing="0" w:before="0" w:beforeAutospacing="0" w:lineRule="auto"/>
+        <w:ind w:left="1440" w:hanging="360"/>
+        <w:rPr>
+          <w:u w:val="none"/>
+        </w:rPr>
+      </w:pPr>
+      <w:r>
+        <w:rPr>
+          <w:b w:val="1"/>
+          <w:rtl w:val="0"/>
+        </w:rPr>
+        <w:t xml:space="preserve">Campo “¿Por qué recomiendas este lugar?”</w:t>
+      </w:r>
+      <w:r>
+        <w:rPr>
+          <w:rtl w:val="0"/>
+        </w:rPr>
+        <w:t xml:space="preserve"> (texto obligatorio, mínimo 60 caracteres y máximo 500).</w:t>
+      </w:r>
+    </w:p>
+    <w:p>
+      <w:pPr>
+        <w:numPr>
+          <w:ilvl w:val="1"/>
+          <w:numId w:val="53"/>
+        </w:numPr>
+        <w:spacing w:after="0" w:afterAutospacing="0" w:before="0" w:beforeAutospacing="0" w:lineRule="auto"/>
+        <w:ind w:left="1440" w:hanging="360"/>
+        <w:rPr>
+          <w:u w:val="none"/>
+        </w:rPr>
+      </w:pPr>
+      <w:r>
+        <w:rPr>
+          <w:b w:val="1"/>
+          <w:rtl w:val="0"/>
+        </w:rPr>
+        <w:t xml:space="preserve">Descripción de la imagen</w:t>
+      </w:r>
+      <w:r>
+        <w:rPr>
+          <w:rtl w:val="0"/>
+        </w:rPr>
+        <w:t xml:space="preserve"> (texto obligatorio, hasta 300 caracteres).</w:t>
+      </w:r>
+    </w:p>
+    <w:p>
+      <w:pPr>
+        <w:numPr>
+          <w:ilvl w:val="1"/>
+          <w:numId w:val="53"/>
+        </w:numPr>
+        <w:spacing w:after="0" w:afterAutospacing="0" w:before="0" w:beforeAutospacing="0" w:lineRule="auto"/>
+        <w:ind w:left="1440" w:hanging="360"/>
+        <w:rPr>
+          <w:u w:val="none"/>
+        </w:rPr>
+      </w:pPr>
+      <w:r>
+        <w:rPr>
+          <w:b w:val="1"/>
+          <w:rtl w:val="0"/>
+        </w:rPr>
+        <w:t xml:space="preserve">Tips de fotografía</w:t>
+      </w:r>
+      <w:r>
+        <w:rPr>
+          <w:rtl w:val="0"/>
+        </w:rPr>
+        <w:t xml:space="preserve"> (opcional, hasta 200 caracteres).</w:t>
+      </w:r>
+    </w:p>
+    <w:p>
+      <w:pPr>
+        <w:numPr>
+          <w:ilvl w:val="1"/>
+          <w:numId w:val="53"/>
+        </w:numPr>
+        <w:spacing w:after="0" w:afterAutospacing="0" w:before="0" w:beforeAutospacing="0" w:lineRule="auto"/>
+        <w:ind w:left="1440" w:hanging="360"/>
+        <w:rPr>
+          <w:u w:val="none"/>
+        </w:rPr>
+      </w:pPr>
+      <w:r>
+        <w:rPr>
+          <w:b w:val="1"/>
+          <w:rtl w:val="0"/>
+        </w:rPr>
+        <w:t xml:space="preserve">Categoría</w:t>
+      </w:r>
+      <w:r>
+        <w:rPr>
+          <w:rtl w:val="0"/>
+        </w:rPr>
+        <w:t xml:space="preserve"> (obligatoria, lista desplegable).</w:t>
+      </w:r>
+    </w:p>
+    <w:p>
+      <w:pPr>
+        <w:numPr>
+          <w:ilvl w:val="1"/>
+          <w:numId w:val="53"/>
+        </w:numPr>
+        <w:spacing w:after="0" w:afterAutospacing="0" w:before="0" w:beforeAutospacing="0" w:lineRule="auto"/>
+        <w:ind w:left="1440" w:hanging="360"/>
+        <w:rPr>
+          <w:u w:val="none"/>
+        </w:rPr>
+      </w:pPr>
+      <w:r>
+        <w:rPr>
+          <w:b w:val="1"/>
+          <w:rtl w:val="0"/>
+        </w:rPr>
+        <w:t xml:space="preserve">Tipo</w:t>
+      </w:r>
+      <w:r>
+        <w:rPr>
+          <w:rtl w:val="0"/>
+        </w:rPr>
+        <w:t xml:space="preserve"> (obligatorio, lista desplegable).</w:t>
+      </w:r>
+    </w:p>
+    <w:p>
+      <w:pPr>
+        <w:numPr>
+          <w:ilvl w:val="1"/>
+          <w:numId w:val="53"/>
+        </w:numPr>
+        <w:spacing w:after="0" w:afterAutospacing="0" w:before="0" w:beforeAutospacing="0" w:lineRule="auto"/>
+        <w:ind w:left="1440" w:hanging="360"/>
+        <w:rPr>
+          <w:u w:val="none"/>
+        </w:rPr>
+      </w:pPr>
+      <w:r>
+        <w:rPr>
+          <w:b w:val="1"/>
+          <w:rtl w:val="0"/>
+        </w:rPr>
+        <w:t xml:space="preserve">Localidad</w:t>
+      </w:r>
+      <w:r>
+        <w:rPr>
+          <w:rtl w:val="0"/>
+        </w:rPr>
+        <w:t xml:space="preserve"> (obligatoria, lista desplegable).</w:t>
+      </w:r>
+      <w:r>
+        <w:rPr>
+          <w:rtl w:val="0"/>
+        </w:rPr>
+      </w:r>
+    </w:p>
+    <w:p>
+      <w:pPr>
+        <w:numPr>
+          <w:ilvl w:val="0"/>
+          <w:numId w:val="19"/>
         </w:numPr>
         <w:spacing w:after="0" w:afterAutospacing="0" w:before="0" w:beforeAutospacing="0" w:lineRule="auto"/>
         <w:ind w:left="720" w:hanging="360"/>
@@ -2162,7 +2430,7 @@
       <w:pPr>
         <w:numPr>
           <w:ilvl w:val="0"/>
-          <w:numId w:val="18"/>
+          <w:numId w:val="19"/>
         </w:numPr>
         <w:spacing w:after="0" w:afterAutospacing="0" w:before="0" w:beforeAutospacing="0" w:lineRule="auto"/>
         <w:ind w:left="720" w:hanging="360"/>
@@ -2173,44 +2441,17 @@
         </w:rPr>
         <w:t xml:space="preserve">Incluye opción para etiquetar ubicación o spot.</w:t>
       </w:r>
-    </w:p>
-    <w:p>
-      <w:pPr>
-        <w:numPr>
-          <w:ilvl w:val="0"/>
-          <w:numId w:val="18"/>
-        </w:numPr>
-        <w:spacing w:after="0" w:afterAutospacing="0" w:before="0" w:beforeAutospacing="0" w:lineRule="auto"/>
-        <w:ind w:left="720" w:hanging="360"/>
-      </w:pPr>
-      <w:r>
-        <w:rPr>
-          <w:rtl w:val="0"/>
-        </w:rPr>
-        <w:t xml:space="preserve">Permite editar o eliminar mis publicaciones.</w:t>
-      </w:r>
-    </w:p>
-    <w:p>
-      <w:pPr>
-        <w:numPr>
-          <w:ilvl w:val="0"/>
-          <w:numId w:val="18"/>
-        </w:numPr>
-        <w:spacing w:after="0" w:afterAutospacing="0" w:before="0" w:beforeAutospacing="0" w:lineRule="auto"/>
-        <w:ind w:left="720" w:hanging="360"/>
-      </w:pPr>
-      <w:r>
-        <w:rPr>
-          <w:rtl w:val="0"/>
-        </w:rPr>
-        <w:t xml:space="preserve">Aplica un filtro básico para contenido inapropiado.</w:t>
-      </w:r>
-    </w:p>
-    <w:p>
-      <w:pPr>
-        <w:numPr>
-          <w:ilvl w:val="0"/>
-          <w:numId w:val="18"/>
+      <w:r>
+        <w:rPr>
+          <w:rtl w:val="0"/>
+        </w:rPr>
+      </w:r>
+    </w:p>
+    <w:p>
+      <w:pPr>
+        <w:numPr>
+          <w:ilvl w:val="0"/>
+          <w:numId w:val="19"/>
         </w:numPr>
         <w:spacing w:after="240" w:before="0" w:beforeAutospacing="0" w:lineRule="auto"/>
         <w:ind w:left="720" w:hanging="360"/>
@@ -2392,12 +2633,13 @@
         </w:numPr>
         <w:spacing w:after="0" w:afterAutospacing="0" w:before="0" w:beforeAutospacing="0" w:lineRule="auto"/>
         <w:ind w:left="720" w:hanging="360"/>
-      </w:pPr>
-      <w:r>
-        <w:rPr>
-          <w:rtl w:val="0"/>
-        </w:rPr>
-        <w:t xml:space="preserve">Incluye reacciones como "Me gusta", "Útil" y "Favorito".</w:t>
+        <w:rPr/>
+      </w:pPr>
+      <w:r>
+        <w:rPr>
+          <w:rtl w:val="0"/>
+        </w:rPr>
+        <w:t xml:space="preserve">Es posible dar una reacción de ‘Me gusta’ a una publicación.</w:t>
       </w:r>
     </w:p>
     <w:p>
@@ -2445,7 +2687,7 @@
         <w:rPr>
           <w:rtl w:val="0"/>
         </w:rPr>
-        <w:t xml:space="preserve">Ordena comentarios por más recientes, populares o antiguos.</w:t>
+        <w:t xml:space="preserve">Ordena comentarios más recientes, populares o antiguos.</w:t>
       </w:r>
     </w:p>
     <w:p>
@@ -2624,7 +2866,7 @@
       <w:pPr>
         <w:numPr>
           <w:ilvl w:val="0"/>
-          <w:numId w:val="30"/>
+          <w:numId w:val="31"/>
         </w:numPr>
         <w:spacing w:after="0" w:afterAutospacing="0" w:before="240" w:lineRule="auto"/>
         <w:ind w:left="720" w:hanging="360"/>
@@ -2640,7 +2882,7 @@
       <w:pPr>
         <w:numPr>
           <w:ilvl w:val="0"/>
-          <w:numId w:val="30"/>
+          <w:numId w:val="31"/>
         </w:numPr>
         <w:spacing w:after="0" w:afterAutospacing="0" w:before="0" w:beforeAutospacing="0" w:lineRule="auto"/>
         <w:ind w:left="720" w:hanging="360"/>
@@ -2656,7 +2898,7 @@
       <w:pPr>
         <w:numPr>
           <w:ilvl w:val="0"/>
-          <w:numId w:val="30"/>
+          <w:numId w:val="31"/>
         </w:numPr>
         <w:spacing w:after="0" w:afterAutospacing="0" w:before="0" w:beforeAutospacing="0" w:lineRule="auto"/>
         <w:ind w:left="720" w:hanging="360"/>
@@ -2672,19 +2914,92 @@
       <w:pPr>
         <w:numPr>
           <w:ilvl w:val="0"/>
+          <w:numId w:val="32"/>
+        </w:numPr>
+        <w:spacing w:after="0" w:afterAutospacing="0" w:before="0" w:beforeAutospacing="0" w:lineRule="auto"/>
+        <w:ind w:left="1440" w:hanging="360"/>
+        <w:rPr>
+          <w:u w:val="none"/>
+        </w:rPr>
+      </w:pPr>
+      <w:r>
+        <w:rPr>
+          <w:rtl w:val="0"/>
+        </w:rPr>
+        <w:t xml:space="preserve">Primer incidente: Enviar notificación dentro de la aplicación.</w:t>
+      </w:r>
+    </w:p>
+    <w:p>
+      <w:pPr>
+        <w:numPr>
+          <w:ilvl w:val="0"/>
+          <w:numId w:val="32"/>
+        </w:numPr>
+        <w:spacing w:after="0" w:afterAutospacing="0" w:before="0" w:beforeAutospacing="0" w:lineRule="auto"/>
+        <w:ind w:left="1440" w:hanging="360"/>
+        <w:rPr>
+          <w:u w:val="none"/>
+        </w:rPr>
+      </w:pPr>
+      <w:r>
+        <w:rPr>
+          <w:rtl w:val="0"/>
+        </w:rPr>
+        <w:t xml:space="preserve">Segundo incidente: Aplicar muteo temporal de 5 días.</w:t>
+      </w:r>
+    </w:p>
+    <w:p>
+      <w:pPr>
+        <w:numPr>
+          <w:ilvl w:val="0"/>
+          <w:numId w:val="32"/>
+        </w:numPr>
+        <w:spacing w:after="0" w:afterAutospacing="0" w:before="0" w:beforeAutospacing="0" w:lineRule="auto"/>
+        <w:ind w:left="1440" w:hanging="360"/>
+        <w:rPr>
+          <w:u w:val="none"/>
+        </w:rPr>
+      </w:pPr>
+      <w:r>
+        <w:rPr>
+          <w:rtl w:val="0"/>
+        </w:rPr>
+        <w:t xml:space="preserve">Tercer incidente: Suspender la cuenta por 3 días.</w:t>
+      </w:r>
+    </w:p>
+    <w:p>
+      <w:pPr>
+        <w:numPr>
+          <w:ilvl w:val="0"/>
+          <w:numId w:val="32"/>
+        </w:numPr>
+        <w:spacing w:after="0" w:afterAutospacing="0" w:before="0" w:beforeAutospacing="0" w:lineRule="auto"/>
+        <w:ind w:left="1440" w:hanging="360"/>
+        <w:rPr>
+          <w:u w:val="none"/>
+        </w:rPr>
+      </w:pPr>
+      <w:r>
+        <w:rPr>
+          <w:rtl w:val="0"/>
+        </w:rPr>
+        <w:t xml:space="preserve">Cuarto incidente: Banear la cuenta de forma indefinida, con opción de apelación.</w:t>
+      </w:r>
+    </w:p>
+    <w:p>
+      <w:pPr>
+        <w:numPr>
+          <w:ilvl w:val="0"/>
           <w:numId w:val="31"/>
         </w:numPr>
         <w:spacing w:after="0" w:afterAutospacing="0" w:before="0" w:beforeAutospacing="0" w:lineRule="auto"/>
-        <w:ind w:left="1440" w:hanging="360"/>
-        <w:rPr>
-          <w:u w:val="none"/>
-        </w:rPr>
-      </w:pPr>
-      <w:r>
-        <w:rPr>
-          <w:rtl w:val="0"/>
-        </w:rPr>
-        <w:t xml:space="preserve">Primer incidente: Enviar notificación dentro de la aplicación.</w:t>
+        <w:ind w:left="720" w:hanging="360"/>
+      </w:pPr>
+      <w:r>
+        <w:rPr>
+          <w:rtl w:val="0"/>
+        </w:rPr>
+        <w:t xml:space="preserve">Ofrecer un panel administrativo para agregar nuevos filtros de palabras y modificar tipos de sanciones.</w:t>
       </w:r>
     </w:p>
     <w:p>
@@ -2694,16 +3009,13 @@
           <w:numId w:val="31"/>
         </w:numPr>
         <w:spacing w:after="0" w:afterAutospacing="0" w:before="0" w:beforeAutospacing="0" w:lineRule="auto"/>
-        <w:ind w:left="1440" w:hanging="360"/>
-        <w:rPr>
-          <w:u w:val="none"/>
-        </w:rPr>
-      </w:pPr>
-      <w:r>
-        <w:rPr>
-          <w:rtl w:val="0"/>
-        </w:rPr>
-        <w:t xml:space="preserve">Segundo incidente: Aplicar muteo temporal de 5 días.</w:t>
+        <w:ind w:left="720" w:hanging="360"/>
+      </w:pPr>
+      <w:r>
+        <w:rPr>
+          <w:rtl w:val="0"/>
+        </w:rPr>
+        <w:t xml:space="preserve">Registrar cada acción en un historial de moderación.</w:t>
       </w:r>
     </w:p>
     <w:p>
@@ -2713,16 +3025,13 @@
           <w:numId w:val="31"/>
         </w:numPr>
         <w:spacing w:after="0" w:afterAutospacing="0" w:before="0" w:beforeAutospacing="0" w:lineRule="auto"/>
-        <w:ind w:left="1440" w:hanging="360"/>
-        <w:rPr>
-          <w:u w:val="none"/>
-        </w:rPr>
-      </w:pPr>
-      <w:r>
-        <w:rPr>
-          <w:rtl w:val="0"/>
-        </w:rPr>
-        <w:t xml:space="preserve">Tercer incidente: Suspender la cuenta por 3 días.</w:t>
+        <w:ind w:left="720" w:hanging="360"/>
+      </w:pPr>
+      <w:r>
+        <w:rPr>
+          <w:rtl w:val="0"/>
+        </w:rPr>
+        <w:t xml:space="preserve">Generar métricas de efectividad y permitir revisión de apelaciones.(Otra HU)</w:t>
       </w:r>
     </w:p>
     <w:p>
@@ -2731,73 +3040,6 @@
           <w:ilvl w:val="0"/>
           <w:numId w:val="31"/>
         </w:numPr>
-        <w:spacing w:after="0" w:afterAutospacing="0" w:before="0" w:beforeAutospacing="0" w:lineRule="auto"/>
-        <w:ind w:left="1440" w:hanging="360"/>
-        <w:rPr>
-          <w:u w:val="none"/>
-        </w:rPr>
-      </w:pPr>
-      <w:r>
-        <w:rPr>
-          <w:rtl w:val="0"/>
-        </w:rPr>
-        <w:t xml:space="preserve">Cuarto incidente: Banear la cuenta de forma indefinida, con opción de apelación.</w:t>
-      </w:r>
-    </w:p>
-    <w:p>
-      <w:pPr>
-        <w:numPr>
-          <w:ilvl w:val="0"/>
-          <w:numId w:val="30"/>
-        </w:numPr>
-        <w:spacing w:after="0" w:afterAutospacing="0" w:before="0" w:beforeAutospacing="0" w:lineRule="auto"/>
-        <w:ind w:left="720" w:hanging="360"/>
-      </w:pPr>
-      <w:r>
-        <w:rPr>
-          <w:rtl w:val="0"/>
-        </w:rPr>
-        <w:t xml:space="preserve">Ofrecer un panel administrativo para agregar nuevos filtros de palabras y modificar tipos de sanciones.</w:t>
-      </w:r>
-    </w:p>
-    <w:p>
-      <w:pPr>
-        <w:numPr>
-          <w:ilvl w:val="0"/>
-          <w:numId w:val="30"/>
-        </w:numPr>
-        <w:spacing w:after="0" w:afterAutospacing="0" w:before="0" w:beforeAutospacing="0" w:lineRule="auto"/>
-        <w:ind w:left="720" w:hanging="360"/>
-      </w:pPr>
-      <w:r>
-        <w:rPr>
-          <w:rtl w:val="0"/>
-        </w:rPr>
-        <w:t xml:space="preserve">Registrar cada acción en un historial de moderación.</w:t>
-      </w:r>
-    </w:p>
-    <w:p>
-      <w:pPr>
-        <w:numPr>
-          <w:ilvl w:val="0"/>
-          <w:numId w:val="30"/>
-        </w:numPr>
-        <w:spacing w:after="0" w:afterAutospacing="0" w:before="0" w:beforeAutospacing="0" w:lineRule="auto"/>
-        <w:ind w:left="720" w:hanging="360"/>
-      </w:pPr>
-      <w:r>
-        <w:rPr>
-          <w:rtl w:val="0"/>
-        </w:rPr>
-        <w:t xml:space="preserve">Generar métricas de efectividad y permitir revisión de apelaciones.(Otra HU)</w:t>
-      </w:r>
-    </w:p>
-    <w:p>
-      <w:pPr>
-        <w:numPr>
-          <w:ilvl w:val="0"/>
-          <w:numId w:val="30"/>
-        </w:numPr>
         <w:spacing w:after="240" w:before="0" w:beforeAutospacing="0" w:lineRule="auto"/>
         <w:ind w:left="720" w:hanging="360"/>
       </w:pPr>
@@ -2970,7 +3212,7 @@
       <w:pPr>
         <w:numPr>
           <w:ilvl w:val="0"/>
-          <w:numId w:val="22"/>
+          <w:numId w:val="23"/>
         </w:numPr>
         <w:spacing w:after="0" w:afterAutospacing="0" w:before="240" w:lineRule="auto"/>
         <w:ind w:left="720" w:hanging="360"/>
@@ -2986,7 +3228,7 @@
       <w:pPr>
         <w:numPr>
           <w:ilvl w:val="0"/>
-          <w:numId w:val="22"/>
+          <w:numId w:val="23"/>
         </w:numPr>
         <w:spacing w:after="0" w:afterAutospacing="0" w:before="0" w:beforeAutospacing="0" w:lineRule="auto"/>
         <w:ind w:left="720" w:hanging="360"/>
@@ -3002,7 +3244,7 @@
       <w:pPr>
         <w:numPr>
           <w:ilvl w:val="0"/>
-          <w:numId w:val="22"/>
+          <w:numId w:val="23"/>
         </w:numPr>
         <w:spacing w:after="0" w:afterAutospacing="0" w:before="0" w:beforeAutospacing="0" w:lineRule="auto"/>
         <w:ind w:left="720" w:hanging="360"/>
@@ -3018,7 +3260,7 @@
       <w:pPr>
         <w:numPr>
           <w:ilvl w:val="0"/>
-          <w:numId w:val="22"/>
+          <w:numId w:val="23"/>
         </w:numPr>
         <w:spacing w:after="0" w:afterAutospacing="0" w:before="0" w:beforeAutospacing="0" w:lineRule="auto"/>
         <w:ind w:left="720" w:hanging="360"/>
@@ -3034,7 +3276,7 @@
       <w:pPr>
         <w:numPr>
           <w:ilvl w:val="0"/>
-          <w:numId w:val="22"/>
+          <w:numId w:val="23"/>
         </w:numPr>
         <w:spacing w:after="0" w:afterAutospacing="0" w:before="0" w:beforeAutospacing="0" w:lineRule="auto"/>
         <w:ind w:left="720" w:hanging="360"/>
@@ -3050,7 +3292,7 @@
       <w:pPr>
         <w:numPr>
           <w:ilvl w:val="0"/>
-          <w:numId w:val="22"/>
+          <w:numId w:val="23"/>
         </w:numPr>
         <w:spacing w:after="0" w:afterAutospacing="0" w:before="0" w:beforeAutospacing="0" w:lineRule="auto"/>
         <w:ind w:left="720" w:hanging="360"/>
@@ -3066,7 +3308,7 @@
       <w:pPr>
         <w:numPr>
           <w:ilvl w:val="0"/>
-          <w:numId w:val="22"/>
+          <w:numId w:val="23"/>
         </w:numPr>
         <w:spacing w:after="240" w:before="0" w:beforeAutospacing="0" w:lineRule="auto"/>
         <w:ind w:left="720" w:hanging="360"/>
@@ -3229,7 +3471,7 @@
       <w:pPr>
         <w:numPr>
           <w:ilvl w:val="0"/>
-          <w:numId w:val="54"/>
+          <w:numId w:val="56"/>
         </w:numPr>
         <w:spacing w:after="0" w:afterAutospacing="0" w:before="240" w:lineRule="auto"/>
         <w:ind w:left="720" w:hanging="360"/>
@@ -3245,7 +3487,7 @@
       <w:pPr>
         <w:numPr>
           <w:ilvl w:val="0"/>
-          <w:numId w:val="54"/>
+          <w:numId w:val="56"/>
         </w:numPr>
         <w:spacing w:after="0" w:afterAutospacing="0" w:before="0" w:beforeAutospacing="0" w:lineRule="auto"/>
         <w:ind w:left="720" w:hanging="360"/>
@@ -3261,7 +3503,7 @@
       <w:pPr>
         <w:numPr>
           <w:ilvl w:val="0"/>
-          <w:numId w:val="54"/>
+          <w:numId w:val="56"/>
         </w:numPr>
         <w:spacing w:after="0" w:afterAutospacing="0" w:before="0" w:beforeAutospacing="0" w:lineRule="auto"/>
         <w:ind w:left="720" w:hanging="360"/>
@@ -3277,7 +3519,7 @@
       <w:pPr>
         <w:numPr>
           <w:ilvl w:val="0"/>
-          <w:numId w:val="54"/>
+          <w:numId w:val="56"/>
         </w:numPr>
         <w:spacing w:after="0" w:afterAutospacing="0" w:before="0" w:beforeAutospacing="0" w:lineRule="auto"/>
         <w:ind w:left="720" w:hanging="360"/>
@@ -3293,7 +3535,7 @@
       <w:pPr>
         <w:numPr>
           <w:ilvl w:val="0"/>
-          <w:numId w:val="54"/>
+          <w:numId w:val="56"/>
         </w:numPr>
         <w:spacing w:after="0" w:afterAutospacing="0" w:before="0" w:beforeAutospacing="0" w:lineRule="auto"/>
         <w:ind w:left="720" w:hanging="360"/>
@@ -3309,7 +3551,7 @@
       <w:pPr>
         <w:numPr>
           <w:ilvl w:val="0"/>
-          <w:numId w:val="54"/>
+          <w:numId w:val="56"/>
         </w:numPr>
         <w:spacing w:after="0" w:afterAutospacing="0" w:before="0" w:beforeAutospacing="0" w:lineRule="auto"/>
         <w:ind w:left="720" w:hanging="360"/>
@@ -3325,7 +3567,7 @@
       <w:pPr>
         <w:numPr>
           <w:ilvl w:val="0"/>
-          <w:numId w:val="54"/>
+          <w:numId w:val="56"/>
         </w:numPr>
         <w:spacing w:after="0" w:afterAutospacing="0" w:before="0" w:beforeAutospacing="0" w:lineRule="auto"/>
         <w:ind w:left="720" w:hanging="360"/>
@@ -3341,7 +3583,7 @@
       <w:pPr>
         <w:numPr>
           <w:ilvl w:val="0"/>
-          <w:numId w:val="54"/>
+          <w:numId w:val="56"/>
         </w:numPr>
         <w:spacing w:after="0" w:afterAutospacing="0" w:before="0" w:beforeAutospacing="0" w:lineRule="auto"/>
         <w:ind w:left="720" w:hanging="360"/>
@@ -3357,7 +3599,7 @@
       <w:pPr>
         <w:numPr>
           <w:ilvl w:val="0"/>
-          <w:numId w:val="54"/>
+          <w:numId w:val="56"/>
         </w:numPr>
         <w:spacing w:after="0" w:afterAutospacing="0" w:before="0" w:beforeAutospacing="0" w:lineRule="auto"/>
         <w:ind w:left="720" w:hanging="360"/>
@@ -3373,7 +3615,7 @@
       <w:pPr>
         <w:numPr>
           <w:ilvl w:val="0"/>
-          <w:numId w:val="54"/>
+          <w:numId w:val="56"/>
         </w:numPr>
         <w:spacing w:after="0" w:afterAutospacing="0" w:before="0" w:beforeAutospacing="0" w:lineRule="auto"/>
         <w:ind w:left="720" w:hanging="360"/>
@@ -3389,7 +3631,7 @@
       <w:pPr>
         <w:numPr>
           <w:ilvl w:val="0"/>
-          <w:numId w:val="54"/>
+          <w:numId w:val="56"/>
         </w:numPr>
         <w:spacing w:after="0" w:afterAutospacing="0" w:before="0" w:beforeAutospacing="0" w:lineRule="auto"/>
         <w:ind w:left="720" w:hanging="360"/>
@@ -3405,7 +3647,7 @@
       <w:pPr>
         <w:numPr>
           <w:ilvl w:val="0"/>
-          <w:numId w:val="54"/>
+          <w:numId w:val="56"/>
         </w:numPr>
         <w:spacing w:after="0" w:afterAutospacing="0" w:before="0" w:beforeAutospacing="0" w:lineRule="auto"/>
         <w:ind w:left="720" w:hanging="360"/>
@@ -3421,7 +3663,7 @@
       <w:pPr>
         <w:numPr>
           <w:ilvl w:val="0"/>
-          <w:numId w:val="54"/>
+          <w:numId w:val="56"/>
         </w:numPr>
         <w:spacing w:after="0" w:afterAutospacing="0" w:before="0" w:beforeAutospacing="0" w:lineRule="auto"/>
         <w:ind w:left="720" w:hanging="360"/>
@@ -3437,7 +3679,7 @@
       <w:pPr>
         <w:numPr>
           <w:ilvl w:val="0"/>
-          <w:numId w:val="54"/>
+          <w:numId w:val="56"/>
         </w:numPr>
         <w:spacing w:after="240" w:before="0" w:beforeAutospacing="0" w:lineRule="auto"/>
         <w:ind w:left="720" w:hanging="360"/>
@@ -3921,7 +4163,7 @@
       <w:pPr>
         <w:numPr>
           <w:ilvl w:val="0"/>
-          <w:numId w:val="33"/>
+          <w:numId w:val="34"/>
         </w:numPr>
         <w:spacing w:after="0" w:afterAutospacing="0" w:before="240" w:lineRule="auto"/>
         <w:ind w:left="720" w:hanging="360"/>
@@ -3937,28 +4179,40 @@
       <w:pPr>
         <w:numPr>
           <w:ilvl w:val="0"/>
-          <w:numId w:val="33"/>
-        </w:numPr>
-        <w:spacing w:after="0" w:afterAutospacing="0" w:before="0" w:beforeAutospacing="0" w:lineRule="auto"/>
-        <w:ind w:left="720" w:hanging="360"/>
-      </w:pPr>
-      <w:r>
-        <w:rPr>
-          <w:rtl w:val="0"/>
-        </w:rPr>
-        <w:t xml:space="preserve">Permite buscar por nombre, categoría, ubicación o distancia.</w:t>
-      </w:r>
-      <w:r>
-        <w:rPr>
-          <w:rtl w:val="0"/>
-        </w:rPr>
-      </w:r>
-    </w:p>
-    <w:p>
-      <w:pPr>
-        <w:numPr>
-          <w:ilvl w:val="0"/>
-          <w:numId w:val="33"/>
+          <w:numId w:val="34"/>
+        </w:numPr>
+        <w:spacing w:after="0" w:afterAutospacing="0" w:before="0" w:beforeAutospacing="0" w:lineRule="auto"/>
+        <w:ind w:left="720" w:hanging="360"/>
+      </w:pPr>
+      <w:r>
+        <w:rPr>
+          <w:rtl w:val="0"/>
+        </w:rPr>
+        <w:t xml:space="preserve">Permite buscar por nombre, categoría, </w:t>
+      </w:r>
+      <w:r>
+        <w:rPr>
+          <w:rtl w:val="0"/>
+        </w:rPr>
+        <w:t xml:space="preserve">localidad </w:t>
+      </w:r>
+      <w:r>
+        <w:rPr>
+          <w:rtl w:val="0"/>
+        </w:rPr>
+        <w:t xml:space="preserve">o distancia.</w:t>
+      </w:r>
+      <w:r>
+        <w:rPr>
+          <w:rtl w:val="0"/>
+        </w:rPr>
+      </w:r>
+    </w:p>
+    <w:p>
+      <w:pPr>
+        <w:numPr>
+          <w:ilvl w:val="0"/>
+          <w:numId w:val="34"/>
         </w:numPr>
         <w:spacing w:after="0" w:afterAutospacing="0" w:before="0" w:beforeAutospacing="0" w:lineRule="auto"/>
         <w:ind w:left="720" w:hanging="360"/>
@@ -3974,7 +4228,7 @@
       <w:pPr>
         <w:numPr>
           <w:ilvl w:val="0"/>
-          <w:numId w:val="33"/>
+          <w:numId w:val="34"/>
         </w:numPr>
         <w:spacing w:after="0" w:afterAutospacing="0" w:before="0" w:beforeAutospacing="0" w:lineRule="auto"/>
         <w:ind w:left="720" w:hanging="360"/>
@@ -3990,7 +4244,7 @@
       <w:pPr>
         <w:numPr>
           <w:ilvl w:val="0"/>
-          <w:numId w:val="33"/>
+          <w:numId w:val="34"/>
         </w:numPr>
         <w:spacing w:after="240" w:before="0" w:beforeAutospacing="0" w:lineRule="auto"/>
         <w:ind w:left="720" w:hanging="360"/>
@@ -3999,7 +4253,7 @@
         <w:rPr>
           <w:rtl w:val="0"/>
         </w:rPr>
-        <w:t xml:space="preserve">Usa GPS para mostrar la ubicación actual. </w:t>
+        <w:t xml:space="preserve"> Usa GPS para mostrar la ubicación actual. </w:t>
       </w:r>
       <w:r>
         <w:rPr>
@@ -4157,39 +4411,95 @@
       <w:pPr>
         <w:numPr>
           <w:ilvl w:val="0"/>
-          <w:numId w:val="35"/>
+          <w:numId w:val="18"/>
         </w:numPr>
         <w:spacing w:after="0" w:afterAutospacing="0" w:before="240" w:lineRule="auto"/>
         <w:ind w:left="720" w:hanging="360"/>
-      </w:pPr>
-      <w:r>
-        <w:rPr>
-          <w:rtl w:val="0"/>
-        </w:rPr>
-        <w:t xml:space="preserve">Incluir un formulario con datos personales, información del negocio, RUT/NIT y documentos legales.</w:t>
-      </w:r>
-    </w:p>
-    <w:p>
-      <w:pPr>
-        <w:numPr>
-          <w:ilvl w:val="0"/>
-          <w:numId w:val="35"/>
-        </w:numPr>
-        <w:spacing w:after="0" w:afterAutospacing="0" w:before="0" w:beforeAutospacing="0" w:lineRule="auto"/>
-        <w:ind w:left="720" w:hanging="360"/>
-      </w:pPr>
-      <w:r>
-        <w:rPr>
-          <w:rtl w:val="0"/>
-        </w:rPr>
-        <w:t xml:space="preserve">Permitir adjuntar cédula, registro mercantil y fotos del establecimiento.</w:t>
-      </w:r>
-    </w:p>
-    <w:p>
-      <w:pPr>
-        <w:numPr>
-          <w:ilvl w:val="0"/>
-          <w:numId w:val="35"/>
+        <w:rPr>
+          <w:u w:val="none"/>
+        </w:rPr>
+      </w:pPr>
+      <w:r>
+        <w:rPr>
+          <w:rtl w:val="0"/>
+        </w:rPr>
+        <w:t xml:space="preserve">Presentar un formulario con:</w:t>
+      </w:r>
+    </w:p>
+    <w:p>
+      <w:pPr>
+        <w:numPr>
+          <w:ilvl w:val="1"/>
+          <w:numId w:val="18"/>
+        </w:numPr>
+        <w:spacing w:after="0" w:afterAutospacing="0" w:before="0" w:beforeAutospacing="0" w:lineRule="auto"/>
+        <w:ind w:left="1440" w:hanging="360"/>
+      </w:pPr>
+      <w:r>
+        <w:rPr>
+          <w:rtl w:val="0"/>
+        </w:rPr>
+        <w:t xml:space="preserve">Datos personales básicos (nombre, correo, teléfono, fecha de nacimiento, correo).</w:t>
+      </w:r>
+    </w:p>
+    <w:p>
+      <w:pPr>
+        <w:numPr>
+          <w:ilvl w:val="1"/>
+          <w:numId w:val="18"/>
+        </w:numPr>
+        <w:spacing w:after="0" w:afterAutospacing="0" w:before="0" w:beforeAutospacing="0" w:lineRule="auto"/>
+        <w:ind w:left="1440" w:hanging="360"/>
+      </w:pPr>
+      <w:r>
+        <w:rPr>
+          <w:rtl w:val="0"/>
+        </w:rPr>
+        <w:t xml:space="preserve">Información del negocio (razón social, dirección, tipo de establecimiento).</w:t>
+      </w:r>
+    </w:p>
+    <w:p>
+      <w:pPr>
+        <w:numPr>
+          <w:ilvl w:val="1"/>
+          <w:numId w:val="18"/>
+        </w:numPr>
+        <w:spacing w:after="0" w:afterAutospacing="0" w:before="0" w:beforeAutospacing="0" w:lineRule="auto"/>
+        <w:ind w:left="1440" w:hanging="360"/>
+      </w:pPr>
+      <w:r>
+        <w:rPr>
+          <w:rtl w:val="0"/>
+        </w:rPr>
+        <w:t xml:space="preserve">Número de identificación tributaria (NIT).</w:t>
+      </w:r>
+      <w:r>
+        <w:rPr>
+          <w:rtl w:val="0"/>
+        </w:rPr>
+      </w:r>
+    </w:p>
+    <w:p>
+      <w:pPr>
+        <w:numPr>
+          <w:ilvl w:val="0"/>
+          <w:numId w:val="36"/>
+        </w:numPr>
+        <w:spacing w:after="0" w:afterAutospacing="0" w:before="0" w:beforeAutospacing="0" w:lineRule="auto"/>
+        <w:ind w:left="720" w:hanging="360"/>
+      </w:pPr>
+      <w:r>
+        <w:rPr>
+          <w:rtl w:val="0"/>
+        </w:rPr>
+        <w:t xml:space="preserve">Permitir adjuntar cédula, RUT y fotos del establecimiento.</w:t>
+      </w:r>
+    </w:p>
+    <w:p>
+      <w:pPr>
+        <w:numPr>
+          <w:ilvl w:val="0"/>
+          <w:numId w:val="36"/>
         </w:numPr>
         <w:spacing w:after="0" w:afterAutospacing="0" w:before="0" w:beforeAutospacing="0" w:lineRule="auto"/>
         <w:ind w:left="720" w:hanging="360"/>
@@ -4205,7 +4515,7 @@
       <w:pPr>
         <w:numPr>
           <w:ilvl w:val="0"/>
-          <w:numId w:val="35"/>
+          <w:numId w:val="36"/>
         </w:numPr>
         <w:spacing w:after="0" w:afterAutospacing="0" w:before="0" w:beforeAutospacing="0" w:lineRule="auto"/>
         <w:ind w:left="720" w:hanging="360"/>
@@ -4221,7 +4531,7 @@
       <w:pPr>
         <w:numPr>
           <w:ilvl w:val="0"/>
-          <w:numId w:val="35"/>
+          <w:numId w:val="36"/>
         </w:numPr>
         <w:spacing w:after="0" w:afterAutospacing="0" w:before="0" w:beforeAutospacing="0" w:lineRule="auto"/>
         <w:ind w:left="720" w:hanging="360"/>
@@ -4237,7 +4547,7 @@
       <w:pPr>
         <w:numPr>
           <w:ilvl w:val="0"/>
-          <w:numId w:val="35"/>
+          <w:numId w:val="36"/>
         </w:numPr>
         <w:spacing w:after="240" w:before="0" w:beforeAutospacing="0" w:lineRule="auto"/>
         <w:ind w:left="720" w:hanging="360"/>
@@ -4411,7 +4721,7 @@
       <w:pPr>
         <w:numPr>
           <w:ilvl w:val="0"/>
-          <w:numId w:val="46"/>
+          <w:numId w:val="47"/>
         </w:numPr>
         <w:spacing w:after="0" w:afterAutospacing="0" w:before="240" w:lineRule="auto"/>
         <w:ind w:left="720" w:hanging="360"/>
@@ -4429,7 +4739,7 @@
       <w:pPr>
         <w:numPr>
           <w:ilvl w:val="0"/>
-          <w:numId w:val="46"/>
+          <w:numId w:val="47"/>
         </w:numPr>
         <w:spacing w:after="0" w:afterAutospacing="0" w:before="0" w:beforeAutospacing="0" w:lineRule="auto"/>
         <w:ind w:left="720" w:hanging="360"/>
@@ -4445,7 +4755,7 @@
       <w:pPr>
         <w:numPr>
           <w:ilvl w:val="0"/>
-          <w:numId w:val="46"/>
+          <w:numId w:val="47"/>
         </w:numPr>
         <w:spacing w:after="0" w:afterAutospacing="0" w:before="0" w:beforeAutospacing="0" w:lineRule="auto"/>
         <w:ind w:left="720" w:hanging="360"/>
@@ -4461,7 +4771,7 @@
       <w:pPr>
         <w:numPr>
           <w:ilvl w:val="0"/>
-          <w:numId w:val="46"/>
+          <w:numId w:val="47"/>
         </w:numPr>
         <w:spacing w:after="0" w:afterAutospacing="0" w:before="0" w:beforeAutospacing="0" w:lineRule="auto"/>
         <w:ind w:left="720" w:hanging="360"/>
@@ -4477,7 +4787,7 @@
       <w:pPr>
         <w:numPr>
           <w:ilvl w:val="0"/>
-          <w:numId w:val="46"/>
+          <w:numId w:val="47"/>
         </w:numPr>
         <w:spacing w:after="240" w:before="0" w:beforeAutospacing="0" w:lineRule="auto"/>
         <w:ind w:left="720" w:hanging="360"/>
@@ -4649,7 +4959,7 @@
       <w:pPr>
         <w:numPr>
           <w:ilvl w:val="0"/>
-          <w:numId w:val="52"/>
+          <w:numId w:val="54"/>
         </w:numPr>
         <w:spacing w:after="0" w:afterAutospacing="0" w:before="240" w:lineRule="auto"/>
         <w:ind w:left="720" w:hanging="360"/>
@@ -4665,7 +4975,7 @@
       <w:pPr>
         <w:numPr>
           <w:ilvl w:val="0"/>
-          <w:numId w:val="52"/>
+          <w:numId w:val="54"/>
         </w:numPr>
         <w:spacing w:after="0" w:afterAutospacing="0" w:before="0" w:beforeAutospacing="0" w:lineRule="auto"/>
         <w:ind w:left="720" w:hanging="360"/>
@@ -4681,7 +4991,7 @@
       <w:pPr>
         <w:numPr>
           <w:ilvl w:val="0"/>
-          <w:numId w:val="52"/>
+          <w:numId w:val="54"/>
         </w:numPr>
         <w:spacing w:after="0" w:afterAutospacing="0" w:before="0" w:beforeAutospacing="0" w:lineRule="auto"/>
         <w:ind w:left="720" w:hanging="360"/>
@@ -4697,7 +5007,7 @@
       <w:pPr>
         <w:numPr>
           <w:ilvl w:val="0"/>
-          <w:numId w:val="52"/>
+          <w:numId w:val="54"/>
         </w:numPr>
         <w:spacing w:after="0" w:afterAutospacing="0" w:before="0" w:beforeAutospacing="0" w:lineRule="auto"/>
         <w:ind w:left="720" w:hanging="360"/>
@@ -4713,7 +5023,7 @@
       <w:pPr>
         <w:numPr>
           <w:ilvl w:val="0"/>
-          <w:numId w:val="52"/>
+          <w:numId w:val="54"/>
         </w:numPr>
         <w:spacing w:after="0" w:afterAutospacing="0" w:before="0" w:beforeAutospacing="0" w:lineRule="auto"/>
         <w:ind w:left="720" w:hanging="360"/>
@@ -4729,7 +5039,7 @@
       <w:pPr>
         <w:numPr>
           <w:ilvl w:val="0"/>
-          <w:numId w:val="52"/>
+          <w:numId w:val="54"/>
         </w:numPr>
         <w:spacing w:after="240" w:before="0" w:beforeAutospacing="0" w:lineRule="auto"/>
         <w:ind w:left="720" w:hanging="360"/>
@@ -5161,7 +5471,7 @@
       <w:pPr>
         <w:numPr>
           <w:ilvl w:val="0"/>
-          <w:numId w:val="41"/>
+          <w:numId w:val="42"/>
         </w:numPr>
         <w:spacing w:after="0" w:afterAutospacing="0" w:before="240" w:lineRule="auto"/>
         <w:ind w:left="720" w:hanging="360"/>
@@ -5177,7 +5487,7 @@
       <w:pPr>
         <w:numPr>
           <w:ilvl w:val="0"/>
-          <w:numId w:val="41"/>
+          <w:numId w:val="42"/>
         </w:numPr>
         <w:spacing w:after="0" w:afterAutospacing="0" w:before="0" w:beforeAutospacing="0" w:lineRule="auto"/>
         <w:ind w:left="720" w:hanging="360"/>
@@ -5193,7 +5503,7 @@
       <w:pPr>
         <w:numPr>
           <w:ilvl w:val="0"/>
-          <w:numId w:val="41"/>
+          <w:numId w:val="42"/>
         </w:numPr>
         <w:spacing w:after="0" w:afterAutospacing="0" w:before="0" w:beforeAutospacing="0" w:lineRule="auto"/>
         <w:ind w:left="720" w:hanging="360"/>
@@ -5209,7 +5519,7 @@
       <w:pPr>
         <w:numPr>
           <w:ilvl w:val="0"/>
-          <w:numId w:val="41"/>
+          <w:numId w:val="42"/>
         </w:numPr>
         <w:spacing w:after="0" w:afterAutospacing="0" w:before="0" w:beforeAutospacing="0" w:lineRule="auto"/>
         <w:ind w:left="720" w:hanging="360"/>
@@ -5225,7 +5535,7 @@
       <w:pPr>
         <w:numPr>
           <w:ilvl w:val="0"/>
-          <w:numId w:val="41"/>
+          <w:numId w:val="42"/>
         </w:numPr>
         <w:spacing w:after="0" w:afterAutospacing="0" w:before="0" w:beforeAutospacing="0" w:lineRule="auto"/>
         <w:ind w:left="720" w:hanging="360"/>
@@ -5241,7 +5551,7 @@
       <w:pPr>
         <w:numPr>
           <w:ilvl w:val="0"/>
-          <w:numId w:val="41"/>
+          <w:numId w:val="42"/>
         </w:numPr>
         <w:spacing w:after="240" w:before="0" w:beforeAutospacing="0" w:lineRule="auto"/>
         <w:ind w:left="720" w:hanging="360"/>
@@ -5925,7 +6235,7 @@
       <w:pPr>
         <w:numPr>
           <w:ilvl w:val="0"/>
-          <w:numId w:val="55"/>
+          <w:numId w:val="57"/>
         </w:numPr>
         <w:spacing w:after="0" w:afterAutospacing="0" w:before="240" w:lineRule="auto"/>
         <w:ind w:left="720" w:hanging="360"/>
@@ -5941,7 +6251,7 @@
       <w:pPr>
         <w:numPr>
           <w:ilvl w:val="0"/>
-          <w:numId w:val="55"/>
+          <w:numId w:val="57"/>
         </w:numPr>
         <w:spacing w:after="0" w:afterAutospacing="0" w:before="0" w:beforeAutospacing="0" w:lineRule="auto"/>
         <w:ind w:left="720" w:hanging="360"/>
@@ -5957,7 +6267,7 @@
       <w:pPr>
         <w:numPr>
           <w:ilvl w:val="0"/>
-          <w:numId w:val="55"/>
+          <w:numId w:val="57"/>
         </w:numPr>
         <w:spacing w:after="0" w:afterAutospacing="0" w:before="0" w:beforeAutospacing="0" w:lineRule="auto"/>
         <w:ind w:left="720" w:hanging="360"/>
@@ -5973,7 +6283,7 @@
       <w:pPr>
         <w:numPr>
           <w:ilvl w:val="0"/>
-          <w:numId w:val="55"/>
+          <w:numId w:val="57"/>
         </w:numPr>
         <w:spacing w:after="0" w:afterAutospacing="0" w:before="0" w:beforeAutospacing="0" w:lineRule="auto"/>
         <w:ind w:left="720" w:hanging="360"/>
@@ -5989,7 +6299,7 @@
       <w:pPr>
         <w:numPr>
           <w:ilvl w:val="0"/>
-          <w:numId w:val="55"/>
+          <w:numId w:val="57"/>
         </w:numPr>
         <w:spacing w:after="0" w:afterAutospacing="0" w:before="0" w:beforeAutospacing="0" w:lineRule="auto"/>
         <w:ind w:left="720" w:hanging="360"/>
@@ -6005,7 +6315,7 @@
       <w:pPr>
         <w:numPr>
           <w:ilvl w:val="0"/>
-          <w:numId w:val="55"/>
+          <w:numId w:val="57"/>
         </w:numPr>
         <w:spacing w:after="240" w:before="0" w:beforeAutospacing="0" w:lineRule="auto"/>
         <w:ind w:left="720" w:hanging="360"/>
@@ -6177,7 +6487,7 @@
       <w:pPr>
         <w:numPr>
           <w:ilvl w:val="0"/>
-          <w:numId w:val="34"/>
+          <w:numId w:val="35"/>
         </w:numPr>
         <w:spacing w:after="0" w:afterAutospacing="0" w:before="240" w:lineRule="auto"/>
         <w:ind w:left="720" w:hanging="360"/>
@@ -6188,52 +6498,17 @@
         </w:rPr>
         <w:t xml:space="preserve">Incluye nombre comercial, descripción, logo y sitio web.</w:t>
       </w:r>
-    </w:p>
-    <w:p>
-      <w:pPr>
-        <w:numPr>
-          <w:ilvl w:val="0"/>
-          <w:numId w:val="34"/>
-        </w:numPr>
-        <w:spacing w:after="0" w:afterAutospacing="0" w:before="0" w:beforeAutospacing="0" w:lineRule="auto"/>
-        <w:ind w:left="720" w:hanging="360"/>
-        <w:rPr>
-          <w:highlight w:val="yellow"/>
-        </w:rPr>
-      </w:pPr>
-      <w:r>
-        <w:rPr>
-          <w:highlight w:val="yellow"/>
-          <w:rtl w:val="0"/>
-        </w:rPr>
-        <w:t xml:space="preserve">Muestra certificacion del local</w:t>
-      </w:r>
-    </w:p>
-    <w:p>
-      <w:pPr>
-        <w:numPr>
-          <w:ilvl w:val="0"/>
-          <w:numId w:val="34"/>
-        </w:numPr>
-        <w:spacing w:after="0" w:afterAutospacing="0" w:before="0" w:beforeAutospacing="0" w:lineRule="auto"/>
-        <w:ind w:left="720" w:hanging="360"/>
-        <w:rPr>
-          <w:highlight w:val="red"/>
-        </w:rPr>
-      </w:pPr>
-      <w:r>
-        <w:rPr>
-          <w:highlight w:val="red"/>
-          <w:rtl w:val="0"/>
-        </w:rPr>
-        <w:t xml:space="preserve"> y logros destacados.</w:t>
-      </w:r>
-    </w:p>
-    <w:p>
-      <w:pPr>
-        <w:numPr>
-          <w:ilvl w:val="0"/>
-          <w:numId w:val="34"/>
+      <w:r>
+        <w:rPr>
+          <w:rtl w:val="0"/>
+        </w:rPr>
+      </w:r>
+    </w:p>
+    <w:p>
+      <w:pPr>
+        <w:numPr>
+          <w:ilvl w:val="0"/>
+          <w:numId w:val="35"/>
         </w:numPr>
         <w:spacing w:after="0" w:afterAutospacing="0" w:before="0" w:beforeAutospacing="0" w:lineRule="auto"/>
         <w:ind w:left="720" w:hanging="360"/>
@@ -6249,7 +6524,7 @@
       <w:pPr>
         <w:numPr>
           <w:ilvl w:val="0"/>
-          <w:numId w:val="34"/>
+          <w:numId w:val="35"/>
         </w:numPr>
         <w:spacing w:after="0" w:afterAutospacing="0" w:before="0" w:beforeAutospacing="0" w:lineRule="auto"/>
         <w:ind w:left="720" w:hanging="360"/>
@@ -6265,7 +6540,7 @@
       <w:pPr>
         <w:numPr>
           <w:ilvl w:val="0"/>
-          <w:numId w:val="34"/>
+          <w:numId w:val="35"/>
         </w:numPr>
         <w:spacing w:after="0" w:afterAutospacing="0" w:before="0" w:beforeAutospacing="0" w:lineRule="auto"/>
         <w:ind w:left="720" w:hanging="360"/>
@@ -6281,7 +6556,7 @@
       <w:pPr>
         <w:numPr>
           <w:ilvl w:val="0"/>
-          <w:numId w:val="34"/>
+          <w:numId w:val="35"/>
         </w:numPr>
         <w:spacing w:after="0" w:afterAutospacing="0" w:before="0" w:beforeAutospacing="0" w:lineRule="auto"/>
         <w:ind w:left="720" w:hanging="360"/>
@@ -6297,7 +6572,7 @@
       <w:pPr>
         <w:numPr>
           <w:ilvl w:val="0"/>
-          <w:numId w:val="34"/>
+          <w:numId w:val="35"/>
         </w:numPr>
         <w:spacing w:after="240" w:before="0" w:beforeAutospacing="0" w:lineRule="auto"/>
         <w:ind w:left="720" w:hanging="360"/>
@@ -6703,7 +6978,7 @@
       <w:pPr>
         <w:numPr>
           <w:ilvl w:val="0"/>
-          <w:numId w:val="43"/>
+          <w:numId w:val="44"/>
         </w:numPr>
         <w:spacing w:after="0" w:afterAutospacing="0" w:before="240" w:lineRule="auto"/>
         <w:ind w:left="720" w:hanging="360"/>
@@ -6719,7 +6994,7 @@
       <w:pPr>
         <w:numPr>
           <w:ilvl w:val="0"/>
-          <w:numId w:val="43"/>
+          <w:numId w:val="44"/>
         </w:numPr>
         <w:spacing w:after="0" w:afterAutospacing="0" w:before="0" w:beforeAutospacing="0" w:lineRule="auto"/>
         <w:ind w:left="720" w:hanging="360"/>
@@ -6735,7 +7010,7 @@
       <w:pPr>
         <w:numPr>
           <w:ilvl w:val="0"/>
-          <w:numId w:val="43"/>
+          <w:numId w:val="44"/>
         </w:numPr>
         <w:spacing w:after="0" w:afterAutospacing="0" w:before="0" w:beforeAutospacing="0" w:lineRule="auto"/>
         <w:ind w:left="720" w:hanging="360"/>
@@ -6751,7 +7026,7 @@
       <w:pPr>
         <w:numPr>
           <w:ilvl w:val="0"/>
-          <w:numId w:val="43"/>
+          <w:numId w:val="44"/>
         </w:numPr>
         <w:spacing w:after="0" w:afterAutospacing="0" w:before="0" w:beforeAutospacing="0" w:lineRule="auto"/>
         <w:ind w:left="720" w:hanging="360"/>
@@ -6767,7 +7042,7 @@
       <w:pPr>
         <w:numPr>
           <w:ilvl w:val="0"/>
-          <w:numId w:val="43"/>
+          <w:numId w:val="44"/>
         </w:numPr>
         <w:spacing w:after="240" w:before="0" w:beforeAutospacing="0" w:lineRule="auto"/>
         <w:ind w:left="720" w:hanging="360"/>
@@ -6939,7 +7214,7 @@
       <w:pPr>
         <w:numPr>
           <w:ilvl w:val="0"/>
-          <w:numId w:val="39"/>
+          <w:numId w:val="40"/>
         </w:numPr>
         <w:spacing w:after="0" w:afterAutospacing="0" w:before="240" w:lineRule="auto"/>
         <w:ind w:left="720" w:hanging="360"/>
@@ -6955,7 +7230,7 @@
       <w:pPr>
         <w:numPr>
           <w:ilvl w:val="0"/>
-          <w:numId w:val="39"/>
+          <w:numId w:val="40"/>
         </w:numPr>
         <w:spacing w:after="0" w:afterAutospacing="0" w:before="0" w:beforeAutospacing="0" w:lineRule="auto"/>
         <w:ind w:left="720" w:hanging="360"/>
@@ -6971,7 +7246,7 @@
       <w:pPr>
         <w:numPr>
           <w:ilvl w:val="0"/>
-          <w:numId w:val="39"/>
+          <w:numId w:val="40"/>
         </w:numPr>
         <w:spacing w:after="0" w:afterAutospacing="0" w:before="0" w:beforeAutospacing="0" w:lineRule="auto"/>
         <w:ind w:left="720" w:hanging="360"/>
@@ -6987,7 +7262,7 @@
       <w:pPr>
         <w:numPr>
           <w:ilvl w:val="0"/>
-          <w:numId w:val="39"/>
+          <w:numId w:val="40"/>
         </w:numPr>
         <w:spacing w:after="0" w:afterAutospacing="0" w:before="0" w:beforeAutospacing="0" w:lineRule="auto"/>
         <w:ind w:left="720" w:hanging="360"/>
@@ -7003,7 +7278,7 @@
       <w:pPr>
         <w:numPr>
           <w:ilvl w:val="0"/>
-          <w:numId w:val="39"/>
+          <w:numId w:val="40"/>
         </w:numPr>
         <w:spacing w:after="240" w:before="0" w:beforeAutospacing="0" w:lineRule="auto"/>
         <w:ind w:left="720" w:hanging="360"/>
@@ -7668,7 +7943,7 @@
       <w:pPr>
         <w:numPr>
           <w:ilvl w:val="0"/>
-          <w:numId w:val="19"/>
+          <w:numId w:val="20"/>
         </w:numPr>
         <w:spacing w:after="0" w:afterAutospacing="0" w:before="240" w:lineRule="auto"/>
         <w:ind w:left="720" w:hanging="360"/>
@@ -7700,7 +7975,7 @@
       <w:pPr>
         <w:numPr>
           <w:ilvl w:val="0"/>
-          <w:numId w:val="51"/>
+          <w:numId w:val="52"/>
         </w:numPr>
         <w:spacing w:after="0" w:afterAutospacing="0" w:before="0" w:beforeAutospacing="0" w:lineRule="auto"/>
         <w:ind w:left="1440" w:hanging="360"/>
@@ -7719,7 +7994,7 @@
       <w:pPr>
         <w:numPr>
           <w:ilvl w:val="0"/>
-          <w:numId w:val="51"/>
+          <w:numId w:val="52"/>
         </w:numPr>
         <w:spacing w:after="0" w:afterAutospacing="0" w:before="0" w:beforeAutospacing="0" w:lineRule="auto"/>
         <w:ind w:left="1440" w:hanging="360"/>
@@ -7738,7 +8013,7 @@
       <w:pPr>
         <w:numPr>
           <w:ilvl w:val="0"/>
-          <w:numId w:val="51"/>
+          <w:numId w:val="52"/>
         </w:numPr>
         <w:spacing w:after="0" w:afterAutospacing="0" w:before="0" w:beforeAutospacing="0" w:lineRule="auto"/>
         <w:ind w:left="1440" w:hanging="360"/>
@@ -7757,7 +8032,7 @@
       <w:pPr>
         <w:numPr>
           <w:ilvl w:val="0"/>
-          <w:numId w:val="51"/>
+          <w:numId w:val="52"/>
         </w:numPr>
         <w:spacing w:after="0" w:afterAutospacing="0" w:before="0" w:beforeAutospacing="0" w:lineRule="auto"/>
         <w:ind w:left="1440" w:hanging="360"/>
@@ -7776,7 +8051,7 @@
       <w:pPr>
         <w:numPr>
           <w:ilvl w:val="0"/>
-          <w:numId w:val="51"/>
+          <w:numId w:val="52"/>
         </w:numPr>
         <w:spacing w:after="240" w:before="0" w:beforeAutospacing="0" w:lineRule="auto"/>
         <w:ind w:left="1440" w:hanging="360"/>
@@ -7806,7 +8081,7 @@
       <w:pPr>
         <w:numPr>
           <w:ilvl w:val="0"/>
-          <w:numId w:val="19"/>
+          <w:numId w:val="20"/>
         </w:numPr>
         <w:spacing w:after="0" w:afterAutospacing="0" w:before="240" w:lineRule="auto"/>
         <w:ind w:left="720" w:hanging="360"/>
@@ -7948,7 +8223,7 @@
       <w:pPr>
         <w:numPr>
           <w:ilvl w:val="0"/>
-          <w:numId w:val="19"/>
+          <w:numId w:val="20"/>
         </w:numPr>
         <w:spacing w:after="0" w:afterAutospacing="0" w:before="0" w:beforeAutospacing="0" w:lineRule="auto"/>
         <w:ind w:left="720" w:hanging="360"/>
@@ -7993,7 +8268,7 @@
       <w:pPr>
         <w:numPr>
           <w:ilvl w:val="0"/>
-          <w:numId w:val="19"/>
+          <w:numId w:val="20"/>
         </w:numPr>
         <w:spacing w:after="0" w:afterAutospacing="0" w:before="0" w:beforeAutospacing="0" w:lineRule="auto"/>
         <w:ind w:left="720" w:hanging="360"/>
@@ -8025,7 +8300,7 @@
       <w:pPr>
         <w:numPr>
           <w:ilvl w:val="0"/>
-          <w:numId w:val="19"/>
+          <w:numId w:val="20"/>
         </w:numPr>
         <w:spacing w:after="0" w:afterAutospacing="0" w:before="0" w:beforeAutospacing="0" w:lineRule="auto"/>
         <w:ind w:left="720" w:hanging="360"/>
@@ -8070,7 +8345,7 @@
       <w:pPr>
         <w:numPr>
           <w:ilvl w:val="0"/>
-          <w:numId w:val="19"/>
+          <w:numId w:val="20"/>
         </w:numPr>
         <w:spacing w:after="240" w:before="0" w:beforeAutospacing="0" w:lineRule="auto"/>
         <w:ind w:left="720" w:hanging="360"/>
@@ -8250,7 +8525,7 @@
       <w:pPr>
         <w:numPr>
           <w:ilvl w:val="0"/>
-          <w:numId w:val="42"/>
+          <w:numId w:val="43"/>
         </w:numPr>
         <w:spacing w:after="0" w:afterAutospacing="0" w:before="240" w:lineRule="auto"/>
         <w:ind w:left="720" w:hanging="360"/>
@@ -8282,7 +8557,7 @@
       <w:pPr>
         <w:numPr>
           <w:ilvl w:val="0"/>
-          <w:numId w:val="42"/>
+          <w:numId w:val="43"/>
         </w:numPr>
         <w:spacing w:after="0" w:afterAutospacing="0" w:before="0" w:beforeAutospacing="0" w:lineRule="auto"/>
         <w:ind w:left="720" w:hanging="360"/>
@@ -8301,7 +8576,7 @@
       <w:pPr>
         <w:numPr>
           <w:ilvl w:val="0"/>
-          <w:numId w:val="50"/>
+          <w:numId w:val="51"/>
         </w:numPr>
         <w:spacing w:after="0" w:afterAutospacing="0" w:before="0" w:beforeAutospacing="0" w:lineRule="auto"/>
         <w:ind w:left="1440" w:hanging="360"/>
@@ -8320,7 +8595,7 @@
       <w:pPr>
         <w:numPr>
           <w:ilvl w:val="0"/>
-          <w:numId w:val="50"/>
+          <w:numId w:val="51"/>
         </w:numPr>
         <w:spacing w:after="0" w:afterAutospacing="0" w:before="0" w:beforeAutospacing="0" w:lineRule="auto"/>
         <w:ind w:left="1440" w:hanging="360"/>
@@ -8339,7 +8614,7 @@
       <w:pPr>
         <w:numPr>
           <w:ilvl w:val="0"/>
-          <w:numId w:val="50"/>
+          <w:numId w:val="51"/>
         </w:numPr>
         <w:spacing w:after="0" w:afterAutospacing="0" w:before="0" w:beforeAutospacing="0" w:lineRule="auto"/>
         <w:ind w:left="1440" w:hanging="360"/>
@@ -8358,7 +8633,7 @@
       <w:pPr>
         <w:numPr>
           <w:ilvl w:val="0"/>
-          <w:numId w:val="50"/>
+          <w:numId w:val="51"/>
         </w:numPr>
         <w:spacing w:after="0" w:afterAutospacing="0" w:before="0" w:beforeAutospacing="0" w:lineRule="auto"/>
         <w:ind w:left="1440" w:hanging="360"/>
@@ -8377,7 +8652,7 @@
       <w:pPr>
         <w:numPr>
           <w:ilvl w:val="0"/>
-          <w:numId w:val="50"/>
+          <w:numId w:val="51"/>
         </w:numPr>
         <w:spacing w:after="0" w:afterAutospacing="0" w:before="0" w:beforeAutospacing="0" w:lineRule="auto"/>
         <w:ind w:left="1440" w:hanging="360"/>
@@ -8409,7 +8684,7 @@
       <w:pPr>
         <w:numPr>
           <w:ilvl w:val="0"/>
-          <w:numId w:val="50"/>
+          <w:numId w:val="51"/>
         </w:numPr>
         <w:spacing w:after="0" w:afterAutospacing="0" w:before="0" w:beforeAutospacing="0" w:lineRule="auto"/>
         <w:ind w:left="1440" w:hanging="360"/>
@@ -8441,7 +8716,7 @@
       <w:pPr>
         <w:numPr>
           <w:ilvl w:val="0"/>
-          <w:numId w:val="42"/>
+          <w:numId w:val="43"/>
         </w:numPr>
         <w:spacing w:after="0" w:afterAutospacing="0" w:before="0" w:beforeAutospacing="0" w:lineRule="auto"/>
         <w:ind w:left="720" w:hanging="360"/>
@@ -8486,7 +8761,7 @@
       <w:pPr>
         <w:numPr>
           <w:ilvl w:val="0"/>
-          <w:numId w:val="42"/>
+          <w:numId w:val="43"/>
         </w:numPr>
         <w:spacing w:after="0" w:afterAutospacing="0" w:before="0" w:beforeAutospacing="0" w:lineRule="auto"/>
         <w:ind w:left="720" w:hanging="360"/>
@@ -8518,7 +8793,7 @@
       <w:pPr>
         <w:numPr>
           <w:ilvl w:val="0"/>
-          <w:numId w:val="42"/>
+          <w:numId w:val="43"/>
         </w:numPr>
         <w:spacing w:after="0" w:afterAutospacing="0" w:before="0" w:beforeAutospacing="0" w:lineRule="auto"/>
         <w:ind w:left="720" w:hanging="360"/>
@@ -8537,7 +8812,7 @@
       <w:pPr>
         <w:numPr>
           <w:ilvl w:val="0"/>
-          <w:numId w:val="42"/>
+          <w:numId w:val="43"/>
         </w:numPr>
         <w:spacing w:after="0" w:afterAutospacing="0" w:before="0" w:beforeAutospacing="0" w:lineRule="auto"/>
         <w:ind w:left="720" w:hanging="360"/>
@@ -8556,7 +8831,7 @@
       <w:pPr>
         <w:numPr>
           <w:ilvl w:val="0"/>
-          <w:numId w:val="42"/>
+          <w:numId w:val="43"/>
         </w:numPr>
         <w:spacing w:after="240" w:before="0" w:beforeAutospacing="0" w:lineRule="auto"/>
         <w:ind w:left="720" w:hanging="360"/>
@@ -9301,7 +9576,7 @@
       <w:pPr>
         <w:numPr>
           <w:ilvl w:val="0"/>
-          <w:numId w:val="32"/>
+          <w:numId w:val="33"/>
         </w:numPr>
         <w:spacing w:after="0" w:afterAutospacing="0" w:before="240" w:lineRule="auto"/>
         <w:ind w:left="720" w:hanging="360"/>
@@ -9317,7 +9592,7 @@
       <w:pPr>
         <w:numPr>
           <w:ilvl w:val="0"/>
-          <w:numId w:val="32"/>
+          <w:numId w:val="33"/>
         </w:numPr>
         <w:spacing w:after="0" w:afterAutospacing="0" w:before="0" w:beforeAutospacing="0" w:lineRule="auto"/>
         <w:ind w:left="720" w:hanging="360"/>
@@ -9333,7 +9608,7 @@
       <w:pPr>
         <w:numPr>
           <w:ilvl w:val="0"/>
-          <w:numId w:val="32"/>
+          <w:numId w:val="33"/>
         </w:numPr>
         <w:spacing w:after="0" w:afterAutospacing="0" w:before="0" w:beforeAutospacing="0" w:lineRule="auto"/>
         <w:ind w:left="720" w:hanging="360"/>
@@ -9362,7 +9637,7 @@
       <w:pPr>
         <w:numPr>
           <w:ilvl w:val="0"/>
-          <w:numId w:val="32"/>
+          <w:numId w:val="33"/>
         </w:numPr>
         <w:spacing w:after="0" w:afterAutospacing="0" w:before="0" w:beforeAutospacing="0" w:lineRule="auto"/>
         <w:ind w:left="720" w:hanging="360"/>
@@ -9417,7 +9692,7 @@
       <w:pPr>
         <w:numPr>
           <w:ilvl w:val="0"/>
-          <w:numId w:val="32"/>
+          <w:numId w:val="33"/>
         </w:numPr>
         <w:spacing w:after="0" w:afterAutospacing="0" w:before="0" w:beforeAutospacing="0" w:lineRule="auto"/>
         <w:ind w:left="720" w:hanging="360"/>
@@ -9433,7 +9708,7 @@
       <w:pPr>
         <w:numPr>
           <w:ilvl w:val="0"/>
-          <w:numId w:val="32"/>
+          <w:numId w:val="33"/>
         </w:numPr>
         <w:spacing w:after="0" w:afterAutospacing="0" w:before="0" w:beforeAutospacing="0" w:lineRule="auto"/>
         <w:ind w:left="720" w:hanging="360"/>
@@ -9449,7 +9724,7 @@
       <w:pPr>
         <w:numPr>
           <w:ilvl w:val="0"/>
-          <w:numId w:val="32"/>
+          <w:numId w:val="33"/>
         </w:numPr>
         <w:spacing w:after="0" w:afterAutospacing="0" w:before="0" w:beforeAutospacing="0" w:lineRule="auto"/>
         <w:ind w:left="720" w:hanging="360"/>
@@ -9465,7 +9740,7 @@
       <w:pPr>
         <w:numPr>
           <w:ilvl w:val="0"/>
-          <w:numId w:val="32"/>
+          <w:numId w:val="33"/>
         </w:numPr>
         <w:spacing w:after="0" w:afterAutospacing="0" w:before="0" w:beforeAutospacing="0" w:lineRule="auto"/>
         <w:ind w:left="720" w:hanging="360"/>
@@ -9481,7 +9756,7 @@
       <w:pPr>
         <w:numPr>
           <w:ilvl w:val="0"/>
-          <w:numId w:val="32"/>
+          <w:numId w:val="33"/>
         </w:numPr>
         <w:spacing w:after="0" w:afterAutospacing="0" w:before="0" w:beforeAutospacing="0" w:lineRule="auto"/>
         <w:ind w:left="720" w:hanging="360"/>
@@ -9497,7 +9772,7 @@
       <w:pPr>
         <w:numPr>
           <w:ilvl w:val="0"/>
-          <w:numId w:val="32"/>
+          <w:numId w:val="33"/>
         </w:numPr>
         <w:spacing w:after="240" w:before="0" w:beforeAutospacing="0" w:lineRule="auto"/>
         <w:ind w:left="720" w:hanging="360"/>
@@ -9700,6 +9975,860 @@
       <w:pPr>
         <w:numPr>
           <w:ilvl w:val="0"/>
+          <w:numId w:val="38"/>
+        </w:numPr>
+        <w:spacing w:after="0" w:afterAutospacing="0" w:before="240" w:lineRule="auto"/>
+        <w:ind w:left="720" w:hanging="360"/>
+      </w:pPr>
+      <w:r>
+        <w:rPr>
+          <w:rtl w:val="0"/>
+        </w:rPr>
+        <w:t xml:space="preserve">Muestra toda la información personal registrada.</w:t>
+      </w:r>
+    </w:p>
+    <w:p>
+      <w:pPr>
+        <w:numPr>
+          <w:ilvl w:val="0"/>
+          <w:numId w:val="38"/>
+        </w:numPr>
+        <w:spacing w:after="0" w:afterAutospacing="0" w:before="0" w:beforeAutospacing="0" w:lineRule="auto"/>
+        <w:ind w:left="720" w:hanging="360"/>
+      </w:pPr>
+      <w:r>
+        <w:rPr>
+          <w:rtl w:val="0"/>
+        </w:rPr>
+        <w:t xml:space="preserve">Incluye estadísticas de actividad: publicaciones y comentarios.</w:t>
+      </w:r>
+      <w:r>
+        <w:rPr>
+          <w:rtl w:val="0"/>
+        </w:rPr>
+      </w:r>
+    </w:p>
+    <w:p>
+      <w:pPr>
+        <w:numPr>
+          <w:ilvl w:val="0"/>
+          <w:numId w:val="38"/>
+        </w:numPr>
+        <w:spacing w:after="240" w:before="0" w:beforeAutospacing="0" w:lineRule="auto"/>
+        <w:ind w:left="720" w:hanging="360"/>
+      </w:pPr>
+      <w:r>
+        <w:rPr>
+          <w:rtl w:val="0"/>
+        </w:rPr>
+        <w:t xml:space="preserve">Incluye spots favoritos</w:t>
+      </w:r>
+      <w:r>
+        <w:rPr>
+          <w:rtl w:val="0"/>
+        </w:rPr>
+      </w:r>
+    </w:p>
+    <w:p>
+      <w:pPr>
+        <w:spacing w:after="240" w:before="240" w:lineRule="auto"/>
+        <w:ind w:left="0" w:firstLine="0"/>
+        <w:rPr/>
+      </w:pPr>
+      <w:r>
+        <w:rPr>
+          <w:b w:val="1"/>
+          <w:rtl w:val="0"/>
+        </w:rPr>
+        <w:t xml:space="preserve">Valor:</w:t>
+      </w:r>
+      <w:r>
+        <w:rPr>
+          <w:rtl w:val="0"/>
+        </w:rPr>
+        <w:t xml:space="preserve"> Medio </w:t>
+      </w:r>
+    </w:p>
+    <w:p>
+      <w:pPr>
+        <w:spacing w:after="240" w:before="240" w:lineRule="auto"/>
+        <w:ind w:left="0" w:firstLine="0"/>
+        <w:rPr/>
+      </w:pPr>
+      <w:r>
+        <w:rPr>
+          <w:b w:val="1"/>
+          <w:rtl w:val="0"/>
+        </w:rPr>
+        <w:t xml:space="preserve">Prioridad:</w:t>
+      </w:r>
+      <w:r>
+        <w:rPr>
+          <w:rtl w:val="0"/>
+        </w:rPr>
+        <w:t xml:space="preserve"> Media </w:t>
+      </w:r>
+    </w:p>
+    <w:p>
+      <w:pPr>
+        <w:spacing w:after="240" w:before="240" w:lineRule="auto"/>
+        <w:ind w:left="0" w:firstLine="0"/>
+        <w:rPr/>
+      </w:pPr>
+      <w:r>
+        <w:rPr>
+          <w:b w:val="1"/>
+          <w:rtl w:val="0"/>
+        </w:rPr>
+        <w:t xml:space="preserve">Estimación:</w:t>
+      </w:r>
+      <w:r>
+        <w:rPr>
+          <w:rtl w:val="0"/>
+        </w:rPr>
+        <w:t xml:space="preserve"> 8 horas</w:t>
+      </w:r>
+    </w:p>
+    <w:p>
+      <w:pPr>
+        <w:rPr/>
+      </w:pPr>
+      <w:r>
+        <w:rPr>
+          <w:rtl w:val="0"/>
+        </w:rPr>
+      </w:r>
+    </w:p>
+    <w:p>
+      <w:pPr>
+        <w:rPr/>
+      </w:pPr>
+      <w:r>
+        <w:rPr>
+          <w:b w:val="1"/>
+          <w:rtl w:val="0"/>
+        </w:rPr>
+        <w:t xml:space="preserve">Historia de usuario #38: Guardar publicaciones</w:t>
+      </w:r>
+      <w:r>
+        <w:rPr>
+          <w:rtl w:val="0"/>
+        </w:rPr>
+      </w:r>
+    </w:p>
+    <w:p>
+      <w:pPr>
+        <w:rPr/>
+      </w:pPr>
+      <w:r>
+        <w:rPr>
+          <w:b w:val="1"/>
+          <w:rtl w:val="0"/>
+        </w:rPr>
+        <w:t xml:space="preserve">Como:</w:t>
+      </w:r>
+      <w:r>
+        <w:rPr>
+          <w:rtl w:val="0"/>
+        </w:rPr>
+        <w:t xml:space="preserve"> Miembro</w:t>
+      </w:r>
+    </w:p>
+    <w:p>
+      <w:pPr>
+        <w:rPr/>
+      </w:pPr>
+      <w:r>
+        <w:rPr>
+          <w:b w:val="1"/>
+          <w:rtl w:val="0"/>
+        </w:rPr>
+        <w:t xml:space="preserve">Quiero:</w:t>
+      </w:r>
+      <w:r>
+        <w:rPr>
+          <w:rtl w:val="0"/>
+        </w:rPr>
+        <w:t xml:space="preserve"> Crear listas de favoritos</w:t>
+      </w:r>
+    </w:p>
+    <w:p>
+      <w:pPr>
+        <w:rPr/>
+      </w:pPr>
+      <w:r>
+        <w:rPr>
+          <w:b w:val="1"/>
+          <w:rtl w:val="0"/>
+        </w:rPr>
+        <w:t xml:space="preserve">Para poder:</w:t>
+      </w:r>
+      <w:r>
+        <w:rPr>
+          <w:rtl w:val="0"/>
+        </w:rPr>
+        <w:t xml:space="preserve"> Guardar y organizar los spots que más me interesan</w:t>
+      </w:r>
+    </w:p>
+    <w:p>
+      <w:pPr>
+        <w:spacing w:after="240" w:before="240" w:lineRule="auto"/>
+        <w:rPr>
+          <w:highlight w:val="red"/>
+        </w:rPr>
+      </w:pPr>
+      <w:r>
+        <w:rPr>
+          <w:b w:val="1"/>
+          <w:rtl w:val="0"/>
+        </w:rPr>
+        <w:t xml:space="preserve">Criterios de aceptación:</w:t>
+      </w:r>
+      <w:r>
+        <w:rPr>
+          <w:rtl w:val="0"/>
+        </w:rPr>
+      </w:r>
+    </w:p>
+    <w:p>
+      <w:pPr>
+        <w:numPr>
+          <w:ilvl w:val="0"/>
+          <w:numId w:val="28"/>
+        </w:numPr>
+        <w:spacing w:after="0" w:afterAutospacing="0" w:before="240" w:lineRule="auto"/>
+        <w:ind w:left="720" w:hanging="360"/>
+      </w:pPr>
+      <w:r>
+        <w:rPr>
+          <w:rtl w:val="0"/>
+        </w:rPr>
+        <w:t xml:space="preserve">Facilita agregar o quitar spots de las listas.</w:t>
+      </w:r>
+      <w:r>
+        <w:rPr>
+          <w:rtl w:val="0"/>
+        </w:rPr>
+      </w:r>
+    </w:p>
+    <w:p>
+      <w:pPr>
+        <w:numPr>
+          <w:ilvl w:val="0"/>
+          <w:numId w:val="28"/>
+        </w:numPr>
+        <w:spacing w:after="240" w:before="0" w:beforeAutospacing="0" w:lineRule="auto"/>
+        <w:ind w:left="720" w:hanging="360"/>
+      </w:pPr>
+      <w:r>
+        <w:rPr>
+          <w:rtl w:val="0"/>
+        </w:rPr>
+        <w:t xml:space="preserve">Incluye búsqueda dentro de las listas. </w:t>
+      </w:r>
+    </w:p>
+    <w:p>
+      <w:pPr>
+        <w:spacing w:after="240" w:before="240" w:lineRule="auto"/>
+        <w:ind w:left="0" w:firstLine="0"/>
+        <w:rPr/>
+      </w:pPr>
+      <w:r>
+        <w:rPr>
+          <w:b w:val="1"/>
+          <w:rtl w:val="0"/>
+        </w:rPr>
+        <w:t xml:space="preserve">Valor:</w:t>
+      </w:r>
+      <w:r>
+        <w:rPr>
+          <w:rtl w:val="0"/>
+        </w:rPr>
+        <w:t xml:space="preserve"> Medio </w:t>
+      </w:r>
+    </w:p>
+    <w:p>
+      <w:pPr>
+        <w:spacing w:after="240" w:before="240" w:lineRule="auto"/>
+        <w:ind w:left="0" w:firstLine="0"/>
+        <w:rPr/>
+      </w:pPr>
+      <w:r>
+        <w:rPr>
+          <w:b w:val="1"/>
+          <w:rtl w:val="0"/>
+        </w:rPr>
+        <w:t xml:space="preserve">Prioridad:</w:t>
+      </w:r>
+      <w:r>
+        <w:rPr>
+          <w:rtl w:val="0"/>
+        </w:rPr>
+        <w:t xml:space="preserve"> Baja </w:t>
+      </w:r>
+    </w:p>
+    <w:p>
+      <w:pPr>
+        <w:spacing w:after="240" w:before="240" w:lineRule="auto"/>
+        <w:ind w:left="0" w:firstLine="0"/>
+        <w:rPr/>
+      </w:pPr>
+      <w:r>
+        <w:rPr>
+          <w:b w:val="1"/>
+          <w:rtl w:val="0"/>
+        </w:rPr>
+        <w:t xml:space="preserve">Estimación:</w:t>
+      </w:r>
+      <w:r>
+        <w:rPr>
+          <w:rtl w:val="0"/>
+        </w:rPr>
+        <w:t xml:space="preserve"> 10 horas</w:t>
+      </w:r>
+    </w:p>
+    <w:p>
+      <w:pPr>
+        <w:rPr/>
+      </w:pPr>
+      <w:r>
+        <w:rPr>
+          <w:b w:val="1"/>
+          <w:rtl w:val="0"/>
+        </w:rPr>
+        <w:t xml:space="preserve">Historia de usuario #40: Notificaciones personalizadas</w:t>
+      </w:r>
+      <w:r>
+        <w:rPr>
+          <w:rtl w:val="0"/>
+        </w:rPr>
+      </w:r>
+    </w:p>
+    <w:p>
+      <w:pPr>
+        <w:rPr/>
+      </w:pPr>
+      <w:r>
+        <w:rPr>
+          <w:b w:val="1"/>
+          <w:rtl w:val="0"/>
+        </w:rPr>
+        <w:t xml:space="preserve">Como:</w:t>
+      </w:r>
+      <w:r>
+        <w:rPr>
+          <w:rtl w:val="0"/>
+        </w:rPr>
+        <w:t xml:space="preserve"> Miembro</w:t>
+      </w:r>
+    </w:p>
+    <w:p>
+      <w:pPr>
+        <w:rPr/>
+      </w:pPr>
+      <w:r>
+        <w:rPr>
+          <w:b w:val="1"/>
+          <w:rtl w:val="0"/>
+        </w:rPr>
+        <w:t xml:space="preserve">Quiero:</w:t>
+      </w:r>
+      <w:r>
+        <w:rPr>
+          <w:rtl w:val="0"/>
+        </w:rPr>
+        <w:t xml:space="preserve"> Recibir notificaciones personalizadas</w:t>
+      </w:r>
+    </w:p>
+    <w:p>
+      <w:pPr>
+        <w:rPr/>
+      </w:pPr>
+      <w:r>
+        <w:rPr>
+          <w:b w:val="1"/>
+          <w:rtl w:val="0"/>
+        </w:rPr>
+        <w:t xml:space="preserve">Para poder:</w:t>
+      </w:r>
+      <w:r>
+        <w:rPr>
+          <w:rtl w:val="0"/>
+        </w:rPr>
+        <w:t xml:space="preserve"> Estar al tanto de actividad relevante en spots de mi interés</w:t>
+      </w:r>
+    </w:p>
+    <w:p>
+      <w:pPr>
+        <w:spacing w:after="240" w:before="240" w:lineRule="auto"/>
+        <w:rPr>
+          <w:b w:val="1"/>
+        </w:rPr>
+      </w:pPr>
+      <w:r>
+        <w:rPr>
+          <w:b w:val="1"/>
+          <w:rtl w:val="0"/>
+        </w:rPr>
+        <w:t xml:space="preserve">Criterios de aceptación:</w:t>
+      </w:r>
+    </w:p>
+    <w:p>
+      <w:pPr>
+        <w:numPr>
+          <w:ilvl w:val="0"/>
+          <w:numId w:val="12"/>
+        </w:numPr>
+        <w:spacing w:after="0" w:afterAutospacing="0" w:before="240" w:lineRule="auto"/>
+        <w:ind w:left="720" w:hanging="360"/>
+      </w:pPr>
+      <w:r>
+        <w:rPr>
+          <w:rtl w:val="0"/>
+        </w:rPr>
+        <w:t xml:space="preserve">Permite configurar preferencias de notificaciones.</w:t>
+      </w:r>
+    </w:p>
+    <w:p>
+      <w:pPr>
+        <w:numPr>
+          <w:ilvl w:val="0"/>
+          <w:numId w:val="12"/>
+        </w:numPr>
+        <w:spacing w:after="0" w:afterAutospacing="0" w:before="0" w:beforeAutospacing="0" w:lineRule="auto"/>
+        <w:ind w:left="720" w:hanging="360"/>
+      </w:pPr>
+      <w:r>
+        <w:rPr>
+          <w:rtl w:val="0"/>
+        </w:rPr>
+        <w:t xml:space="preserve">Alerta sobre nuevos spots en áreas de interés.</w:t>
+      </w:r>
+    </w:p>
+    <w:p>
+      <w:pPr>
+        <w:numPr>
+          <w:ilvl w:val="0"/>
+          <w:numId w:val="12"/>
+        </w:numPr>
+        <w:spacing w:after="0" w:afterAutospacing="0" w:before="0" w:beforeAutospacing="0" w:lineRule="auto"/>
+        <w:ind w:left="720" w:hanging="360"/>
+      </w:pPr>
+      <w:r>
+        <w:rPr>
+          <w:rtl w:val="0"/>
+        </w:rPr>
+        <w:t xml:space="preserve">Notifica respuestas a comentarios del Miembro.</w:t>
+      </w:r>
+    </w:p>
+    <w:p>
+      <w:pPr>
+        <w:numPr>
+          <w:ilvl w:val="0"/>
+          <w:numId w:val="12"/>
+        </w:numPr>
+        <w:spacing w:after="0" w:afterAutospacing="0" w:before="0" w:beforeAutospacing="0" w:lineRule="auto"/>
+        <w:ind w:left="720" w:hanging="360"/>
+      </w:pPr>
+      <w:r>
+        <w:rPr>
+          <w:rtl w:val="0"/>
+        </w:rPr>
+        <w:t xml:space="preserve">Ofrece notificaciones por correo o en la app.</w:t>
+      </w:r>
+    </w:p>
+    <w:p>
+      <w:pPr>
+        <w:numPr>
+          <w:ilvl w:val="0"/>
+          <w:numId w:val="12"/>
+        </w:numPr>
+        <w:spacing w:after="240" w:before="0" w:beforeAutospacing="0" w:lineRule="auto"/>
+        <w:ind w:left="720" w:hanging="360"/>
+      </w:pPr>
+      <w:r>
+        <w:rPr>
+          <w:rtl w:val="0"/>
+        </w:rPr>
+        <w:t xml:space="preserve">Permite desactivar notificaciones. </w:t>
+      </w:r>
+    </w:p>
+    <w:p>
+      <w:pPr>
+        <w:spacing w:after="240" w:before="240" w:lineRule="auto"/>
+        <w:ind w:left="0" w:firstLine="0"/>
+        <w:rPr/>
+      </w:pPr>
+      <w:r>
+        <w:rPr>
+          <w:b w:val="1"/>
+          <w:rtl w:val="0"/>
+        </w:rPr>
+        <w:t xml:space="preserve">Valor:</w:t>
+      </w:r>
+      <w:r>
+        <w:rPr>
+          <w:rtl w:val="0"/>
+        </w:rPr>
+        <w:t xml:space="preserve"> Medio</w:t>
+      </w:r>
+    </w:p>
+    <w:p>
+      <w:pPr>
+        <w:spacing w:after="240" w:before="240" w:lineRule="auto"/>
+        <w:ind w:left="0" w:firstLine="0"/>
+        <w:rPr/>
+      </w:pPr>
+      <w:r>
+        <w:rPr>
+          <w:b w:val="1"/>
+          <w:rtl w:val="0"/>
+        </w:rPr>
+        <w:t xml:space="preserve">Prioridad:</w:t>
+      </w:r>
+      <w:r>
+        <w:rPr>
+          <w:rtl w:val="0"/>
+        </w:rPr>
+        <w:t xml:space="preserve"> Media </w:t>
+      </w:r>
+    </w:p>
+    <w:p>
+      <w:pPr>
+        <w:spacing w:after="240" w:before="240" w:lineRule="auto"/>
+        <w:ind w:left="0" w:firstLine="0"/>
+        <w:rPr/>
+      </w:pPr>
+      <w:r>
+        <w:rPr>
+          <w:b w:val="1"/>
+          <w:rtl w:val="0"/>
+        </w:rPr>
+        <w:t xml:space="preserve">Estimación:</w:t>
+      </w:r>
+      <w:r>
+        <w:rPr>
+          <w:rtl w:val="0"/>
+        </w:rPr>
+        <w:t xml:space="preserve"> 8 horas</w:t>
+      </w:r>
+    </w:p>
+    <w:p>
+      <w:pPr>
+        <w:rPr/>
+      </w:pPr>
+      <w:r>
+        <w:rPr>
+          <w:b w:val="1"/>
+          <w:rtl w:val="0"/>
+        </w:rPr>
+        <w:t xml:space="preserve">Historia de usuario #43: Calificar spots con estrellas</w:t>
+      </w:r>
+      <w:r>
+        <w:rPr>
+          <w:rtl w:val="0"/>
+        </w:rPr>
+      </w:r>
+    </w:p>
+    <w:p>
+      <w:pPr>
+        <w:rPr/>
+      </w:pPr>
+      <w:r>
+        <w:rPr>
+          <w:b w:val="1"/>
+          <w:rtl w:val="0"/>
+        </w:rPr>
+        <w:t xml:space="preserve">Como:</w:t>
+      </w:r>
+      <w:r>
+        <w:rPr>
+          <w:rtl w:val="0"/>
+        </w:rPr>
+        <w:t xml:space="preserve"> Miembro</w:t>
+      </w:r>
+    </w:p>
+    <w:p>
+      <w:pPr>
+        <w:rPr/>
+      </w:pPr>
+      <w:r>
+        <w:rPr>
+          <w:b w:val="1"/>
+          <w:rtl w:val="0"/>
+        </w:rPr>
+        <w:t xml:space="preserve">Quiero:</w:t>
+      </w:r>
+      <w:r>
+        <w:rPr>
+          <w:rtl w:val="0"/>
+        </w:rPr>
+        <w:t xml:space="preserve"> Calificar spots con estrellas</w:t>
+      </w:r>
+    </w:p>
+    <w:p>
+      <w:pPr>
+        <w:rPr/>
+      </w:pPr>
+      <w:r>
+        <w:rPr>
+          <w:b w:val="1"/>
+          <w:rtl w:val="0"/>
+        </w:rPr>
+        <w:t xml:space="preserve">Para poder:</w:t>
+      </w:r>
+      <w:r>
+        <w:rPr>
+          <w:rtl w:val="0"/>
+        </w:rPr>
+        <w:t xml:space="preserve"> Expresar mi satisfacción con cada lugar</w:t>
+      </w:r>
+    </w:p>
+    <w:p>
+      <w:pPr>
+        <w:spacing w:after="240" w:before="240" w:lineRule="auto"/>
+        <w:rPr>
+          <w:b w:val="1"/>
+        </w:rPr>
+      </w:pPr>
+      <w:r>
+        <w:rPr>
+          <w:b w:val="1"/>
+          <w:rtl w:val="0"/>
+        </w:rPr>
+        <w:t xml:space="preserve">Criterios de aceptación:</w:t>
+      </w:r>
+    </w:p>
+    <w:p>
+      <w:pPr>
+        <w:numPr>
+          <w:ilvl w:val="0"/>
+          <w:numId w:val="25"/>
+        </w:numPr>
+        <w:spacing w:after="0" w:afterAutospacing="0" w:before="240" w:lineRule="auto"/>
+        <w:ind w:left="720" w:hanging="360"/>
+      </w:pPr>
+      <w:r>
+        <w:rPr>
+          <w:rtl w:val="0"/>
+        </w:rPr>
+        <w:t xml:space="preserve">Permite asignar de 1 a 5 estrellas.</w:t>
+      </w:r>
+    </w:p>
+    <w:p>
+      <w:pPr>
+        <w:numPr>
+          <w:ilvl w:val="0"/>
+          <w:numId w:val="25"/>
+        </w:numPr>
+        <w:spacing w:after="0" w:afterAutospacing="0" w:before="0" w:beforeAutospacing="0" w:lineRule="auto"/>
+        <w:ind w:left="720" w:hanging="360"/>
+      </w:pPr>
+      <w:r>
+        <w:rPr>
+          <w:rtl w:val="0"/>
+        </w:rPr>
+        <w:t xml:space="preserve">Solo permite calificar un spot una vez, pero se puede modificar.</w:t>
+      </w:r>
+    </w:p>
+    <w:p>
+      <w:pPr>
+        <w:numPr>
+          <w:ilvl w:val="0"/>
+          <w:numId w:val="25"/>
+        </w:numPr>
+        <w:spacing w:after="0" w:afterAutospacing="0" w:before="0" w:beforeAutospacing="0" w:lineRule="auto"/>
+        <w:ind w:left="720" w:hanging="360"/>
+      </w:pPr>
+      <w:r>
+        <w:rPr>
+          <w:rtl w:val="0"/>
+        </w:rPr>
+        <w:t xml:space="preserve">Muestra el promedio de calificaciones en cada spot.</w:t>
+      </w:r>
+    </w:p>
+    <w:p>
+      <w:pPr>
+        <w:numPr>
+          <w:ilvl w:val="0"/>
+          <w:numId w:val="25"/>
+        </w:numPr>
+        <w:spacing w:after="0" w:afterAutospacing="0" w:before="0" w:beforeAutospacing="0" w:lineRule="auto"/>
+        <w:ind w:left="720" w:hanging="360"/>
+      </w:pPr>
+      <w:r>
+        <w:rPr>
+          <w:rtl w:val="0"/>
+        </w:rPr>
+        <w:t xml:space="preserve">Las calificaciones afectan el orden en los resultados de búsqueda.</w:t>
+      </w:r>
+    </w:p>
+    <w:p>
+      <w:pPr>
+        <w:numPr>
+          <w:ilvl w:val="0"/>
+          <w:numId w:val="25"/>
+        </w:numPr>
+        <w:spacing w:after="240" w:before="0" w:beforeAutospacing="0" w:lineRule="auto"/>
+        <w:ind w:left="720" w:hanging="360"/>
+      </w:pPr>
+      <w:r>
+        <w:rPr>
+          <w:rtl w:val="0"/>
+        </w:rPr>
+        <w:t xml:space="preserve">Permite ver el historial de calificaciones del Miembro. </w:t>
+      </w:r>
+    </w:p>
+    <w:p>
+      <w:pPr>
+        <w:spacing w:after="240" w:before="240" w:lineRule="auto"/>
+        <w:ind w:left="0" w:firstLine="0"/>
+        <w:rPr/>
+      </w:pPr>
+      <w:r>
+        <w:rPr>
+          <w:b w:val="1"/>
+          <w:rtl w:val="0"/>
+        </w:rPr>
+        <w:t xml:space="preserve">Valor:</w:t>
+      </w:r>
+      <w:r>
+        <w:rPr>
+          <w:rtl w:val="0"/>
+        </w:rPr>
+        <w:t xml:space="preserve"> Alto </w:t>
+      </w:r>
+    </w:p>
+    <w:p>
+      <w:pPr>
+        <w:spacing w:after="240" w:before="240" w:lineRule="auto"/>
+        <w:ind w:left="0" w:firstLine="0"/>
+        <w:rPr/>
+      </w:pPr>
+      <w:r>
+        <w:rPr>
+          <w:b w:val="1"/>
+          <w:rtl w:val="0"/>
+        </w:rPr>
+        <w:t xml:space="preserve">Prioridad:</w:t>
+      </w:r>
+      <w:r>
+        <w:rPr>
+          <w:rtl w:val="0"/>
+        </w:rPr>
+        <w:t xml:space="preserve"> Alta </w:t>
+      </w:r>
+    </w:p>
+    <w:p>
+      <w:pPr>
+        <w:spacing w:after="240" w:before="240" w:lineRule="auto"/>
+        <w:ind w:left="0" w:firstLine="0"/>
+        <w:rPr/>
+      </w:pPr>
+      <w:r>
+        <w:rPr>
+          <w:b w:val="1"/>
+          <w:rtl w:val="0"/>
+        </w:rPr>
+        <w:t xml:space="preserve">Estimación:</w:t>
+      </w:r>
+      <w:r>
+        <w:rPr>
+          <w:rtl w:val="0"/>
+        </w:rPr>
+        <w:t xml:space="preserve"> 8 horas</w:t>
+      </w:r>
+    </w:p>
+    <w:p>
+      <w:pPr>
+        <w:rPr/>
+      </w:pPr>
+      <w:r>
+        <w:rPr>
+          <w:b w:val="1"/>
+          <w:rtl w:val="0"/>
+        </w:rPr>
+        <w:t xml:space="preserve">Historia de usuario #46: Compartir spots en redes sociales</w:t>
+      </w:r>
+      <w:r>
+        <w:rPr>
+          <w:rtl w:val="0"/>
+        </w:rPr>
+      </w:r>
+    </w:p>
+    <w:p>
+      <w:pPr>
+        <w:rPr/>
+      </w:pPr>
+      <w:r>
+        <w:rPr>
+          <w:b w:val="1"/>
+          <w:rtl w:val="0"/>
+        </w:rPr>
+        <w:t xml:space="preserve">Como:</w:t>
+      </w:r>
+      <w:r>
+        <w:rPr>
+          <w:rtl w:val="0"/>
+        </w:rPr>
+        <w:t xml:space="preserve"> Miembro</w:t>
+      </w:r>
+    </w:p>
+    <w:p>
+      <w:pPr>
+        <w:rPr/>
+      </w:pPr>
+      <w:r>
+        <w:rPr>
+          <w:b w:val="1"/>
+          <w:rtl w:val="0"/>
+        </w:rPr>
+        <w:t xml:space="preserve">Quiero:</w:t>
+      </w:r>
+      <w:r>
+        <w:rPr>
+          <w:rtl w:val="0"/>
+        </w:rPr>
+        <w:t xml:space="preserve"> Compartir spots en redes sociales</w:t>
+      </w:r>
+    </w:p>
+    <w:p>
+      <w:pPr>
+        <w:rPr/>
+      </w:pPr>
+      <w:r>
+        <w:rPr>
+          <w:b w:val="1"/>
+          <w:rtl w:val="0"/>
+        </w:rPr>
+        <w:t xml:space="preserve">Para poder:</w:t>
+      </w:r>
+      <w:r>
+        <w:rPr>
+          <w:rtl w:val="0"/>
+        </w:rPr>
+        <w:t xml:space="preserve"> Recomendar lugares interesantes a mis contactos</w:t>
+      </w:r>
+    </w:p>
+    <w:p>
+      <w:pPr>
+        <w:spacing w:after="240" w:before="240" w:lineRule="auto"/>
+        <w:rPr>
+          <w:b w:val="1"/>
+        </w:rPr>
+      </w:pPr>
+      <w:r>
+        <w:rPr>
+          <w:b w:val="1"/>
+          <w:rtl w:val="0"/>
+        </w:rPr>
+        <w:t xml:space="preserve">Criterios de aceptación:</w:t>
+      </w:r>
+    </w:p>
+    <w:p>
+      <w:pPr>
+        <w:numPr>
+          <w:ilvl w:val="0"/>
           <w:numId w:val="37"/>
         </w:numPr>
         <w:spacing w:after="0" w:afterAutospacing="0" w:before="240" w:lineRule="auto"/>
@@ -9709,7 +10838,7 @@
         <w:rPr>
           <w:rtl w:val="0"/>
         </w:rPr>
-        <w:t xml:space="preserve">Muestra toda la información personal registrada.</w:t>
+        <w:t xml:space="preserve">Incluye botones para compartir en redes sociales principales.</w:t>
       </w:r>
     </w:p>
     <w:p>
@@ -9725,7 +10854,7 @@
         <w:rPr>
           <w:rtl w:val="0"/>
         </w:rPr>
-        <w:t xml:space="preserve">Incluye estadísticas de actividad: publicaciones, comentarios, spots visitados.</w:t>
+        <w:t xml:space="preserve">El enlace muestra información resumida del spot.</w:t>
       </w:r>
     </w:p>
     <w:p>
@@ -9741,7 +10870,7 @@
         <w:rPr>
           <w:rtl w:val="0"/>
         </w:rPr>
-        <w:t xml:space="preserve">Registra historial de interacciones y reportes.</w:t>
+        <w:t xml:space="preserve">Incluye una imagen representativa.</w:t>
       </w:r>
     </w:p>
     <w:p>
@@ -9757,7 +10886,7 @@
         <w:rPr>
           <w:rtl w:val="0"/>
         </w:rPr>
-        <w:t xml:space="preserve">Permite configurar privacidad y notificaciones.</w:t>
+        <w:t xml:space="preserve">El contenido compartido es atractivo y profesional.</w:t>
       </w:r>
     </w:p>
     <w:p>
@@ -9766,38 +10895,6 @@
           <w:ilvl w:val="0"/>
           <w:numId w:val="37"/>
         </w:numPr>
-        <w:spacing w:after="0" w:afterAutospacing="0" w:before="0" w:beforeAutospacing="0" w:lineRule="auto"/>
-        <w:ind w:left="720" w:hanging="360"/>
-      </w:pPr>
-      <w:r>
-        <w:rPr>
-          <w:rtl w:val="0"/>
-        </w:rPr>
-        <w:t xml:space="preserve">Ofrece descarga de datos personales (cumple con GDPR).</w:t>
-      </w:r>
-    </w:p>
-    <w:p>
-      <w:pPr>
-        <w:numPr>
-          <w:ilvl w:val="0"/>
-          <w:numId w:val="37"/>
-        </w:numPr>
-        <w:spacing w:after="0" w:afterAutospacing="0" w:before="0" w:beforeAutospacing="0" w:lineRule="auto"/>
-        <w:ind w:left="720" w:hanging="360"/>
-      </w:pPr>
-      <w:r>
-        <w:rPr>
-          <w:rtl w:val="0"/>
-        </w:rPr>
-        <w:t xml:space="preserve">Incluye spots favoritos y listas personalizadas.</w:t>
-      </w:r>
-    </w:p>
-    <w:p>
-      <w:pPr>
-        <w:numPr>
-          <w:ilvl w:val="0"/>
-          <w:numId w:val="37"/>
-        </w:numPr>
         <w:spacing w:after="240" w:before="0" w:beforeAutospacing="0" w:lineRule="auto"/>
         <w:ind w:left="720" w:hanging="360"/>
       </w:pPr>
@@ -9805,7 +10902,7 @@
         <w:rPr>
           <w:rtl w:val="0"/>
         </w:rPr>
-        <w:t xml:space="preserve">Permite ajustar preferencias de recomendaciones. </w:t>
+        <w:t xml:space="preserve">Permite personalizar el mensaje antes de compartir.</w:t>
       </w:r>
     </w:p>
     <w:p>
@@ -9845,7 +10942,7 @@
         <w:rPr>
           <w:rtl w:val="0"/>
         </w:rPr>
-        <w:t xml:space="preserve"> Media </w:t>
+        <w:t xml:space="preserve"> Baja </w:t>
       </w:r>
     </w:p>
     <w:p>
@@ -9865,38 +10962,27 @@
         <w:rPr>
           <w:rtl w:val="0"/>
         </w:rPr>
-        <w:t xml:space="preserve"> 8 horas</w:t>
-      </w:r>
-    </w:p>
-    <w:p>
-      <w:pPr>
-        <w:rPr/>
-      </w:pPr>
-      <w:r>
-        <w:rPr>
-          <w:rtl w:val="0"/>
-        </w:rPr>
-      </w:r>
-    </w:p>
-    <w:p>
-      <w:pPr>
-        <w:rPr/>
-      </w:pPr>
-      <w:r>
-        <w:rPr>
-          <w:b w:val="1"/>
-          <w:rtl w:val="0"/>
-        </w:rPr>
-        <w:t xml:space="preserve">Historia de usuario #38: Guardar publicaciones</w:t>
-      </w:r>
-      <w:r>
-        <w:rPr>
-          <w:rtl w:val="0"/>
-        </w:rPr>
-      </w:r>
-    </w:p>
-    <w:p>
-      <w:pPr>
+        <w:t xml:space="preserve"> 6 horas</w:t>
+      </w:r>
+    </w:p>
+    <w:p>
+      <w:pPr>
+        <w:spacing w:after="240" w:before="240" w:lineRule="auto"/>
+        <w:rPr>
+          <w:b w:val="1"/>
+        </w:rPr>
+      </w:pPr>
+      <w:r>
+        <w:rPr>
+          <w:b w:val="1"/>
+          <w:rtl w:val="0"/>
+        </w:rPr>
+        <w:t xml:space="preserve">Historia de usuario #53: Vista de publicación en pop-up</w:t>
+      </w:r>
+    </w:p>
+    <w:p>
+      <w:pPr>
+        <w:spacing w:after="240" w:before="240" w:lineRule="auto"/>
         <w:rPr/>
       </w:pPr>
       <w:r>
@@ -9915,6 +11001,7 @@
     </w:p>
     <w:p>
       <w:pPr>
+        <w:spacing w:after="240" w:before="240" w:lineRule="auto"/>
         <w:rPr/>
       </w:pPr>
       <w:r>
@@ -9928,11 +11015,12 @@
         <w:rPr>
           <w:rtl w:val="0"/>
         </w:rPr>
-        <w:t xml:space="preserve"> Crear listas de favoritos</w:t>
-      </w:r>
-    </w:p>
-    <w:p>
-      <w:pPr>
+        <w:t xml:space="preserve"> Ver publicaciones en un pop-up al hacer clic sobre ellas</w:t>
+      </w:r>
+    </w:p>
+    <w:p>
+      <w:pPr>
+        <w:spacing w:after="240" w:before="240" w:lineRule="auto"/>
         <w:rPr/>
       </w:pPr>
       <w:r>
@@ -9946,7 +11034,7 @@
         <w:rPr>
           <w:rtl w:val="0"/>
         </w:rPr>
-        <w:t xml:space="preserve"> Guardar y organizar los spots que más me interesan</w:t>
+        <w:t xml:space="preserve"> Leer el contenido completo sin perder mi posición en el feed</w:t>
       </w:r>
     </w:p>
     <w:p>
@@ -9968,7 +11056,7 @@
       <w:pPr>
         <w:numPr>
           <w:ilvl w:val="0"/>
-          <w:numId w:val="27"/>
+          <w:numId w:val="48"/>
         </w:numPr>
         <w:spacing w:after="0" w:afterAutospacing="0" w:before="240" w:lineRule="auto"/>
         <w:ind w:left="720" w:hanging="360"/>
@@ -9977,911 +11065,6 @@
         <w:rPr>
           <w:rtl w:val="0"/>
         </w:rPr>
-        <w:t xml:space="preserve">Permite crear múltiples listas personalizadas.</w:t>
-      </w:r>
-    </w:p>
-    <w:p>
-      <w:pPr>
-        <w:numPr>
-          <w:ilvl w:val="0"/>
-          <w:numId w:val="27"/>
-        </w:numPr>
-        <w:spacing w:after="0" w:afterAutospacing="0" w:before="0" w:beforeAutospacing="0" w:lineRule="auto"/>
-        <w:ind w:left="720" w:hanging="360"/>
-      </w:pPr>
-      <w:r>
-        <w:rPr>
-          <w:rtl w:val="0"/>
-        </w:rPr>
-        <w:t xml:space="preserve">Facilita agregar o quitar spots de las listas.</w:t>
-      </w:r>
-    </w:p>
-    <w:p>
-      <w:pPr>
-        <w:numPr>
-          <w:ilvl w:val="0"/>
-          <w:numId w:val="27"/>
-        </w:numPr>
-        <w:spacing w:after="0" w:afterAutospacing="0" w:before="0" w:beforeAutospacing="0" w:lineRule="auto"/>
-        <w:ind w:left="720" w:hanging="360"/>
-      </w:pPr>
-      <w:r>
-        <w:rPr>
-          <w:rtl w:val="0"/>
-        </w:rPr>
-        <w:t xml:space="preserve">Las listas pueden ser privadas o públicas.</w:t>
-      </w:r>
-    </w:p>
-    <w:p>
-      <w:pPr>
-        <w:numPr>
-          <w:ilvl w:val="0"/>
-          <w:numId w:val="27"/>
-        </w:numPr>
-        <w:spacing w:after="0" w:afterAutospacing="0" w:before="0" w:beforeAutospacing="0" w:lineRule="auto"/>
-        <w:ind w:left="720" w:hanging="360"/>
-      </w:pPr>
-      <w:r>
-        <w:rPr>
-          <w:rtl w:val="0"/>
-        </w:rPr>
-        <w:t xml:space="preserve">Permite compartir listas públicas con otros usuarios.</w:t>
-      </w:r>
-    </w:p>
-    <w:p>
-      <w:pPr>
-        <w:numPr>
-          <w:ilvl w:val="0"/>
-          <w:numId w:val="27"/>
-        </w:numPr>
-        <w:spacing w:after="240" w:before="0" w:beforeAutospacing="0" w:lineRule="auto"/>
-        <w:ind w:left="720" w:hanging="360"/>
-      </w:pPr>
-      <w:r>
-        <w:rPr>
-          <w:rtl w:val="0"/>
-        </w:rPr>
-        <w:t xml:space="preserve">Incluye búsqueda dentro de las listas. </w:t>
-      </w:r>
-    </w:p>
-    <w:p>
-      <w:pPr>
-        <w:spacing w:after="240" w:before="240" w:lineRule="auto"/>
-        <w:ind w:left="0" w:firstLine="0"/>
-        <w:rPr/>
-      </w:pPr>
-      <w:r>
-        <w:rPr>
-          <w:b w:val="1"/>
-          <w:rtl w:val="0"/>
-        </w:rPr>
-        <w:t xml:space="preserve">Valor:</w:t>
-      </w:r>
-      <w:r>
-        <w:rPr>
-          <w:rtl w:val="0"/>
-        </w:rPr>
-        <w:t xml:space="preserve"> Medio </w:t>
-      </w:r>
-    </w:p>
-    <w:p>
-      <w:pPr>
-        <w:spacing w:after="240" w:before="240" w:lineRule="auto"/>
-        <w:ind w:left="0" w:firstLine="0"/>
-        <w:rPr/>
-      </w:pPr>
-      <w:r>
-        <w:rPr>
-          <w:b w:val="1"/>
-          <w:rtl w:val="0"/>
-        </w:rPr>
-        <w:t xml:space="preserve">Prioridad:</w:t>
-      </w:r>
-      <w:r>
-        <w:rPr>
-          <w:rtl w:val="0"/>
-        </w:rPr>
-        <w:t xml:space="preserve"> Baja </w:t>
-      </w:r>
-    </w:p>
-    <w:p>
-      <w:pPr>
-        <w:spacing w:after="240" w:before="240" w:lineRule="auto"/>
-        <w:ind w:left="0" w:firstLine="0"/>
-        <w:rPr/>
-      </w:pPr>
-      <w:r>
-        <w:rPr>
-          <w:b w:val="1"/>
-          <w:rtl w:val="0"/>
-        </w:rPr>
-        <w:t xml:space="preserve">Estimación:</w:t>
-      </w:r>
-      <w:r>
-        <w:rPr>
-          <w:rtl w:val="0"/>
-        </w:rPr>
-        <w:t xml:space="preserve"> 10 horas</w:t>
-      </w:r>
-    </w:p>
-    <w:p>
-      <w:pPr>
-        <w:rPr/>
-      </w:pPr>
-      <w:r>
-        <w:rPr>
-          <w:b w:val="1"/>
-          <w:rtl w:val="0"/>
-        </w:rPr>
-        <w:t xml:space="preserve">Historia de usuario #40: Notificaciones personalizadas</w:t>
-      </w:r>
-      <w:r>
-        <w:rPr>
-          <w:rtl w:val="0"/>
-        </w:rPr>
-      </w:r>
-    </w:p>
-    <w:p>
-      <w:pPr>
-        <w:rPr/>
-      </w:pPr>
-      <w:r>
-        <w:rPr>
-          <w:b w:val="1"/>
-          <w:rtl w:val="0"/>
-        </w:rPr>
-        <w:t xml:space="preserve">Como:</w:t>
-      </w:r>
-      <w:r>
-        <w:rPr>
-          <w:rtl w:val="0"/>
-        </w:rPr>
-        <w:t xml:space="preserve"> Miembro</w:t>
-      </w:r>
-    </w:p>
-    <w:p>
-      <w:pPr>
-        <w:rPr/>
-      </w:pPr>
-      <w:r>
-        <w:rPr>
-          <w:b w:val="1"/>
-          <w:rtl w:val="0"/>
-        </w:rPr>
-        <w:t xml:space="preserve">Quiero:</w:t>
-      </w:r>
-      <w:r>
-        <w:rPr>
-          <w:rtl w:val="0"/>
-        </w:rPr>
-        <w:t xml:space="preserve"> Recibir notificaciones personalizadas</w:t>
-      </w:r>
-    </w:p>
-    <w:p>
-      <w:pPr>
-        <w:rPr/>
-      </w:pPr>
-      <w:r>
-        <w:rPr>
-          <w:b w:val="1"/>
-          <w:rtl w:val="0"/>
-        </w:rPr>
-        <w:t xml:space="preserve">Para poder:</w:t>
-      </w:r>
-      <w:r>
-        <w:rPr>
-          <w:rtl w:val="0"/>
-        </w:rPr>
-        <w:t xml:space="preserve"> Estar al tanto de actividad relevante en spots de mi interés</w:t>
-      </w:r>
-    </w:p>
-    <w:p>
-      <w:pPr>
-        <w:spacing w:after="240" w:before="240" w:lineRule="auto"/>
-        <w:rPr>
-          <w:b w:val="1"/>
-        </w:rPr>
-      </w:pPr>
-      <w:r>
-        <w:rPr>
-          <w:b w:val="1"/>
-          <w:rtl w:val="0"/>
-        </w:rPr>
-        <w:t xml:space="preserve">Criterios de aceptación:</w:t>
-      </w:r>
-    </w:p>
-    <w:p>
-      <w:pPr>
-        <w:numPr>
-          <w:ilvl w:val="0"/>
-          <w:numId w:val="12"/>
-        </w:numPr>
-        <w:spacing w:after="0" w:afterAutospacing="0" w:before="240" w:lineRule="auto"/>
-        <w:ind w:left="720" w:hanging="360"/>
-      </w:pPr>
-      <w:r>
-        <w:rPr>
-          <w:rtl w:val="0"/>
-        </w:rPr>
-        <w:t xml:space="preserve">Permite configurar preferencias de notificaciones.</w:t>
-      </w:r>
-    </w:p>
-    <w:p>
-      <w:pPr>
-        <w:numPr>
-          <w:ilvl w:val="0"/>
-          <w:numId w:val="12"/>
-        </w:numPr>
-        <w:spacing w:after="0" w:afterAutospacing="0" w:before="0" w:beforeAutospacing="0" w:lineRule="auto"/>
-        <w:ind w:left="720" w:hanging="360"/>
-      </w:pPr>
-      <w:r>
-        <w:rPr>
-          <w:rtl w:val="0"/>
-        </w:rPr>
-        <w:t xml:space="preserve">Alerta sobre nuevos spots en áreas de interés.</w:t>
-      </w:r>
-    </w:p>
-    <w:p>
-      <w:pPr>
-        <w:numPr>
-          <w:ilvl w:val="0"/>
-          <w:numId w:val="12"/>
-        </w:numPr>
-        <w:spacing w:after="0" w:afterAutospacing="0" w:before="0" w:beforeAutospacing="0" w:lineRule="auto"/>
-        <w:ind w:left="720" w:hanging="360"/>
-      </w:pPr>
-      <w:r>
-        <w:rPr>
-          <w:rtl w:val="0"/>
-        </w:rPr>
-        <w:t xml:space="preserve">Notifica respuestas a comentarios del Miembro.</w:t>
-      </w:r>
-    </w:p>
-    <w:p>
-      <w:pPr>
-        <w:numPr>
-          <w:ilvl w:val="0"/>
-          <w:numId w:val="12"/>
-        </w:numPr>
-        <w:spacing w:after="0" w:afterAutospacing="0" w:before="0" w:beforeAutospacing="0" w:lineRule="auto"/>
-        <w:ind w:left="720" w:hanging="360"/>
-      </w:pPr>
-      <w:r>
-        <w:rPr>
-          <w:rtl w:val="0"/>
-        </w:rPr>
-        <w:t xml:space="preserve">Ofrece notificaciones por correo o en la app.</w:t>
-      </w:r>
-    </w:p>
-    <w:p>
-      <w:pPr>
-        <w:numPr>
-          <w:ilvl w:val="0"/>
-          <w:numId w:val="12"/>
-        </w:numPr>
-        <w:spacing w:after="240" w:before="0" w:beforeAutospacing="0" w:lineRule="auto"/>
-        <w:ind w:left="720" w:hanging="360"/>
-      </w:pPr>
-      <w:r>
-        <w:rPr>
-          <w:rtl w:val="0"/>
-        </w:rPr>
-        <w:t xml:space="preserve">Permite desactivar notificaciones. </w:t>
-      </w:r>
-    </w:p>
-    <w:p>
-      <w:pPr>
-        <w:spacing w:after="240" w:before="240" w:lineRule="auto"/>
-        <w:ind w:left="0" w:firstLine="0"/>
-        <w:rPr/>
-      </w:pPr>
-      <w:r>
-        <w:rPr>
-          <w:b w:val="1"/>
-          <w:rtl w:val="0"/>
-        </w:rPr>
-        <w:t xml:space="preserve">Valor:</w:t>
-      </w:r>
-      <w:r>
-        <w:rPr>
-          <w:rtl w:val="0"/>
-        </w:rPr>
-        <w:t xml:space="preserve"> Medio</w:t>
-      </w:r>
-    </w:p>
-    <w:p>
-      <w:pPr>
-        <w:spacing w:after="240" w:before="240" w:lineRule="auto"/>
-        <w:ind w:left="0" w:firstLine="0"/>
-        <w:rPr/>
-      </w:pPr>
-      <w:r>
-        <w:rPr>
-          <w:b w:val="1"/>
-          <w:rtl w:val="0"/>
-        </w:rPr>
-        <w:t xml:space="preserve">Prioridad:</w:t>
-      </w:r>
-      <w:r>
-        <w:rPr>
-          <w:rtl w:val="0"/>
-        </w:rPr>
-        <w:t xml:space="preserve"> Media </w:t>
-      </w:r>
-    </w:p>
-    <w:p>
-      <w:pPr>
-        <w:spacing w:after="240" w:before="240" w:lineRule="auto"/>
-        <w:ind w:left="0" w:firstLine="0"/>
-        <w:rPr/>
-      </w:pPr>
-      <w:r>
-        <w:rPr>
-          <w:b w:val="1"/>
-          <w:rtl w:val="0"/>
-        </w:rPr>
-        <w:t xml:space="preserve">Estimación:</w:t>
-      </w:r>
-      <w:r>
-        <w:rPr>
-          <w:rtl w:val="0"/>
-        </w:rPr>
-        <w:t xml:space="preserve"> 8 horas</w:t>
-      </w:r>
-    </w:p>
-    <w:p>
-      <w:pPr>
-        <w:rPr/>
-      </w:pPr>
-      <w:r>
-        <w:rPr>
-          <w:b w:val="1"/>
-          <w:rtl w:val="0"/>
-        </w:rPr>
-        <w:t xml:space="preserve">Historia de usuario #43: Calificar spots con estrellas</w:t>
-      </w:r>
-      <w:r>
-        <w:rPr>
-          <w:rtl w:val="0"/>
-        </w:rPr>
-      </w:r>
-    </w:p>
-    <w:p>
-      <w:pPr>
-        <w:rPr/>
-      </w:pPr>
-      <w:r>
-        <w:rPr>
-          <w:b w:val="1"/>
-          <w:rtl w:val="0"/>
-        </w:rPr>
-        <w:t xml:space="preserve">Como:</w:t>
-      </w:r>
-      <w:r>
-        <w:rPr>
-          <w:rtl w:val="0"/>
-        </w:rPr>
-        <w:t xml:space="preserve"> Miembro</w:t>
-      </w:r>
-    </w:p>
-    <w:p>
-      <w:pPr>
-        <w:rPr/>
-      </w:pPr>
-      <w:r>
-        <w:rPr>
-          <w:b w:val="1"/>
-          <w:rtl w:val="0"/>
-        </w:rPr>
-        <w:t xml:space="preserve">Quiero:</w:t>
-      </w:r>
-      <w:r>
-        <w:rPr>
-          <w:rtl w:val="0"/>
-        </w:rPr>
-        <w:t xml:space="preserve"> Calificar spots con estrellas</w:t>
-      </w:r>
-    </w:p>
-    <w:p>
-      <w:pPr>
-        <w:rPr/>
-      </w:pPr>
-      <w:r>
-        <w:rPr>
-          <w:b w:val="1"/>
-          <w:rtl w:val="0"/>
-        </w:rPr>
-        <w:t xml:space="preserve">Para poder:</w:t>
-      </w:r>
-      <w:r>
-        <w:rPr>
-          <w:rtl w:val="0"/>
-        </w:rPr>
-        <w:t xml:space="preserve"> Expresar mi satisfacción con cada lugar</w:t>
-      </w:r>
-    </w:p>
-    <w:p>
-      <w:pPr>
-        <w:spacing w:after="240" w:before="240" w:lineRule="auto"/>
-        <w:rPr>
-          <w:b w:val="1"/>
-        </w:rPr>
-      </w:pPr>
-      <w:r>
-        <w:rPr>
-          <w:b w:val="1"/>
-          <w:rtl w:val="0"/>
-        </w:rPr>
-        <w:t xml:space="preserve">Criterios de aceptación:</w:t>
-      </w:r>
-    </w:p>
-    <w:p>
-      <w:pPr>
-        <w:numPr>
-          <w:ilvl w:val="0"/>
-          <w:numId w:val="24"/>
-        </w:numPr>
-        <w:spacing w:after="0" w:afterAutospacing="0" w:before="240" w:lineRule="auto"/>
-        <w:ind w:left="720" w:hanging="360"/>
-      </w:pPr>
-      <w:r>
-        <w:rPr>
-          <w:rtl w:val="0"/>
-        </w:rPr>
-        <w:t xml:space="preserve">Permite asignar de 1 a 5 estrellas.</w:t>
-      </w:r>
-    </w:p>
-    <w:p>
-      <w:pPr>
-        <w:numPr>
-          <w:ilvl w:val="0"/>
-          <w:numId w:val="24"/>
-        </w:numPr>
-        <w:spacing w:after="0" w:afterAutospacing="0" w:before="0" w:beforeAutospacing="0" w:lineRule="auto"/>
-        <w:ind w:left="720" w:hanging="360"/>
-      </w:pPr>
-      <w:r>
-        <w:rPr>
-          <w:rtl w:val="0"/>
-        </w:rPr>
-        <w:t xml:space="preserve">Solo permite calificar un spot una vez, pero se puede modificar.</w:t>
-      </w:r>
-    </w:p>
-    <w:p>
-      <w:pPr>
-        <w:numPr>
-          <w:ilvl w:val="0"/>
-          <w:numId w:val="24"/>
-        </w:numPr>
-        <w:spacing w:after="0" w:afterAutospacing="0" w:before="0" w:beforeAutospacing="0" w:lineRule="auto"/>
-        <w:ind w:left="720" w:hanging="360"/>
-      </w:pPr>
-      <w:r>
-        <w:rPr>
-          <w:rtl w:val="0"/>
-        </w:rPr>
-        <w:t xml:space="preserve">Muestra el promedio de calificaciones en cada spot.</w:t>
-      </w:r>
-    </w:p>
-    <w:p>
-      <w:pPr>
-        <w:numPr>
-          <w:ilvl w:val="0"/>
-          <w:numId w:val="24"/>
-        </w:numPr>
-        <w:spacing w:after="0" w:afterAutospacing="0" w:before="0" w:beforeAutospacing="0" w:lineRule="auto"/>
-        <w:ind w:left="720" w:hanging="360"/>
-      </w:pPr>
-      <w:r>
-        <w:rPr>
-          <w:rtl w:val="0"/>
-        </w:rPr>
-        <w:t xml:space="preserve">Las calificaciones afectan el orden en los resultados de búsqueda.</w:t>
-      </w:r>
-    </w:p>
-    <w:p>
-      <w:pPr>
-        <w:numPr>
-          <w:ilvl w:val="0"/>
-          <w:numId w:val="24"/>
-        </w:numPr>
-        <w:spacing w:after="240" w:before="0" w:beforeAutospacing="0" w:lineRule="auto"/>
-        <w:ind w:left="720" w:hanging="360"/>
-      </w:pPr>
-      <w:r>
-        <w:rPr>
-          <w:rtl w:val="0"/>
-        </w:rPr>
-        <w:t xml:space="preserve">Permite ver el historial de calificaciones del Miembro. </w:t>
-      </w:r>
-    </w:p>
-    <w:p>
-      <w:pPr>
-        <w:spacing w:after="240" w:before="240" w:lineRule="auto"/>
-        <w:ind w:left="0" w:firstLine="0"/>
-        <w:rPr/>
-      </w:pPr>
-      <w:r>
-        <w:rPr>
-          <w:b w:val="1"/>
-          <w:rtl w:val="0"/>
-        </w:rPr>
-        <w:t xml:space="preserve">Valor:</w:t>
-      </w:r>
-      <w:r>
-        <w:rPr>
-          <w:rtl w:val="0"/>
-        </w:rPr>
-        <w:t xml:space="preserve"> Alto </w:t>
-      </w:r>
-    </w:p>
-    <w:p>
-      <w:pPr>
-        <w:spacing w:after="240" w:before="240" w:lineRule="auto"/>
-        <w:ind w:left="0" w:firstLine="0"/>
-        <w:rPr/>
-      </w:pPr>
-      <w:r>
-        <w:rPr>
-          <w:b w:val="1"/>
-          <w:rtl w:val="0"/>
-        </w:rPr>
-        <w:t xml:space="preserve">Prioridad:</w:t>
-      </w:r>
-      <w:r>
-        <w:rPr>
-          <w:rtl w:val="0"/>
-        </w:rPr>
-        <w:t xml:space="preserve"> Alta </w:t>
-      </w:r>
-    </w:p>
-    <w:p>
-      <w:pPr>
-        <w:spacing w:after="240" w:before="240" w:lineRule="auto"/>
-        <w:ind w:left="0" w:firstLine="0"/>
-        <w:rPr/>
-      </w:pPr>
-      <w:r>
-        <w:rPr>
-          <w:b w:val="1"/>
-          <w:rtl w:val="0"/>
-        </w:rPr>
-        <w:t xml:space="preserve">Estimación:</w:t>
-      </w:r>
-      <w:r>
-        <w:rPr>
-          <w:rtl w:val="0"/>
-        </w:rPr>
-        <w:t xml:space="preserve"> 8 horas</w:t>
-      </w:r>
-    </w:p>
-    <w:p>
-      <w:pPr>
-        <w:rPr/>
-      </w:pPr>
-      <w:r>
-        <w:rPr>
-          <w:b w:val="1"/>
-          <w:rtl w:val="0"/>
-        </w:rPr>
-        <w:t xml:space="preserve">Historia de usuario #46: Compartir spots en redes sociales</w:t>
-      </w:r>
-      <w:r>
-        <w:rPr>
-          <w:rtl w:val="0"/>
-        </w:rPr>
-      </w:r>
-    </w:p>
-    <w:p>
-      <w:pPr>
-        <w:rPr/>
-      </w:pPr>
-      <w:r>
-        <w:rPr>
-          <w:b w:val="1"/>
-          <w:rtl w:val="0"/>
-        </w:rPr>
-        <w:t xml:space="preserve">Como:</w:t>
-      </w:r>
-      <w:r>
-        <w:rPr>
-          <w:rtl w:val="0"/>
-        </w:rPr>
-        <w:t xml:space="preserve"> Miembro</w:t>
-      </w:r>
-    </w:p>
-    <w:p>
-      <w:pPr>
-        <w:rPr/>
-      </w:pPr>
-      <w:r>
-        <w:rPr>
-          <w:b w:val="1"/>
-          <w:rtl w:val="0"/>
-        </w:rPr>
-        <w:t xml:space="preserve">Quiero:</w:t>
-      </w:r>
-      <w:r>
-        <w:rPr>
-          <w:rtl w:val="0"/>
-        </w:rPr>
-        <w:t xml:space="preserve"> Compartir spots en redes sociales</w:t>
-      </w:r>
-    </w:p>
-    <w:p>
-      <w:pPr>
-        <w:rPr/>
-      </w:pPr>
-      <w:r>
-        <w:rPr>
-          <w:b w:val="1"/>
-          <w:rtl w:val="0"/>
-        </w:rPr>
-        <w:t xml:space="preserve">Para poder:</w:t>
-      </w:r>
-      <w:r>
-        <w:rPr>
-          <w:rtl w:val="0"/>
-        </w:rPr>
-        <w:t xml:space="preserve"> Recomendar lugares interesantes a mis contactos</w:t>
-      </w:r>
-    </w:p>
-    <w:p>
-      <w:pPr>
-        <w:spacing w:after="240" w:before="240" w:lineRule="auto"/>
-        <w:rPr>
-          <w:b w:val="1"/>
-        </w:rPr>
-      </w:pPr>
-      <w:r>
-        <w:rPr>
-          <w:b w:val="1"/>
-          <w:rtl w:val="0"/>
-        </w:rPr>
-        <w:t xml:space="preserve">Criterios de aceptación:</w:t>
-      </w:r>
-    </w:p>
-    <w:p>
-      <w:pPr>
-        <w:numPr>
-          <w:ilvl w:val="0"/>
-          <w:numId w:val="36"/>
-        </w:numPr>
-        <w:spacing w:after="0" w:afterAutospacing="0" w:before="240" w:lineRule="auto"/>
-        <w:ind w:left="720" w:hanging="360"/>
-      </w:pPr>
-      <w:r>
-        <w:rPr>
-          <w:rtl w:val="0"/>
-        </w:rPr>
-        <w:t xml:space="preserve">Incluye botones para compartir en redes sociales principales.</w:t>
-      </w:r>
-    </w:p>
-    <w:p>
-      <w:pPr>
-        <w:numPr>
-          <w:ilvl w:val="0"/>
-          <w:numId w:val="36"/>
-        </w:numPr>
-        <w:spacing w:after="0" w:afterAutospacing="0" w:before="0" w:beforeAutospacing="0" w:lineRule="auto"/>
-        <w:ind w:left="720" w:hanging="360"/>
-      </w:pPr>
-      <w:r>
-        <w:rPr>
-          <w:rtl w:val="0"/>
-        </w:rPr>
-        <w:t xml:space="preserve">El enlace muestra información resumida del spot.</w:t>
-      </w:r>
-    </w:p>
-    <w:p>
-      <w:pPr>
-        <w:numPr>
-          <w:ilvl w:val="0"/>
-          <w:numId w:val="36"/>
-        </w:numPr>
-        <w:spacing w:after="0" w:afterAutospacing="0" w:before="0" w:beforeAutospacing="0" w:lineRule="auto"/>
-        <w:ind w:left="720" w:hanging="360"/>
-      </w:pPr>
-      <w:r>
-        <w:rPr>
-          <w:rtl w:val="0"/>
-        </w:rPr>
-        <w:t xml:space="preserve">Incluye una imagen representativa.</w:t>
-      </w:r>
-    </w:p>
-    <w:p>
-      <w:pPr>
-        <w:numPr>
-          <w:ilvl w:val="0"/>
-          <w:numId w:val="36"/>
-        </w:numPr>
-        <w:spacing w:after="0" w:afterAutospacing="0" w:before="0" w:beforeAutospacing="0" w:lineRule="auto"/>
-        <w:ind w:left="720" w:hanging="360"/>
-      </w:pPr>
-      <w:r>
-        <w:rPr>
-          <w:rtl w:val="0"/>
-        </w:rPr>
-        <w:t xml:space="preserve">El contenido compartido es atractivo y profesional.</w:t>
-      </w:r>
-    </w:p>
-    <w:p>
-      <w:pPr>
-        <w:numPr>
-          <w:ilvl w:val="0"/>
-          <w:numId w:val="36"/>
-        </w:numPr>
-        <w:spacing w:after="240" w:before="0" w:beforeAutospacing="0" w:lineRule="auto"/>
-        <w:ind w:left="720" w:hanging="360"/>
-      </w:pPr>
-      <w:r>
-        <w:rPr>
-          <w:rtl w:val="0"/>
-        </w:rPr>
-        <w:t xml:space="preserve">Permite personalizar el mensaje antes de compartir.</w:t>
-      </w:r>
-    </w:p>
-    <w:p>
-      <w:pPr>
-        <w:spacing w:after="240" w:before="240" w:lineRule="auto"/>
-        <w:ind w:left="0" w:firstLine="0"/>
-        <w:rPr/>
-      </w:pPr>
-      <w:r>
-        <w:rPr>
-          <w:b w:val="1"/>
-          <w:rtl w:val="0"/>
-        </w:rPr>
-        <w:t xml:space="preserve">Valor:</w:t>
-      </w:r>
-      <w:r>
-        <w:rPr>
-          <w:rtl w:val="0"/>
-        </w:rPr>
-        <w:t xml:space="preserve"> Medio </w:t>
-      </w:r>
-    </w:p>
-    <w:p>
-      <w:pPr>
-        <w:spacing w:after="240" w:before="240" w:lineRule="auto"/>
-        <w:ind w:left="0" w:firstLine="0"/>
-        <w:rPr/>
-      </w:pPr>
-      <w:r>
-        <w:rPr>
-          <w:b w:val="1"/>
-          <w:rtl w:val="0"/>
-        </w:rPr>
-        <w:t xml:space="preserve">Prioridad:</w:t>
-      </w:r>
-      <w:r>
-        <w:rPr>
-          <w:rtl w:val="0"/>
-        </w:rPr>
-        <w:t xml:space="preserve"> Baja </w:t>
-      </w:r>
-    </w:p>
-    <w:p>
-      <w:pPr>
-        <w:spacing w:after="240" w:before="240" w:lineRule="auto"/>
-        <w:ind w:left="0" w:firstLine="0"/>
-        <w:rPr/>
-      </w:pPr>
-      <w:r>
-        <w:rPr>
-          <w:b w:val="1"/>
-          <w:rtl w:val="0"/>
-        </w:rPr>
-        <w:t xml:space="preserve">Estimación:</w:t>
-      </w:r>
-      <w:r>
-        <w:rPr>
-          <w:rtl w:val="0"/>
-        </w:rPr>
-        <w:t xml:space="preserve"> 6 horas</w:t>
-      </w:r>
-    </w:p>
-    <w:p>
-      <w:pPr>
-        <w:spacing w:after="240" w:before="240" w:lineRule="auto"/>
-        <w:rPr>
-          <w:b w:val="1"/>
-        </w:rPr>
-      </w:pPr>
-      <w:r>
-        <w:rPr>
-          <w:b w:val="1"/>
-          <w:rtl w:val="0"/>
-        </w:rPr>
-        <w:t xml:space="preserve">Historia de usuario #53: Vista de publicación en pop-up</w:t>
-      </w:r>
-    </w:p>
-    <w:p>
-      <w:pPr>
-        <w:spacing w:after="240" w:before="240" w:lineRule="auto"/>
-        <w:rPr/>
-      </w:pPr>
-      <w:r>
-        <w:rPr>
-          <w:b w:val="1"/>
-          <w:rtl w:val="0"/>
-        </w:rPr>
-        <w:t xml:space="preserve">Como:</w:t>
-      </w:r>
-      <w:r>
-        <w:rPr>
-          <w:rtl w:val="0"/>
-        </w:rPr>
-        <w:t xml:space="preserve"> Miembro</w:t>
-      </w:r>
-    </w:p>
-    <w:p>
-      <w:pPr>
-        <w:spacing w:after="240" w:before="240" w:lineRule="auto"/>
-        <w:rPr/>
-      </w:pPr>
-      <w:r>
-        <w:rPr>
-          <w:b w:val="1"/>
-          <w:rtl w:val="0"/>
-        </w:rPr>
-        <w:t xml:space="preserve">Quiero:</w:t>
-      </w:r>
-      <w:r>
-        <w:rPr>
-          <w:rtl w:val="0"/>
-        </w:rPr>
-        <w:t xml:space="preserve"> Ver publicaciones en un pop-up al hacer clic sobre ellas</w:t>
-      </w:r>
-    </w:p>
-    <w:p>
-      <w:pPr>
-        <w:spacing w:after="240" w:before="240" w:lineRule="auto"/>
-        <w:rPr/>
-      </w:pPr>
-      <w:r>
-        <w:rPr>
-          <w:b w:val="1"/>
-          <w:rtl w:val="0"/>
-        </w:rPr>
-        <w:t xml:space="preserve">Para poder:</w:t>
-      </w:r>
-      <w:r>
-        <w:rPr>
-          <w:rtl w:val="0"/>
-        </w:rPr>
-        <w:t xml:space="preserve"> Leer el contenido completo sin perder mi posición en el feed</w:t>
-      </w:r>
-    </w:p>
-    <w:p>
-      <w:pPr>
-        <w:spacing w:after="240" w:before="240" w:lineRule="auto"/>
-        <w:rPr>
-          <w:b w:val="1"/>
-        </w:rPr>
-      </w:pPr>
-      <w:r>
-        <w:rPr>
-          <w:b w:val="1"/>
-          <w:rtl w:val="0"/>
-        </w:rPr>
-        <w:t xml:space="preserve">Criterios de aceptación:</w:t>
-      </w:r>
-    </w:p>
-    <w:p>
-      <w:pPr>
-        <w:numPr>
-          <w:ilvl w:val="0"/>
-          <w:numId w:val="47"/>
-        </w:numPr>
-        <w:spacing w:after="0" w:afterAutospacing="0" w:before="240" w:lineRule="auto"/>
-        <w:ind w:left="720" w:hanging="360"/>
-      </w:pPr>
-      <w:r>
-        <w:rPr>
-          <w:rtl w:val="0"/>
-        </w:rPr>
         <w:t xml:space="preserve">Al hacer clic en una publicación se abre un pop-up con el contenido completo</w:t>
       </w:r>
     </w:p>
@@ -10889,7 +11072,7 @@
       <w:pPr>
         <w:numPr>
           <w:ilvl w:val="0"/>
-          <w:numId w:val="47"/>
+          <w:numId w:val="48"/>
         </w:numPr>
         <w:spacing w:after="0" w:afterAutospacing="0" w:before="0" w:beforeAutospacing="0" w:lineRule="auto"/>
         <w:ind w:left="720" w:hanging="360"/>
@@ -10905,7 +11088,7 @@
       <w:pPr>
         <w:numPr>
           <w:ilvl w:val="0"/>
-          <w:numId w:val="47"/>
+          <w:numId w:val="48"/>
         </w:numPr>
         <w:spacing w:after="0" w:afterAutospacing="0" w:before="0" w:beforeAutospacing="0" w:lineRule="auto"/>
         <w:ind w:left="720" w:hanging="360"/>
@@ -10921,7 +11104,7 @@
       <w:pPr>
         <w:numPr>
           <w:ilvl w:val="0"/>
-          <w:numId w:val="47"/>
+          <w:numId w:val="48"/>
         </w:numPr>
         <w:spacing w:after="0" w:afterAutospacing="0" w:before="0" w:beforeAutospacing="0" w:lineRule="auto"/>
         <w:ind w:left="720" w:hanging="360"/>
@@ -10937,7 +11120,7 @@
       <w:pPr>
         <w:numPr>
           <w:ilvl w:val="0"/>
-          <w:numId w:val="47"/>
+          <w:numId w:val="48"/>
         </w:numPr>
         <w:spacing w:after="240" w:before="0" w:beforeAutospacing="0" w:lineRule="auto"/>
         <w:ind w:left="720" w:hanging="360"/>
@@ -11392,7 +11575,7 @@
       <w:pPr>
         <w:numPr>
           <w:ilvl w:val="0"/>
-          <w:numId w:val="53"/>
+          <w:numId w:val="55"/>
         </w:numPr>
         <w:spacing w:after="0" w:afterAutospacing="0" w:before="240" w:lineRule="auto"/>
         <w:ind w:left="720" w:hanging="360"/>
@@ -11408,7 +11591,7 @@
       <w:pPr>
         <w:numPr>
           <w:ilvl w:val="0"/>
-          <w:numId w:val="53"/>
+          <w:numId w:val="55"/>
         </w:numPr>
         <w:spacing w:after="0" w:afterAutospacing="0" w:before="0" w:beforeAutospacing="0" w:lineRule="auto"/>
         <w:ind w:left="720" w:hanging="360"/>
@@ -11424,7 +11607,7 @@
       <w:pPr>
         <w:numPr>
           <w:ilvl w:val="0"/>
-          <w:numId w:val="53"/>
+          <w:numId w:val="55"/>
         </w:numPr>
         <w:spacing w:after="0" w:afterAutospacing="0" w:before="0" w:beforeAutospacing="0" w:lineRule="auto"/>
         <w:ind w:left="720" w:hanging="360"/>
@@ -11440,7 +11623,7 @@
       <w:pPr>
         <w:numPr>
           <w:ilvl w:val="0"/>
-          <w:numId w:val="53"/>
+          <w:numId w:val="55"/>
         </w:numPr>
         <w:spacing w:after="0" w:afterAutospacing="0" w:before="0" w:beforeAutospacing="0" w:lineRule="auto"/>
         <w:ind w:left="720" w:hanging="360"/>
@@ -11456,7 +11639,7 @@
       <w:pPr>
         <w:numPr>
           <w:ilvl w:val="0"/>
-          <w:numId w:val="53"/>
+          <w:numId w:val="55"/>
         </w:numPr>
         <w:spacing w:after="0" w:afterAutospacing="0" w:before="0" w:beforeAutospacing="0" w:lineRule="auto"/>
         <w:ind w:left="720" w:hanging="360"/>
@@ -11472,7 +11655,7 @@
       <w:pPr>
         <w:numPr>
           <w:ilvl w:val="0"/>
-          <w:numId w:val="53"/>
+          <w:numId w:val="55"/>
         </w:numPr>
         <w:spacing w:after="0" w:afterAutospacing="0" w:before="0" w:beforeAutospacing="0" w:lineRule="auto"/>
         <w:ind w:left="720" w:hanging="360"/>
@@ -11488,7 +11671,7 @@
       <w:pPr>
         <w:numPr>
           <w:ilvl w:val="0"/>
-          <w:numId w:val="53"/>
+          <w:numId w:val="55"/>
         </w:numPr>
         <w:spacing w:after="240" w:before="0" w:beforeAutospacing="0" w:lineRule="auto"/>
         <w:ind w:left="720" w:hanging="360"/>
@@ -11650,7 +11833,7 @@
       <w:pPr>
         <w:numPr>
           <w:ilvl w:val="0"/>
-          <w:numId w:val="20"/>
+          <w:numId w:val="21"/>
         </w:numPr>
         <w:spacing w:after="0" w:afterAutospacing="0" w:before="240" w:lineRule="auto"/>
         <w:ind w:left="720" w:hanging="360"/>
@@ -11666,7 +11849,7 @@
       <w:pPr>
         <w:numPr>
           <w:ilvl w:val="0"/>
-          <w:numId w:val="20"/>
+          <w:numId w:val="21"/>
         </w:numPr>
         <w:spacing w:after="0" w:afterAutospacing="0" w:before="0" w:beforeAutospacing="0" w:lineRule="auto"/>
         <w:ind w:left="720" w:hanging="360"/>
@@ -11682,7 +11865,7 @@
       <w:pPr>
         <w:numPr>
           <w:ilvl w:val="0"/>
-          <w:numId w:val="20"/>
+          <w:numId w:val="21"/>
         </w:numPr>
         <w:spacing w:after="0" w:afterAutospacing="0" w:before="0" w:beforeAutospacing="0" w:lineRule="auto"/>
         <w:ind w:left="720" w:hanging="360"/>
@@ -11698,7 +11881,7 @@
       <w:pPr>
         <w:numPr>
           <w:ilvl w:val="0"/>
-          <w:numId w:val="20"/>
+          <w:numId w:val="21"/>
         </w:numPr>
         <w:spacing w:after="0" w:afterAutospacing="0" w:before="0" w:beforeAutospacing="0" w:lineRule="auto"/>
         <w:ind w:left="720" w:hanging="360"/>
@@ -11714,7 +11897,7 @@
       <w:pPr>
         <w:numPr>
           <w:ilvl w:val="0"/>
-          <w:numId w:val="20"/>
+          <w:numId w:val="21"/>
         </w:numPr>
         <w:spacing w:after="0" w:afterAutospacing="0" w:before="0" w:beforeAutospacing="0" w:lineRule="auto"/>
         <w:ind w:left="720" w:hanging="360"/>
@@ -11730,7 +11913,7 @@
       <w:pPr>
         <w:numPr>
           <w:ilvl w:val="0"/>
-          <w:numId w:val="20"/>
+          <w:numId w:val="21"/>
         </w:numPr>
         <w:spacing w:after="240" w:before="0" w:beforeAutospacing="0" w:lineRule="auto"/>
         <w:ind w:left="720" w:hanging="360"/>
@@ -11892,7 +12075,7 @@
       <w:pPr>
         <w:numPr>
           <w:ilvl w:val="0"/>
-          <w:numId w:val="57"/>
+          <w:numId w:val="59"/>
         </w:numPr>
         <w:spacing w:after="0" w:afterAutospacing="0" w:before="240" w:lineRule="auto"/>
         <w:ind w:left="720" w:hanging="360"/>
@@ -11908,7 +12091,7 @@
       <w:pPr>
         <w:numPr>
           <w:ilvl w:val="0"/>
-          <w:numId w:val="57"/>
+          <w:numId w:val="59"/>
         </w:numPr>
         <w:spacing w:after="0" w:afterAutospacing="0" w:before="0" w:beforeAutospacing="0" w:lineRule="auto"/>
         <w:ind w:left="720" w:hanging="360"/>
@@ -11924,7 +12107,7 @@
       <w:pPr>
         <w:numPr>
           <w:ilvl w:val="0"/>
-          <w:numId w:val="57"/>
+          <w:numId w:val="59"/>
         </w:numPr>
         <w:spacing w:after="0" w:afterAutospacing="0" w:before="0" w:beforeAutospacing="0" w:lineRule="auto"/>
         <w:ind w:left="720" w:hanging="360"/>
@@ -11940,7 +12123,7 @@
       <w:pPr>
         <w:numPr>
           <w:ilvl w:val="0"/>
-          <w:numId w:val="57"/>
+          <w:numId w:val="59"/>
         </w:numPr>
         <w:spacing w:after="0" w:afterAutospacing="0" w:before="0" w:beforeAutospacing="0" w:lineRule="auto"/>
         <w:ind w:left="720" w:hanging="360"/>
@@ -11956,7 +12139,7 @@
       <w:pPr>
         <w:numPr>
           <w:ilvl w:val="0"/>
-          <w:numId w:val="57"/>
+          <w:numId w:val="59"/>
         </w:numPr>
         <w:spacing w:after="0" w:afterAutospacing="0" w:before="0" w:beforeAutospacing="0" w:lineRule="auto"/>
         <w:ind w:left="720" w:hanging="360"/>
@@ -11972,7 +12155,7 @@
       <w:pPr>
         <w:numPr>
           <w:ilvl w:val="0"/>
-          <w:numId w:val="57"/>
+          <w:numId w:val="59"/>
         </w:numPr>
         <w:spacing w:after="0" w:afterAutospacing="0" w:before="0" w:beforeAutospacing="0" w:lineRule="auto"/>
         <w:ind w:left="720" w:hanging="360"/>
@@ -11988,7 +12171,7 @@
       <w:pPr>
         <w:numPr>
           <w:ilvl w:val="0"/>
-          <w:numId w:val="57"/>
+          <w:numId w:val="59"/>
         </w:numPr>
         <w:spacing w:after="240" w:before="0" w:beforeAutospacing="0" w:lineRule="auto"/>
         <w:ind w:left="720" w:hanging="360"/>
@@ -12392,6 +12575,472 @@
       <w:pPr>
         <w:numPr>
           <w:ilvl w:val="0"/>
+          <w:numId w:val="27"/>
+        </w:numPr>
+        <w:spacing w:after="0" w:afterAutospacing="0" w:before="240" w:lineRule="auto"/>
+        <w:ind w:left="720" w:hanging="360"/>
+      </w:pPr>
+      <w:r>
+        <w:rPr>
+          <w:rtl w:val="0"/>
+        </w:rPr>
+        <w:t xml:space="preserve">Dashboard con estado de pagos por socio.</w:t>
+      </w:r>
+    </w:p>
+    <w:p>
+      <w:pPr>
+        <w:numPr>
+          <w:ilvl w:val="0"/>
+          <w:numId w:val="27"/>
+        </w:numPr>
+        <w:spacing w:after="0" w:afterAutospacing="0" w:before="0" w:beforeAutospacing="0" w:lineRule="auto"/>
+        <w:ind w:left="720" w:hanging="360"/>
+      </w:pPr>
+      <w:r>
+        <w:rPr>
+          <w:rtl w:val="0"/>
+        </w:rPr>
+        <w:t xml:space="preserve">Alerta sobre vencimientos próximos y moras.</w:t>
+      </w:r>
+    </w:p>
+    <w:p>
+      <w:pPr>
+        <w:numPr>
+          <w:ilvl w:val="0"/>
+          <w:numId w:val="27"/>
+        </w:numPr>
+        <w:spacing w:after="0" w:afterAutospacing="0" w:before="0" w:beforeAutospacing="0" w:lineRule="auto"/>
+        <w:ind w:left="720" w:hanging="360"/>
+      </w:pPr>
+      <w:r>
+        <w:rPr>
+          <w:rtl w:val="0"/>
+        </w:rPr>
+        <w:t xml:space="preserve">Aplica restricciones progresivas: recordatorios, restricciones, suspensión.</w:t>
+      </w:r>
+    </w:p>
+    <w:p>
+      <w:pPr>
+        <w:numPr>
+          <w:ilvl w:val="0"/>
+          <w:numId w:val="27"/>
+        </w:numPr>
+        <w:spacing w:after="0" w:afterAutospacing="0" w:before="0" w:beforeAutospacing="0" w:lineRule="auto"/>
+        <w:ind w:left="720" w:hanging="360"/>
+      </w:pPr>
+      <w:r>
+        <w:rPr>
+          <w:rtl w:val="0"/>
+        </w:rPr>
+        <w:t xml:space="preserve">Genera reportes de gestión de cartera.</w:t>
+      </w:r>
+    </w:p>
+    <w:p>
+      <w:pPr>
+        <w:numPr>
+          <w:ilvl w:val="0"/>
+          <w:numId w:val="27"/>
+        </w:numPr>
+        <w:spacing w:after="240" w:before="0" w:beforeAutospacing="0" w:lineRule="auto"/>
+        <w:ind w:left="720" w:hanging="360"/>
+      </w:pPr>
+      <w:r>
+        <w:rPr>
+          <w:rtl w:val="0"/>
+        </w:rPr>
+        <w:t xml:space="preserve">Permite reactivar cuentas al regularizar pagos. </w:t>
+      </w:r>
+    </w:p>
+    <w:p>
+      <w:pPr>
+        <w:spacing w:after="240" w:before="240" w:lineRule="auto"/>
+        <w:ind w:left="0" w:firstLine="0"/>
+        <w:rPr/>
+      </w:pPr>
+      <w:r>
+        <w:rPr>
+          <w:b w:val="1"/>
+          <w:rtl w:val="0"/>
+        </w:rPr>
+        <w:t xml:space="preserve">Valor:</w:t>
+      </w:r>
+      <w:r>
+        <w:rPr>
+          <w:rtl w:val="0"/>
+        </w:rPr>
+        <w:t xml:space="preserve"> Alto </w:t>
+      </w:r>
+    </w:p>
+    <w:p>
+      <w:pPr>
+        <w:spacing w:after="240" w:before="240" w:lineRule="auto"/>
+        <w:ind w:left="0" w:firstLine="0"/>
+        <w:rPr/>
+      </w:pPr>
+      <w:r>
+        <w:rPr>
+          <w:b w:val="1"/>
+          <w:rtl w:val="0"/>
+        </w:rPr>
+        <w:t xml:space="preserve">Prioridad:</w:t>
+      </w:r>
+      <w:r>
+        <w:rPr>
+          <w:rtl w:val="0"/>
+        </w:rPr>
+        <w:t xml:space="preserve"> Alta </w:t>
+      </w:r>
+    </w:p>
+    <w:p>
+      <w:pPr>
+        <w:spacing w:after="240" w:before="240" w:lineRule="auto"/>
+        <w:ind w:left="0" w:firstLine="0"/>
+        <w:rPr/>
+      </w:pPr>
+      <w:r>
+        <w:rPr>
+          <w:b w:val="1"/>
+          <w:rtl w:val="0"/>
+        </w:rPr>
+        <w:t xml:space="preserve">Estimación:</w:t>
+      </w:r>
+      <w:r>
+        <w:rPr>
+          <w:rtl w:val="0"/>
+        </w:rPr>
+        <w:t xml:space="preserve"> 20 horas</w:t>
+      </w:r>
+    </w:p>
+    <w:p>
+      <w:pPr>
+        <w:rPr/>
+      </w:pPr>
+      <w:r>
+        <w:rPr>
+          <w:b w:val="1"/>
+          <w:rtl w:val="0"/>
+        </w:rPr>
+        <w:t xml:space="preserve">Historia de usuario #39: Generación de reportes del sistema</w:t>
+      </w:r>
+      <w:r>
+        <w:rPr>
+          <w:rtl w:val="0"/>
+        </w:rPr>
+      </w:r>
+    </w:p>
+    <w:p>
+      <w:pPr>
+        <w:rPr/>
+      </w:pPr>
+      <w:r>
+        <w:rPr>
+          <w:b w:val="1"/>
+          <w:rtl w:val="0"/>
+        </w:rPr>
+        <w:t xml:space="preserve">Como:</w:t>
+      </w:r>
+      <w:r>
+        <w:rPr>
+          <w:rtl w:val="0"/>
+        </w:rPr>
+        <w:t xml:space="preserve"> Administrador</w:t>
+      </w:r>
+    </w:p>
+    <w:p>
+      <w:pPr>
+        <w:rPr/>
+      </w:pPr>
+      <w:r>
+        <w:rPr>
+          <w:b w:val="1"/>
+          <w:rtl w:val="0"/>
+        </w:rPr>
+        <w:t xml:space="preserve">Quiero:</w:t>
+      </w:r>
+      <w:r>
+        <w:rPr>
+          <w:rtl w:val="0"/>
+        </w:rPr>
+        <w:t xml:space="preserve"> Generar reportes del sistema</w:t>
+      </w:r>
+    </w:p>
+    <w:p>
+      <w:pPr>
+        <w:rPr/>
+      </w:pPr>
+      <w:r>
+        <w:rPr>
+          <w:b w:val="1"/>
+          <w:rtl w:val="0"/>
+        </w:rPr>
+        <w:t xml:space="preserve">Para poder:</w:t>
+      </w:r>
+      <w:r>
+        <w:rPr>
+          <w:rtl w:val="0"/>
+        </w:rPr>
+        <w:t xml:space="preserve"> Monitorear el uso de la plataforma y tomar decisiones informadas</w:t>
+      </w:r>
+    </w:p>
+    <w:p>
+      <w:pPr>
+        <w:spacing w:after="240" w:before="240" w:lineRule="auto"/>
+        <w:rPr>
+          <w:b w:val="1"/>
+        </w:rPr>
+      </w:pPr>
+      <w:r>
+        <w:rPr>
+          <w:b w:val="1"/>
+          <w:rtl w:val="0"/>
+        </w:rPr>
+        <w:t xml:space="preserve">Criterios de aceptación:</w:t>
+      </w:r>
+    </w:p>
+    <w:p>
+      <w:pPr>
+        <w:numPr>
+          <w:ilvl w:val="0"/>
+          <w:numId w:val="41"/>
+        </w:numPr>
+        <w:spacing w:after="0" w:afterAutospacing="0" w:before="240" w:lineRule="auto"/>
+        <w:ind w:left="720" w:hanging="360"/>
+      </w:pPr>
+      <w:r>
+        <w:rPr>
+          <w:rtl w:val="0"/>
+        </w:rPr>
+        <w:t xml:space="preserve">Genera reportes de usuarios registrados por período.</w:t>
+      </w:r>
+    </w:p>
+    <w:p>
+      <w:pPr>
+        <w:numPr>
+          <w:ilvl w:val="0"/>
+          <w:numId w:val="41"/>
+        </w:numPr>
+        <w:spacing w:after="0" w:afterAutospacing="0" w:before="0" w:beforeAutospacing="0" w:lineRule="auto"/>
+        <w:ind w:left="720" w:hanging="360"/>
+      </w:pPr>
+      <w:r>
+        <w:rPr>
+          <w:rtl w:val="0"/>
+        </w:rPr>
+        <w:t xml:space="preserve">Muestra estadísticas de spots más populares.</w:t>
+      </w:r>
+    </w:p>
+    <w:p>
+      <w:pPr>
+        <w:numPr>
+          <w:ilvl w:val="0"/>
+          <w:numId w:val="41"/>
+        </w:numPr>
+        <w:spacing w:after="0" w:afterAutospacing="0" w:before="0" w:beforeAutospacing="0" w:lineRule="auto"/>
+        <w:ind w:left="720" w:hanging="360"/>
+      </w:pPr>
+      <w:r>
+        <w:rPr>
+          <w:rtl w:val="0"/>
+        </w:rPr>
+        <w:t xml:space="preserve">Incluye métricas de reportes y resoluciones.</w:t>
+      </w:r>
+    </w:p>
+    <w:p>
+      <w:pPr>
+        <w:numPr>
+          <w:ilvl w:val="0"/>
+          <w:numId w:val="41"/>
+        </w:numPr>
+        <w:spacing w:after="0" w:afterAutospacing="0" w:before="0" w:beforeAutospacing="0" w:lineRule="auto"/>
+        <w:ind w:left="720" w:hanging="360"/>
+      </w:pPr>
+      <w:r>
+        <w:rPr>
+          <w:rtl w:val="0"/>
+        </w:rPr>
+        <w:t xml:space="preserve">Exporta reportes en PDF o Excel.</w:t>
+      </w:r>
+    </w:p>
+    <w:p>
+      <w:pPr>
+        <w:numPr>
+          <w:ilvl w:val="0"/>
+          <w:numId w:val="41"/>
+        </w:numPr>
+        <w:spacing w:after="240" w:before="0" w:beforeAutospacing="0" w:lineRule="auto"/>
+        <w:ind w:left="720" w:hanging="360"/>
+      </w:pPr>
+      <w:r>
+        <w:rPr>
+          <w:rtl w:val="0"/>
+        </w:rPr>
+        <w:t xml:space="preserve">Permite programar reportes automáticos. </w:t>
+      </w:r>
+    </w:p>
+    <w:p>
+      <w:pPr>
+        <w:spacing w:after="240" w:before="240" w:lineRule="auto"/>
+        <w:ind w:left="0" w:firstLine="0"/>
+        <w:rPr/>
+      </w:pPr>
+      <w:r>
+        <w:rPr>
+          <w:b w:val="1"/>
+          <w:rtl w:val="0"/>
+        </w:rPr>
+        <w:t xml:space="preserve">Valor:</w:t>
+      </w:r>
+      <w:r>
+        <w:rPr>
+          <w:rtl w:val="0"/>
+        </w:rPr>
+        <w:t xml:space="preserve"> Alto </w:t>
+      </w:r>
+    </w:p>
+    <w:p>
+      <w:pPr>
+        <w:spacing w:after="240" w:before="240" w:lineRule="auto"/>
+        <w:ind w:left="0" w:firstLine="0"/>
+        <w:rPr/>
+      </w:pPr>
+      <w:r>
+        <w:rPr>
+          <w:b w:val="1"/>
+          <w:rtl w:val="0"/>
+        </w:rPr>
+        <w:t xml:space="preserve">Prioridad:</w:t>
+      </w:r>
+      <w:r>
+        <w:rPr>
+          <w:rtl w:val="0"/>
+        </w:rPr>
+        <w:t xml:space="preserve"> Media </w:t>
+      </w:r>
+    </w:p>
+    <w:p>
+      <w:pPr>
+        <w:spacing w:after="240" w:before="240" w:lineRule="auto"/>
+        <w:ind w:left="0" w:firstLine="0"/>
+        <w:rPr/>
+      </w:pPr>
+      <w:r>
+        <w:rPr>
+          <w:b w:val="1"/>
+          <w:rtl w:val="0"/>
+        </w:rPr>
+        <w:t xml:space="preserve">Estimación:</w:t>
+      </w:r>
+      <w:r>
+        <w:rPr>
+          <w:rtl w:val="0"/>
+        </w:rPr>
+        <w:t xml:space="preserve"> 15 horas</w:t>
+      </w:r>
+    </w:p>
+    <w:p>
+      <w:pPr>
+        <w:spacing w:after="240" w:before="240" w:lineRule="auto"/>
+        <w:ind w:left="0" w:firstLine="0"/>
+        <w:rPr/>
+      </w:pPr>
+      <w:r>
+        <w:rPr>
+          <w:rtl w:val="0"/>
+        </w:rPr>
+      </w:r>
+    </w:p>
+    <w:p>
+      <w:pPr>
+        <w:spacing w:after="240" w:before="240" w:lineRule="auto"/>
+        <w:ind w:left="0" w:firstLine="0"/>
+        <w:rPr/>
+      </w:pPr>
+      <w:r>
+        <w:rPr>
+          <w:b w:val="1"/>
+          <w:rtl w:val="0"/>
+        </w:rPr>
+        <w:t xml:space="preserve">Historia de usuario #42: Gestión de categorías de spots</w:t>
+      </w:r>
+      <w:r>
+        <w:rPr>
+          <w:rtl w:val="0"/>
+        </w:rPr>
+      </w:r>
+    </w:p>
+    <w:p>
+      <w:pPr>
+        <w:rPr/>
+      </w:pPr>
+      <w:r>
+        <w:rPr>
+          <w:b w:val="1"/>
+          <w:rtl w:val="0"/>
+        </w:rPr>
+        <w:t xml:space="preserve">Como:</w:t>
+      </w:r>
+      <w:r>
+        <w:rPr>
+          <w:rtl w:val="0"/>
+        </w:rPr>
+        <w:t xml:space="preserve"> Moderador</w:t>
+      </w:r>
+    </w:p>
+    <w:p>
+      <w:pPr>
+        <w:rPr/>
+      </w:pPr>
+      <w:r>
+        <w:rPr>
+          <w:b w:val="1"/>
+          <w:rtl w:val="0"/>
+        </w:rPr>
+        <w:t xml:space="preserve">Quiero:</w:t>
+      </w:r>
+      <w:r>
+        <w:rPr>
+          <w:rtl w:val="0"/>
+        </w:rPr>
+        <w:t xml:space="preserve"> Gestionar categorías de spots</w:t>
+      </w:r>
+    </w:p>
+    <w:p>
+      <w:pPr>
+        <w:rPr/>
+      </w:pPr>
+      <w:r>
+        <w:rPr>
+          <w:b w:val="1"/>
+          <w:rtl w:val="0"/>
+        </w:rPr>
+        <w:t xml:space="preserve">Para poder:</w:t>
+      </w:r>
+      <w:r>
+        <w:rPr>
+          <w:rtl w:val="0"/>
+        </w:rPr>
+        <w:t xml:space="preserve"> Mantener organizados los tipos de establecimientos</w:t>
+      </w:r>
+    </w:p>
+    <w:p>
+      <w:pPr>
+        <w:spacing w:after="240" w:before="240" w:lineRule="auto"/>
+        <w:rPr>
+          <w:b w:val="1"/>
+        </w:rPr>
+      </w:pPr>
+      <w:r>
+        <w:rPr>
+          <w:b w:val="1"/>
+          <w:rtl w:val="0"/>
+        </w:rPr>
+        <w:t xml:space="preserve">Criterios de aceptación:</w:t>
+      </w:r>
+    </w:p>
+    <w:p>
+      <w:pPr>
+        <w:numPr>
+          <w:ilvl w:val="0"/>
           <w:numId w:val="26"/>
         </w:numPr>
         <w:spacing w:after="0" w:afterAutospacing="0" w:before="240" w:lineRule="auto"/>
@@ -12401,7 +13050,7 @@
         <w:rPr>
           <w:rtl w:val="0"/>
         </w:rPr>
-        <w:t xml:space="preserve">Dashboard con estado de pagos por socio.</w:t>
+        <w:t xml:space="preserve">Permite crear, editar y eliminar categorías.</w:t>
       </w:r>
     </w:p>
     <w:p>
@@ -12417,7 +13066,7 @@
         <w:rPr>
           <w:rtl w:val="0"/>
         </w:rPr>
-        <w:t xml:space="preserve">Alerta sobre vencimientos próximos y moras.</w:t>
+        <w:t xml:space="preserve">Cada categoría tiene nombre, descripción e icono.</w:t>
       </w:r>
     </w:p>
     <w:p>
@@ -12433,7 +13082,7 @@
         <w:rPr>
           <w:rtl w:val="0"/>
         </w:rPr>
-        <w:t xml:space="preserve">Aplica restricciones progresivas: recordatorios, restricciones, suspensión.</w:t>
+        <w:t xml:space="preserve">Permite reorganizar el orden de categorías.</w:t>
       </w:r>
     </w:p>
     <w:p>
@@ -12449,7 +13098,7 @@
         <w:rPr>
           <w:rtl w:val="0"/>
         </w:rPr>
-        <w:t xml:space="preserve">Genera reportes de gestión de cartera.</w:t>
+        <w:t xml:space="preserve">Reasigna spots existentes a nuevas categorías.</w:t>
       </w:r>
     </w:p>
     <w:p>
@@ -12465,7 +13114,7 @@
         <w:rPr>
           <w:rtl w:val="0"/>
         </w:rPr>
-        <w:t xml:space="preserve">Permite reactivar cuentas al regularizar pagos. </w:t>
+        <w:t xml:space="preserve">Los cambios se reflejan de inmediato en la búsqueda. </w:t>
       </w:r>
     </w:p>
     <w:p>
@@ -12485,6 +13134,232 @@
         <w:rPr>
           <w:rtl w:val="0"/>
         </w:rPr>
+        <w:t xml:space="preserve"> Medio </w:t>
+      </w:r>
+    </w:p>
+    <w:p>
+      <w:pPr>
+        <w:spacing w:after="240" w:before="240" w:lineRule="auto"/>
+        <w:ind w:left="0" w:firstLine="0"/>
+        <w:rPr/>
+      </w:pPr>
+      <w:r>
+        <w:rPr>
+          <w:b w:val="1"/>
+          <w:rtl w:val="0"/>
+        </w:rPr>
+        <w:t xml:space="preserve">Prioridad:</w:t>
+      </w:r>
+      <w:r>
+        <w:rPr>
+          <w:rtl w:val="0"/>
+        </w:rPr>
+        <w:t xml:space="preserve"> Media </w:t>
+      </w:r>
+    </w:p>
+    <w:p>
+      <w:pPr>
+        <w:spacing w:after="240" w:before="240" w:lineRule="auto"/>
+        <w:ind w:left="0" w:firstLine="0"/>
+        <w:rPr/>
+      </w:pPr>
+      <w:r>
+        <w:rPr>
+          <w:b w:val="1"/>
+          <w:rtl w:val="0"/>
+        </w:rPr>
+        <w:t xml:space="preserve">Estimación:</w:t>
+      </w:r>
+      <w:r>
+        <w:rPr>
+          <w:rtl w:val="0"/>
+        </w:rPr>
+        <w:t xml:space="preserve"> 8 horas</w:t>
+      </w:r>
+    </w:p>
+    <w:p>
+      <w:pPr>
+        <w:rPr/>
+      </w:pPr>
+      <w:r>
+        <w:rPr>
+          <w:b w:val="1"/>
+          <w:rtl w:val="0"/>
+        </w:rPr>
+        <w:t xml:space="preserve">Historia de usuario #45: Configuración de parámetros del sistema</w:t>
+      </w:r>
+      <w:r>
+        <w:rPr>
+          <w:rtl w:val="0"/>
+        </w:rPr>
+      </w:r>
+    </w:p>
+    <w:p>
+      <w:pPr>
+        <w:rPr/>
+      </w:pPr>
+      <w:r>
+        <w:rPr>
+          <w:b w:val="1"/>
+          <w:rtl w:val="0"/>
+        </w:rPr>
+        <w:t xml:space="preserve">Como:</w:t>
+      </w:r>
+      <w:r>
+        <w:rPr>
+          <w:rtl w:val="0"/>
+        </w:rPr>
+        <w:t xml:space="preserve"> Administrador</w:t>
+      </w:r>
+    </w:p>
+    <w:p>
+      <w:pPr>
+        <w:rPr/>
+      </w:pPr>
+      <w:r>
+        <w:rPr>
+          <w:b w:val="1"/>
+          <w:rtl w:val="0"/>
+        </w:rPr>
+        <w:t xml:space="preserve">Quiero:</w:t>
+      </w:r>
+      <w:r>
+        <w:rPr>
+          <w:rtl w:val="0"/>
+        </w:rPr>
+        <w:t xml:space="preserve"> Configurar parámetros del sistema</w:t>
+      </w:r>
+    </w:p>
+    <w:p>
+      <w:pPr>
+        <w:rPr/>
+      </w:pPr>
+      <w:r>
+        <w:rPr>
+          <w:b w:val="1"/>
+          <w:rtl w:val="0"/>
+        </w:rPr>
+        <w:t xml:space="preserve">Para poder:</w:t>
+      </w:r>
+      <w:r>
+        <w:rPr>
+          <w:rtl w:val="0"/>
+        </w:rPr>
+        <w:t xml:space="preserve"> Personalizar el comportamiento de la plataforma</w:t>
+      </w:r>
+    </w:p>
+    <w:p>
+      <w:pPr>
+        <w:spacing w:after="240" w:before="240" w:lineRule="auto"/>
+        <w:rPr>
+          <w:b w:val="1"/>
+        </w:rPr>
+      </w:pPr>
+      <w:r>
+        <w:rPr>
+          <w:b w:val="1"/>
+          <w:rtl w:val="0"/>
+        </w:rPr>
+        <w:t xml:space="preserve">Criterios de aceptación:</w:t>
+      </w:r>
+    </w:p>
+    <w:p>
+      <w:pPr>
+        <w:numPr>
+          <w:ilvl w:val="0"/>
+          <w:numId w:val="15"/>
+        </w:numPr>
+        <w:spacing w:after="0" w:afterAutospacing="0" w:before="240" w:lineRule="auto"/>
+        <w:ind w:left="720" w:hanging="360"/>
+      </w:pPr>
+      <w:r>
+        <w:rPr>
+          <w:rtl w:val="0"/>
+        </w:rPr>
+        <w:t xml:space="preserve">Permite ajustar límites, como máximo de fotos por spot.</w:t>
+      </w:r>
+    </w:p>
+    <w:p>
+      <w:pPr>
+        <w:numPr>
+          <w:ilvl w:val="0"/>
+          <w:numId w:val="15"/>
+        </w:numPr>
+        <w:spacing w:after="0" w:afterAutospacing="0" w:before="0" w:beforeAutospacing="0" w:lineRule="auto"/>
+        <w:ind w:left="720" w:hanging="360"/>
+      </w:pPr>
+      <w:r>
+        <w:rPr>
+          <w:rtl w:val="0"/>
+        </w:rPr>
+        <w:t xml:space="preserve">Configura palabras prohibidas para el filtro automático.</w:t>
+      </w:r>
+    </w:p>
+    <w:p>
+      <w:pPr>
+        <w:numPr>
+          <w:ilvl w:val="0"/>
+          <w:numId w:val="15"/>
+        </w:numPr>
+        <w:spacing w:after="0" w:afterAutospacing="0" w:before="0" w:beforeAutospacing="0" w:lineRule="auto"/>
+        <w:ind w:left="720" w:hanging="360"/>
+      </w:pPr>
+      <w:r>
+        <w:rPr>
+          <w:rtl w:val="0"/>
+        </w:rPr>
+        <w:t xml:space="preserve">Ajusta tiempos de bloqueo por infracciones.</w:t>
+      </w:r>
+    </w:p>
+    <w:p>
+      <w:pPr>
+        <w:numPr>
+          <w:ilvl w:val="0"/>
+          <w:numId w:val="15"/>
+        </w:numPr>
+        <w:spacing w:after="0" w:afterAutospacing="0" w:before="0" w:beforeAutospacing="0" w:lineRule="auto"/>
+        <w:ind w:left="720" w:hanging="360"/>
+      </w:pPr>
+      <w:r>
+        <w:rPr>
+          <w:rtl w:val="0"/>
+        </w:rPr>
+        <w:t xml:space="preserve">Personaliza plantillas de correos automáticos.</w:t>
+      </w:r>
+    </w:p>
+    <w:p>
+      <w:pPr>
+        <w:numPr>
+          <w:ilvl w:val="0"/>
+          <w:numId w:val="15"/>
+        </w:numPr>
+        <w:spacing w:after="240" w:before="0" w:beforeAutospacing="0" w:lineRule="auto"/>
+        <w:ind w:left="720" w:hanging="360"/>
+      </w:pPr>
+      <w:r>
+        <w:rPr>
+          <w:rtl w:val="0"/>
+        </w:rPr>
+        <w:t xml:space="preserve">Requiere confirmación para aplicar cambios. </w:t>
+      </w:r>
+    </w:p>
+    <w:p>
+      <w:pPr>
+        <w:spacing w:after="240" w:before="240" w:lineRule="auto"/>
+        <w:ind w:left="0" w:firstLine="0"/>
+        <w:rPr/>
+      </w:pPr>
+      <w:r>
+        <w:rPr>
+          <w:b w:val="1"/>
+          <w:rtl w:val="0"/>
+        </w:rPr>
+        <w:t xml:space="preserve">Valor:</w:t>
+      </w:r>
+      <w:r>
+        <w:rPr>
+          <w:rtl w:val="0"/>
+        </w:rPr>
         <w:t xml:space="preserve"> Alto </w:t>
       </w:r>
     </w:p>
@@ -12505,7 +13380,7 @@
         <w:rPr>
           <w:rtl w:val="0"/>
         </w:rPr>
-        <w:t xml:space="preserve"> Alta </w:t>
+        <w:t xml:space="preserve"> Media </w:t>
       </w:r>
     </w:p>
     <w:p>
@@ -12525,19 +13400,19 @@
         <w:rPr>
           <w:rtl w:val="0"/>
         </w:rPr>
-        <w:t xml:space="preserve"> 20 horas</w:t>
-      </w:r>
-    </w:p>
-    <w:p>
-      <w:pPr>
-        <w:rPr/>
-      </w:pPr>
-      <w:r>
-        <w:rPr>
-          <w:b w:val="1"/>
-          <w:rtl w:val="0"/>
-        </w:rPr>
-        <w:t xml:space="preserve">Historia de usuario #39: Generación de reportes del sistema</w:t>
+        <w:t xml:space="preserve"> 10 horas</w:t>
+      </w:r>
+    </w:p>
+    <w:p>
+      <w:pPr>
+        <w:rPr/>
+      </w:pPr>
+      <w:r>
+        <w:rPr>
+          <w:b w:val="1"/>
+          <w:rtl w:val="0"/>
+        </w:rPr>
+        <w:t xml:space="preserve">Historia de usuario #47: Programar mantenimientos del sistema</w:t>
       </w:r>
       <w:r>
         <w:rPr>
@@ -12578,7 +13453,7 @@
         <w:rPr>
           <w:rtl w:val="0"/>
         </w:rPr>
-        <w:t xml:space="preserve"> Generar reportes del sistema</w:t>
+        <w:t xml:space="preserve"> Programar mantenimientos del sistema</w:t>
       </w:r>
     </w:p>
     <w:p>
@@ -12596,7 +13471,7 @@
         <w:rPr>
           <w:rtl w:val="0"/>
         </w:rPr>
-        <w:t xml:space="preserve"> Monitorear el uso de la plataforma y tomar decisiones informadas</w:t>
+        <w:t xml:space="preserve"> Notificar a los usuarios sobre interrupciones planificadas</w:t>
       </w:r>
     </w:p>
     <w:p>
@@ -12618,7 +13493,7 @@
       <w:pPr>
         <w:numPr>
           <w:ilvl w:val="0"/>
-          <w:numId w:val="40"/>
+          <w:numId w:val="30"/>
         </w:numPr>
         <w:spacing w:after="0" w:afterAutospacing="0" w:before="240" w:lineRule="auto"/>
         <w:ind w:left="720" w:hanging="360"/>
@@ -12627,62 +13502,62 @@
         <w:rPr>
           <w:rtl w:val="0"/>
         </w:rPr>
-        <w:t xml:space="preserve">Genera reportes de usuarios registrados por período.</w:t>
-      </w:r>
-    </w:p>
-    <w:p>
-      <w:pPr>
-        <w:numPr>
-          <w:ilvl w:val="0"/>
-          <w:numId w:val="40"/>
-        </w:numPr>
-        <w:spacing w:after="0" w:afterAutospacing="0" w:before="0" w:beforeAutospacing="0" w:lineRule="auto"/>
-        <w:ind w:left="720" w:hanging="360"/>
-      </w:pPr>
-      <w:r>
-        <w:rPr>
-          <w:rtl w:val="0"/>
-        </w:rPr>
-        <w:t xml:space="preserve">Muestra estadísticas de spots más populares.</w:t>
-      </w:r>
-    </w:p>
-    <w:p>
-      <w:pPr>
-        <w:numPr>
-          <w:ilvl w:val="0"/>
-          <w:numId w:val="40"/>
-        </w:numPr>
-        <w:spacing w:after="0" w:afterAutospacing="0" w:before="0" w:beforeAutospacing="0" w:lineRule="auto"/>
-        <w:ind w:left="720" w:hanging="360"/>
-      </w:pPr>
-      <w:r>
-        <w:rPr>
-          <w:rtl w:val="0"/>
-        </w:rPr>
-        <w:t xml:space="preserve">Incluye métricas de reportes y resoluciones.</w:t>
-      </w:r>
-    </w:p>
-    <w:p>
-      <w:pPr>
-        <w:numPr>
-          <w:ilvl w:val="0"/>
-          <w:numId w:val="40"/>
-        </w:numPr>
-        <w:spacing w:after="0" w:afterAutospacing="0" w:before="0" w:beforeAutospacing="0" w:lineRule="auto"/>
-        <w:ind w:left="720" w:hanging="360"/>
-      </w:pPr>
-      <w:r>
-        <w:rPr>
-          <w:rtl w:val="0"/>
-        </w:rPr>
-        <w:t xml:space="preserve">Exporta reportes en PDF o Excel.</w:t>
-      </w:r>
-    </w:p>
-    <w:p>
-      <w:pPr>
-        <w:numPr>
-          <w:ilvl w:val="0"/>
-          <w:numId w:val="40"/>
+        <w:t xml:space="preserve">Programa ventanas de mantenimiento con fechas específicas.</w:t>
+      </w:r>
+    </w:p>
+    <w:p>
+      <w:pPr>
+        <w:numPr>
+          <w:ilvl w:val="0"/>
+          <w:numId w:val="30"/>
+        </w:numPr>
+        <w:spacing w:after="0" w:afterAutospacing="0" w:before="0" w:beforeAutospacing="0" w:lineRule="auto"/>
+        <w:ind w:left="720" w:hanging="360"/>
+      </w:pPr>
+      <w:r>
+        <w:rPr>
+          <w:rtl w:val="0"/>
+        </w:rPr>
+        <w:t xml:space="preserve">Notifica a los usuarios con antelación.</w:t>
+      </w:r>
+    </w:p>
+    <w:p>
+      <w:pPr>
+        <w:numPr>
+          <w:ilvl w:val="0"/>
+          <w:numId w:val="30"/>
+        </w:numPr>
+        <w:spacing w:after="0" w:afterAutospacing="0" w:before="0" w:beforeAutospacing="0" w:lineRule="auto"/>
+        <w:ind w:left="720" w:hanging="360"/>
+      </w:pPr>
+      <w:r>
+        <w:rPr>
+          <w:rtl w:val="0"/>
+        </w:rPr>
+        <w:t xml:space="preserve">Muestra una página informativa durante el mantenimiento.</w:t>
+      </w:r>
+    </w:p>
+    <w:p>
+      <w:pPr>
+        <w:numPr>
+          <w:ilvl w:val="0"/>
+          <w:numId w:val="30"/>
+        </w:numPr>
+        <w:spacing w:after="0" w:afterAutospacing="0" w:before="0" w:beforeAutospacing="0" w:lineRule="auto"/>
+        <w:ind w:left="720" w:hanging="360"/>
+      </w:pPr>
+      <w:r>
+        <w:rPr>
+          <w:rtl w:val="0"/>
+        </w:rPr>
+        <w:t xml:space="preserve">Permite cancelar o reprogramar mantenimientos.</w:t>
+      </w:r>
+    </w:p>
+    <w:p>
+      <w:pPr>
+        <w:numPr>
+          <w:ilvl w:val="0"/>
+          <w:numId w:val="30"/>
         </w:numPr>
         <w:spacing w:after="240" w:before="0" w:beforeAutospacing="0" w:lineRule="auto"/>
         <w:ind w:left="720" w:hanging="360"/>
@@ -12691,7 +13566,7 @@
         <w:rPr>
           <w:rtl w:val="0"/>
         </w:rPr>
-        <w:t xml:space="preserve">Permite programar reportes automáticos. </w:t>
+        <w:t xml:space="preserve">Registra historial de mantenimientos realizados. </w:t>
       </w:r>
     </w:p>
     <w:p>
@@ -12711,7 +13586,7 @@
         <w:rPr>
           <w:rtl w:val="0"/>
         </w:rPr>
-        <w:t xml:space="preserve"> Alto </w:t>
+        <w:t xml:space="preserve"> Medio </w:t>
       </w:r>
     </w:p>
     <w:p>
@@ -12731,7 +13606,7 @@
         <w:rPr>
           <w:rtl w:val="0"/>
         </w:rPr>
-        <w:t xml:space="preserve"> Media </w:t>
+        <w:t xml:space="preserve"> Baja </w:t>
       </w:r>
     </w:p>
     <w:p>
@@ -12751,33 +13626,19 @@
         <w:rPr>
           <w:rtl w:val="0"/>
         </w:rPr>
-        <w:t xml:space="preserve"> 15 horas</w:t>
-      </w:r>
-    </w:p>
-    <w:p>
-      <w:pPr>
-        <w:spacing w:after="240" w:before="240" w:lineRule="auto"/>
-        <w:ind w:left="0" w:firstLine="0"/>
-        <w:rPr/>
-      </w:pPr>
-      <w:r>
-        <w:rPr>
-          <w:rtl w:val="0"/>
-        </w:rPr>
-      </w:r>
-    </w:p>
-    <w:p>
-      <w:pPr>
-        <w:spacing w:after="240" w:before="240" w:lineRule="auto"/>
-        <w:ind w:left="0" w:firstLine="0"/>
-        <w:rPr/>
-      </w:pPr>
-      <w:r>
-        <w:rPr>
-          <w:b w:val="1"/>
-          <w:rtl w:val="0"/>
-        </w:rPr>
-        <w:t xml:space="preserve">Historia de usuario #42: Gestión de categorías de spots</w:t>
+        <w:t xml:space="preserve"> 8 horas</w:t>
+      </w:r>
+    </w:p>
+    <w:p>
+      <w:pPr>
+        <w:rPr/>
+      </w:pPr>
+      <w:r>
+        <w:rPr>
+          <w:b w:val="1"/>
+          <w:rtl w:val="0"/>
+        </w:rPr>
+        <w:t xml:space="preserve">Historia de usuario #48: Respaldos automáticos de datos</w:t>
       </w:r>
       <w:r>
         <w:rPr>
@@ -12818,7 +13679,7 @@
         <w:rPr>
           <w:rtl w:val="0"/>
         </w:rPr>
-        <w:t xml:space="preserve"> Gestionar categorías de spots</w:t>
+        <w:t xml:space="preserve"> Realizar respaldos automáticos de datos</w:t>
       </w:r>
     </w:p>
     <w:p>
@@ -12836,7 +13697,7 @@
         <w:rPr>
           <w:rtl w:val="0"/>
         </w:rPr>
-        <w:t xml:space="preserve"> Mantener organizados los tipos de establecimientos</w:t>
+        <w:t xml:space="preserve"> Garantizar la integridad y disponibilidad de la información</w:t>
       </w:r>
     </w:p>
     <w:p>
@@ -12858,7 +13719,7 @@
       <w:pPr>
         <w:numPr>
           <w:ilvl w:val="0"/>
-          <w:numId w:val="25"/>
+          <w:numId w:val="24"/>
         </w:numPr>
         <w:spacing w:after="0" w:afterAutospacing="0" w:before="240" w:lineRule="auto"/>
         <w:ind w:left="720" w:hanging="360"/>
@@ -12867,684 +13728,6 @@
         <w:rPr>
           <w:rtl w:val="0"/>
         </w:rPr>
-        <w:t xml:space="preserve">Permite crear, editar y eliminar categorías.</w:t>
-      </w:r>
-    </w:p>
-    <w:p>
-      <w:pPr>
-        <w:numPr>
-          <w:ilvl w:val="0"/>
-          <w:numId w:val="25"/>
-        </w:numPr>
-        <w:spacing w:after="0" w:afterAutospacing="0" w:before="0" w:beforeAutospacing="0" w:lineRule="auto"/>
-        <w:ind w:left="720" w:hanging="360"/>
-      </w:pPr>
-      <w:r>
-        <w:rPr>
-          <w:rtl w:val="0"/>
-        </w:rPr>
-        <w:t xml:space="preserve">Cada categoría tiene nombre, descripción e icono.</w:t>
-      </w:r>
-    </w:p>
-    <w:p>
-      <w:pPr>
-        <w:numPr>
-          <w:ilvl w:val="0"/>
-          <w:numId w:val="25"/>
-        </w:numPr>
-        <w:spacing w:after="0" w:afterAutospacing="0" w:before="0" w:beforeAutospacing="0" w:lineRule="auto"/>
-        <w:ind w:left="720" w:hanging="360"/>
-      </w:pPr>
-      <w:r>
-        <w:rPr>
-          <w:rtl w:val="0"/>
-        </w:rPr>
-        <w:t xml:space="preserve">Permite reorganizar el orden de categorías.</w:t>
-      </w:r>
-    </w:p>
-    <w:p>
-      <w:pPr>
-        <w:numPr>
-          <w:ilvl w:val="0"/>
-          <w:numId w:val="25"/>
-        </w:numPr>
-        <w:spacing w:after="0" w:afterAutospacing="0" w:before="0" w:beforeAutospacing="0" w:lineRule="auto"/>
-        <w:ind w:left="720" w:hanging="360"/>
-      </w:pPr>
-      <w:r>
-        <w:rPr>
-          <w:rtl w:val="0"/>
-        </w:rPr>
-        <w:t xml:space="preserve">Reasigna spots existentes a nuevas categorías.</w:t>
-      </w:r>
-    </w:p>
-    <w:p>
-      <w:pPr>
-        <w:numPr>
-          <w:ilvl w:val="0"/>
-          <w:numId w:val="25"/>
-        </w:numPr>
-        <w:spacing w:after="240" w:before="0" w:beforeAutospacing="0" w:lineRule="auto"/>
-        <w:ind w:left="720" w:hanging="360"/>
-      </w:pPr>
-      <w:r>
-        <w:rPr>
-          <w:rtl w:val="0"/>
-        </w:rPr>
-        <w:t xml:space="preserve">Los cambios se reflejan de inmediato en la búsqueda. </w:t>
-      </w:r>
-    </w:p>
-    <w:p>
-      <w:pPr>
-        <w:spacing w:after="240" w:before="240" w:lineRule="auto"/>
-        <w:ind w:left="0" w:firstLine="0"/>
-        <w:rPr/>
-      </w:pPr>
-      <w:r>
-        <w:rPr>
-          <w:b w:val="1"/>
-          <w:rtl w:val="0"/>
-        </w:rPr>
-        <w:t xml:space="preserve">Valor:</w:t>
-      </w:r>
-      <w:r>
-        <w:rPr>
-          <w:rtl w:val="0"/>
-        </w:rPr>
-        <w:t xml:space="preserve"> Medio </w:t>
-      </w:r>
-    </w:p>
-    <w:p>
-      <w:pPr>
-        <w:spacing w:after="240" w:before="240" w:lineRule="auto"/>
-        <w:ind w:left="0" w:firstLine="0"/>
-        <w:rPr/>
-      </w:pPr>
-      <w:r>
-        <w:rPr>
-          <w:b w:val="1"/>
-          <w:rtl w:val="0"/>
-        </w:rPr>
-        <w:t xml:space="preserve">Prioridad:</w:t>
-      </w:r>
-      <w:r>
-        <w:rPr>
-          <w:rtl w:val="0"/>
-        </w:rPr>
-        <w:t xml:space="preserve"> Media </w:t>
-      </w:r>
-    </w:p>
-    <w:p>
-      <w:pPr>
-        <w:spacing w:after="240" w:before="240" w:lineRule="auto"/>
-        <w:ind w:left="0" w:firstLine="0"/>
-        <w:rPr/>
-      </w:pPr>
-      <w:r>
-        <w:rPr>
-          <w:b w:val="1"/>
-          <w:rtl w:val="0"/>
-        </w:rPr>
-        <w:t xml:space="preserve">Estimación:</w:t>
-      </w:r>
-      <w:r>
-        <w:rPr>
-          <w:rtl w:val="0"/>
-        </w:rPr>
-        <w:t xml:space="preserve"> 8 horas</w:t>
-      </w:r>
-    </w:p>
-    <w:p>
-      <w:pPr>
-        <w:rPr/>
-      </w:pPr>
-      <w:r>
-        <w:rPr>
-          <w:b w:val="1"/>
-          <w:rtl w:val="0"/>
-        </w:rPr>
-        <w:t xml:space="preserve">Historia de usuario #45: Configuración de parámetros del sistema</w:t>
-      </w:r>
-      <w:r>
-        <w:rPr>
-          <w:rtl w:val="0"/>
-        </w:rPr>
-      </w:r>
-    </w:p>
-    <w:p>
-      <w:pPr>
-        <w:rPr/>
-      </w:pPr>
-      <w:r>
-        <w:rPr>
-          <w:b w:val="1"/>
-          <w:rtl w:val="0"/>
-        </w:rPr>
-        <w:t xml:space="preserve">Como:</w:t>
-      </w:r>
-      <w:r>
-        <w:rPr>
-          <w:rtl w:val="0"/>
-        </w:rPr>
-        <w:t xml:space="preserve"> Administrador</w:t>
-      </w:r>
-    </w:p>
-    <w:p>
-      <w:pPr>
-        <w:rPr/>
-      </w:pPr>
-      <w:r>
-        <w:rPr>
-          <w:b w:val="1"/>
-          <w:rtl w:val="0"/>
-        </w:rPr>
-        <w:t xml:space="preserve">Quiero:</w:t>
-      </w:r>
-      <w:r>
-        <w:rPr>
-          <w:rtl w:val="0"/>
-        </w:rPr>
-        <w:t xml:space="preserve"> Configurar parámetros del sistema</w:t>
-      </w:r>
-    </w:p>
-    <w:p>
-      <w:pPr>
-        <w:rPr/>
-      </w:pPr>
-      <w:r>
-        <w:rPr>
-          <w:b w:val="1"/>
-          <w:rtl w:val="0"/>
-        </w:rPr>
-        <w:t xml:space="preserve">Para poder:</w:t>
-      </w:r>
-      <w:r>
-        <w:rPr>
-          <w:rtl w:val="0"/>
-        </w:rPr>
-        <w:t xml:space="preserve"> Personalizar el comportamiento de la plataforma</w:t>
-      </w:r>
-    </w:p>
-    <w:p>
-      <w:pPr>
-        <w:spacing w:after="240" w:before="240" w:lineRule="auto"/>
-        <w:rPr>
-          <w:b w:val="1"/>
-        </w:rPr>
-      </w:pPr>
-      <w:r>
-        <w:rPr>
-          <w:b w:val="1"/>
-          <w:rtl w:val="0"/>
-        </w:rPr>
-        <w:t xml:space="preserve">Criterios de aceptación:</w:t>
-      </w:r>
-    </w:p>
-    <w:p>
-      <w:pPr>
-        <w:numPr>
-          <w:ilvl w:val="0"/>
-          <w:numId w:val="15"/>
-        </w:numPr>
-        <w:spacing w:after="0" w:afterAutospacing="0" w:before="240" w:lineRule="auto"/>
-        <w:ind w:left="720" w:hanging="360"/>
-      </w:pPr>
-      <w:r>
-        <w:rPr>
-          <w:rtl w:val="0"/>
-        </w:rPr>
-        <w:t xml:space="preserve">Permite ajustar límites, como máximo de fotos por spot.</w:t>
-      </w:r>
-    </w:p>
-    <w:p>
-      <w:pPr>
-        <w:numPr>
-          <w:ilvl w:val="0"/>
-          <w:numId w:val="15"/>
-        </w:numPr>
-        <w:spacing w:after="0" w:afterAutospacing="0" w:before="0" w:beforeAutospacing="0" w:lineRule="auto"/>
-        <w:ind w:left="720" w:hanging="360"/>
-      </w:pPr>
-      <w:r>
-        <w:rPr>
-          <w:rtl w:val="0"/>
-        </w:rPr>
-        <w:t xml:space="preserve">Configura palabras prohibidas para el filtro automático.</w:t>
-      </w:r>
-    </w:p>
-    <w:p>
-      <w:pPr>
-        <w:numPr>
-          <w:ilvl w:val="0"/>
-          <w:numId w:val="15"/>
-        </w:numPr>
-        <w:spacing w:after="0" w:afterAutospacing="0" w:before="0" w:beforeAutospacing="0" w:lineRule="auto"/>
-        <w:ind w:left="720" w:hanging="360"/>
-      </w:pPr>
-      <w:r>
-        <w:rPr>
-          <w:rtl w:val="0"/>
-        </w:rPr>
-        <w:t xml:space="preserve">Ajusta tiempos de bloqueo por infracciones.</w:t>
-      </w:r>
-    </w:p>
-    <w:p>
-      <w:pPr>
-        <w:numPr>
-          <w:ilvl w:val="0"/>
-          <w:numId w:val="15"/>
-        </w:numPr>
-        <w:spacing w:after="0" w:afterAutospacing="0" w:before="0" w:beforeAutospacing="0" w:lineRule="auto"/>
-        <w:ind w:left="720" w:hanging="360"/>
-      </w:pPr>
-      <w:r>
-        <w:rPr>
-          <w:rtl w:val="0"/>
-        </w:rPr>
-        <w:t xml:space="preserve">Personaliza plantillas de correos automáticos.</w:t>
-      </w:r>
-    </w:p>
-    <w:p>
-      <w:pPr>
-        <w:numPr>
-          <w:ilvl w:val="0"/>
-          <w:numId w:val="15"/>
-        </w:numPr>
-        <w:spacing w:after="240" w:before="0" w:beforeAutospacing="0" w:lineRule="auto"/>
-        <w:ind w:left="720" w:hanging="360"/>
-      </w:pPr>
-      <w:r>
-        <w:rPr>
-          <w:rtl w:val="0"/>
-        </w:rPr>
-        <w:t xml:space="preserve">Requiere confirmación para aplicar cambios. </w:t>
-      </w:r>
-    </w:p>
-    <w:p>
-      <w:pPr>
-        <w:spacing w:after="240" w:before="240" w:lineRule="auto"/>
-        <w:ind w:left="0" w:firstLine="0"/>
-        <w:rPr/>
-      </w:pPr>
-      <w:r>
-        <w:rPr>
-          <w:b w:val="1"/>
-          <w:rtl w:val="0"/>
-        </w:rPr>
-        <w:t xml:space="preserve">Valor:</w:t>
-      </w:r>
-      <w:r>
-        <w:rPr>
-          <w:rtl w:val="0"/>
-        </w:rPr>
-        <w:t xml:space="preserve"> Alto </w:t>
-      </w:r>
-    </w:p>
-    <w:p>
-      <w:pPr>
-        <w:spacing w:after="240" w:before="240" w:lineRule="auto"/>
-        <w:ind w:left="0" w:firstLine="0"/>
-        <w:rPr/>
-      </w:pPr>
-      <w:r>
-        <w:rPr>
-          <w:b w:val="1"/>
-          <w:rtl w:val="0"/>
-        </w:rPr>
-        <w:t xml:space="preserve">Prioridad:</w:t>
-      </w:r>
-      <w:r>
-        <w:rPr>
-          <w:rtl w:val="0"/>
-        </w:rPr>
-        <w:t xml:space="preserve"> Media </w:t>
-      </w:r>
-    </w:p>
-    <w:p>
-      <w:pPr>
-        <w:spacing w:after="240" w:before="240" w:lineRule="auto"/>
-        <w:ind w:left="0" w:firstLine="0"/>
-        <w:rPr/>
-      </w:pPr>
-      <w:r>
-        <w:rPr>
-          <w:b w:val="1"/>
-          <w:rtl w:val="0"/>
-        </w:rPr>
-        <w:t xml:space="preserve">Estimación:</w:t>
-      </w:r>
-      <w:r>
-        <w:rPr>
-          <w:rtl w:val="0"/>
-        </w:rPr>
-        <w:t xml:space="preserve"> 10 horas</w:t>
-      </w:r>
-    </w:p>
-    <w:p>
-      <w:pPr>
-        <w:rPr/>
-      </w:pPr>
-      <w:r>
-        <w:rPr>
-          <w:b w:val="1"/>
-          <w:rtl w:val="0"/>
-        </w:rPr>
-        <w:t xml:space="preserve">Historia de usuario #47: Programar mantenimientos del sistema</w:t>
-      </w:r>
-      <w:r>
-        <w:rPr>
-          <w:rtl w:val="0"/>
-        </w:rPr>
-      </w:r>
-    </w:p>
-    <w:p>
-      <w:pPr>
-        <w:rPr/>
-      </w:pPr>
-      <w:r>
-        <w:rPr>
-          <w:b w:val="1"/>
-          <w:rtl w:val="0"/>
-        </w:rPr>
-        <w:t xml:space="preserve">Como:</w:t>
-      </w:r>
-      <w:r>
-        <w:rPr>
-          <w:rtl w:val="0"/>
-        </w:rPr>
-        <w:t xml:space="preserve"> Administrador</w:t>
-      </w:r>
-    </w:p>
-    <w:p>
-      <w:pPr>
-        <w:rPr/>
-      </w:pPr>
-      <w:r>
-        <w:rPr>
-          <w:b w:val="1"/>
-          <w:rtl w:val="0"/>
-        </w:rPr>
-        <w:t xml:space="preserve">Quiero:</w:t>
-      </w:r>
-      <w:r>
-        <w:rPr>
-          <w:rtl w:val="0"/>
-        </w:rPr>
-        <w:t xml:space="preserve"> Programar mantenimientos del sistema</w:t>
-      </w:r>
-    </w:p>
-    <w:p>
-      <w:pPr>
-        <w:rPr/>
-      </w:pPr>
-      <w:r>
-        <w:rPr>
-          <w:b w:val="1"/>
-          <w:rtl w:val="0"/>
-        </w:rPr>
-        <w:t xml:space="preserve">Para poder:</w:t>
-      </w:r>
-      <w:r>
-        <w:rPr>
-          <w:rtl w:val="0"/>
-        </w:rPr>
-        <w:t xml:space="preserve"> Notificar a los usuarios sobre interrupciones planificadas</w:t>
-      </w:r>
-    </w:p>
-    <w:p>
-      <w:pPr>
-        <w:spacing w:after="240" w:before="240" w:lineRule="auto"/>
-        <w:rPr>
-          <w:b w:val="1"/>
-        </w:rPr>
-      </w:pPr>
-      <w:r>
-        <w:rPr>
-          <w:b w:val="1"/>
-          <w:rtl w:val="0"/>
-        </w:rPr>
-        <w:t xml:space="preserve">Criterios de aceptación:</w:t>
-      </w:r>
-    </w:p>
-    <w:p>
-      <w:pPr>
-        <w:numPr>
-          <w:ilvl w:val="0"/>
-          <w:numId w:val="29"/>
-        </w:numPr>
-        <w:spacing w:after="0" w:afterAutospacing="0" w:before="240" w:lineRule="auto"/>
-        <w:ind w:left="720" w:hanging="360"/>
-      </w:pPr>
-      <w:r>
-        <w:rPr>
-          <w:rtl w:val="0"/>
-        </w:rPr>
-        <w:t xml:space="preserve">Programa ventanas de mantenimiento con fechas específicas.</w:t>
-      </w:r>
-    </w:p>
-    <w:p>
-      <w:pPr>
-        <w:numPr>
-          <w:ilvl w:val="0"/>
-          <w:numId w:val="29"/>
-        </w:numPr>
-        <w:spacing w:after="0" w:afterAutospacing="0" w:before="0" w:beforeAutospacing="0" w:lineRule="auto"/>
-        <w:ind w:left="720" w:hanging="360"/>
-      </w:pPr>
-      <w:r>
-        <w:rPr>
-          <w:rtl w:val="0"/>
-        </w:rPr>
-        <w:t xml:space="preserve">Notifica a los usuarios con antelación.</w:t>
-      </w:r>
-    </w:p>
-    <w:p>
-      <w:pPr>
-        <w:numPr>
-          <w:ilvl w:val="0"/>
-          <w:numId w:val="29"/>
-        </w:numPr>
-        <w:spacing w:after="0" w:afterAutospacing="0" w:before="0" w:beforeAutospacing="0" w:lineRule="auto"/>
-        <w:ind w:left="720" w:hanging="360"/>
-      </w:pPr>
-      <w:r>
-        <w:rPr>
-          <w:rtl w:val="0"/>
-        </w:rPr>
-        <w:t xml:space="preserve">Muestra una página informativa durante el mantenimiento.</w:t>
-      </w:r>
-    </w:p>
-    <w:p>
-      <w:pPr>
-        <w:numPr>
-          <w:ilvl w:val="0"/>
-          <w:numId w:val="29"/>
-        </w:numPr>
-        <w:spacing w:after="0" w:afterAutospacing="0" w:before="0" w:beforeAutospacing="0" w:lineRule="auto"/>
-        <w:ind w:left="720" w:hanging="360"/>
-      </w:pPr>
-      <w:r>
-        <w:rPr>
-          <w:rtl w:val="0"/>
-        </w:rPr>
-        <w:t xml:space="preserve">Permite cancelar o reprogramar mantenimientos.</w:t>
-      </w:r>
-    </w:p>
-    <w:p>
-      <w:pPr>
-        <w:numPr>
-          <w:ilvl w:val="0"/>
-          <w:numId w:val="29"/>
-        </w:numPr>
-        <w:spacing w:after="240" w:before="0" w:beforeAutospacing="0" w:lineRule="auto"/>
-        <w:ind w:left="720" w:hanging="360"/>
-      </w:pPr>
-      <w:r>
-        <w:rPr>
-          <w:rtl w:val="0"/>
-        </w:rPr>
-        <w:t xml:space="preserve">Registra historial de mantenimientos realizados. </w:t>
-      </w:r>
-    </w:p>
-    <w:p>
-      <w:pPr>
-        <w:spacing w:after="240" w:before="240" w:lineRule="auto"/>
-        <w:ind w:left="0" w:firstLine="0"/>
-        <w:rPr/>
-      </w:pPr>
-      <w:r>
-        <w:rPr>
-          <w:b w:val="1"/>
-          <w:rtl w:val="0"/>
-        </w:rPr>
-        <w:t xml:space="preserve">Valor:</w:t>
-      </w:r>
-      <w:r>
-        <w:rPr>
-          <w:rtl w:val="0"/>
-        </w:rPr>
-        <w:t xml:space="preserve"> Medio </w:t>
-      </w:r>
-    </w:p>
-    <w:p>
-      <w:pPr>
-        <w:spacing w:after="240" w:before="240" w:lineRule="auto"/>
-        <w:ind w:left="0" w:firstLine="0"/>
-        <w:rPr/>
-      </w:pPr>
-      <w:r>
-        <w:rPr>
-          <w:b w:val="1"/>
-          <w:rtl w:val="0"/>
-        </w:rPr>
-        <w:t xml:space="preserve">Prioridad:</w:t>
-      </w:r>
-      <w:r>
-        <w:rPr>
-          <w:rtl w:val="0"/>
-        </w:rPr>
-        <w:t xml:space="preserve"> Baja </w:t>
-      </w:r>
-    </w:p>
-    <w:p>
-      <w:pPr>
-        <w:spacing w:after="240" w:before="240" w:lineRule="auto"/>
-        <w:ind w:left="0" w:firstLine="0"/>
-        <w:rPr/>
-      </w:pPr>
-      <w:r>
-        <w:rPr>
-          <w:b w:val="1"/>
-          <w:rtl w:val="0"/>
-        </w:rPr>
-        <w:t xml:space="preserve">Estimación:</w:t>
-      </w:r>
-      <w:r>
-        <w:rPr>
-          <w:rtl w:val="0"/>
-        </w:rPr>
-        <w:t xml:space="preserve"> 8 horas</w:t>
-      </w:r>
-    </w:p>
-    <w:p>
-      <w:pPr>
-        <w:rPr/>
-      </w:pPr>
-      <w:r>
-        <w:rPr>
-          <w:b w:val="1"/>
-          <w:rtl w:val="0"/>
-        </w:rPr>
-        <w:t xml:space="preserve">Historia de usuario #48: Respaldos automáticos de datos</w:t>
-      </w:r>
-      <w:r>
-        <w:rPr>
-          <w:rtl w:val="0"/>
-        </w:rPr>
-      </w:r>
-    </w:p>
-    <w:p>
-      <w:pPr>
-        <w:rPr/>
-      </w:pPr>
-      <w:r>
-        <w:rPr>
-          <w:b w:val="1"/>
-          <w:rtl w:val="0"/>
-        </w:rPr>
-        <w:t xml:space="preserve">Como:</w:t>
-      </w:r>
-      <w:r>
-        <w:rPr>
-          <w:rtl w:val="0"/>
-        </w:rPr>
-        <w:t xml:space="preserve"> Moderador</w:t>
-      </w:r>
-    </w:p>
-    <w:p>
-      <w:pPr>
-        <w:rPr/>
-      </w:pPr>
-      <w:r>
-        <w:rPr>
-          <w:b w:val="1"/>
-          <w:rtl w:val="0"/>
-        </w:rPr>
-        <w:t xml:space="preserve">Quiero:</w:t>
-      </w:r>
-      <w:r>
-        <w:rPr>
-          <w:rtl w:val="0"/>
-        </w:rPr>
-        <w:t xml:space="preserve"> Realizar respaldos automáticos de datos</w:t>
-      </w:r>
-    </w:p>
-    <w:p>
-      <w:pPr>
-        <w:rPr/>
-      </w:pPr>
-      <w:r>
-        <w:rPr>
-          <w:b w:val="1"/>
-          <w:rtl w:val="0"/>
-        </w:rPr>
-        <w:t xml:space="preserve">Para poder:</w:t>
-      </w:r>
-      <w:r>
-        <w:rPr>
-          <w:rtl w:val="0"/>
-        </w:rPr>
-        <w:t xml:space="preserve"> Garantizar la integridad y disponibilidad de la información</w:t>
-      </w:r>
-    </w:p>
-    <w:p>
-      <w:pPr>
-        <w:spacing w:after="240" w:before="240" w:lineRule="auto"/>
-        <w:rPr>
-          <w:b w:val="1"/>
-        </w:rPr>
-      </w:pPr>
-      <w:r>
-        <w:rPr>
-          <w:b w:val="1"/>
-          <w:rtl w:val="0"/>
-        </w:rPr>
-        <w:t xml:space="preserve">Criterios de aceptación:</w:t>
-      </w:r>
-    </w:p>
-    <w:p>
-      <w:pPr>
-        <w:numPr>
-          <w:ilvl w:val="0"/>
-          <w:numId w:val="23"/>
-        </w:numPr>
-        <w:spacing w:after="0" w:afterAutospacing="0" w:before="240" w:lineRule="auto"/>
-        <w:ind w:left="720" w:hanging="360"/>
-      </w:pPr>
-      <w:r>
-        <w:rPr>
-          <w:rtl w:val="0"/>
-        </w:rPr>
         <w:t xml:space="preserve">Ejecuta respaldos automáticos diarios.</w:t>
       </w:r>
     </w:p>
@@ -13552,7 +13735,7 @@
       <w:pPr>
         <w:numPr>
           <w:ilvl w:val="0"/>
-          <w:numId w:val="23"/>
+          <w:numId w:val="24"/>
         </w:numPr>
         <w:spacing w:after="0" w:afterAutospacing="0" w:before="0" w:beforeAutospacing="0" w:lineRule="auto"/>
         <w:ind w:left="720" w:hanging="360"/>
@@ -13568,7 +13751,7 @@
       <w:pPr>
         <w:numPr>
           <w:ilvl w:val="0"/>
-          <w:numId w:val="23"/>
+          <w:numId w:val="24"/>
         </w:numPr>
         <w:spacing w:after="0" w:afterAutospacing="0" w:before="0" w:beforeAutospacing="0" w:lineRule="auto"/>
         <w:ind w:left="720" w:hanging="360"/>
@@ -13584,7 +13767,7 @@
       <w:pPr>
         <w:numPr>
           <w:ilvl w:val="0"/>
-          <w:numId w:val="23"/>
+          <w:numId w:val="24"/>
         </w:numPr>
         <w:spacing w:after="0" w:afterAutospacing="0" w:before="0" w:beforeAutospacing="0" w:lineRule="auto"/>
         <w:ind w:left="720" w:hanging="360"/>
@@ -13600,7 +13783,7 @@
       <w:pPr>
         <w:numPr>
           <w:ilvl w:val="0"/>
-          <w:numId w:val="23"/>
+          <w:numId w:val="24"/>
         </w:numPr>
         <w:spacing w:after="0" w:afterAutospacing="0" w:before="0" w:beforeAutospacing="0" w:lineRule="auto"/>
         <w:ind w:left="720" w:hanging="360"/>
@@ -13616,7 +13799,7 @@
       <w:pPr>
         <w:numPr>
           <w:ilvl w:val="0"/>
-          <w:numId w:val="23"/>
+          <w:numId w:val="24"/>
         </w:numPr>
         <w:spacing w:after="240" w:before="0" w:beforeAutospacing="0" w:lineRule="auto"/>
         <w:ind w:left="720" w:hanging="360"/>
@@ -13785,7 +13968,7 @@
       <w:pPr>
         <w:numPr>
           <w:ilvl w:val="0"/>
-          <w:numId w:val="49"/>
+          <w:numId w:val="50"/>
         </w:numPr>
         <w:spacing w:after="0" w:afterAutospacing="0" w:before="240" w:lineRule="auto"/>
         <w:ind w:left="720" w:hanging="360"/>
@@ -13801,7 +13984,7 @@
       <w:pPr>
         <w:numPr>
           <w:ilvl w:val="0"/>
-          <w:numId w:val="49"/>
+          <w:numId w:val="50"/>
         </w:numPr>
         <w:spacing w:after="0" w:afterAutospacing="0" w:before="0" w:beforeAutospacing="0" w:lineRule="auto"/>
         <w:ind w:left="720" w:hanging="360"/>
@@ -13817,7 +14000,7 @@
       <w:pPr>
         <w:numPr>
           <w:ilvl w:val="0"/>
-          <w:numId w:val="49"/>
+          <w:numId w:val="50"/>
         </w:numPr>
         <w:spacing w:after="0" w:afterAutospacing="0" w:before="0" w:beforeAutospacing="0" w:lineRule="auto"/>
         <w:ind w:left="720" w:hanging="360"/>
@@ -13833,7 +14016,7 @@
       <w:pPr>
         <w:numPr>
           <w:ilvl w:val="0"/>
-          <w:numId w:val="49"/>
+          <w:numId w:val="50"/>
         </w:numPr>
         <w:spacing w:after="0" w:afterAutospacing="0" w:before="0" w:beforeAutospacing="0" w:lineRule="auto"/>
         <w:ind w:left="720" w:hanging="360"/>
@@ -13849,7 +14032,7 @@
       <w:pPr>
         <w:numPr>
           <w:ilvl w:val="0"/>
-          <w:numId w:val="49"/>
+          <w:numId w:val="50"/>
         </w:numPr>
         <w:spacing w:after="0" w:afterAutospacing="0" w:before="0" w:beforeAutospacing="0" w:lineRule="auto"/>
         <w:ind w:left="720" w:hanging="360"/>
@@ -13865,7 +14048,7 @@
       <w:pPr>
         <w:numPr>
           <w:ilvl w:val="0"/>
-          <w:numId w:val="49"/>
+          <w:numId w:val="50"/>
         </w:numPr>
         <w:spacing w:after="240" w:before="0" w:beforeAutospacing="0" w:lineRule="auto"/>
         <w:ind w:left="720" w:hanging="360"/>
@@ -14053,7 +14236,7 @@
       <w:pPr>
         <w:numPr>
           <w:ilvl w:val="0"/>
-          <w:numId w:val="48"/>
+          <w:numId w:val="49"/>
         </w:numPr>
         <w:spacing w:after="0" w:afterAutospacing="0" w:before="240" w:lineRule="auto"/>
         <w:ind w:left="720" w:hanging="360"/>
@@ -14069,7 +14252,7 @@
       <w:pPr>
         <w:numPr>
           <w:ilvl w:val="0"/>
-          <w:numId w:val="48"/>
+          <w:numId w:val="49"/>
         </w:numPr>
         <w:spacing w:after="0" w:afterAutospacing="0" w:before="0" w:beforeAutospacing="0" w:lineRule="auto"/>
         <w:ind w:left="720" w:hanging="360"/>
@@ -14085,7 +14268,7 @@
       <w:pPr>
         <w:numPr>
           <w:ilvl w:val="0"/>
-          <w:numId w:val="48"/>
+          <w:numId w:val="49"/>
         </w:numPr>
         <w:spacing w:after="0" w:afterAutospacing="0" w:before="0" w:beforeAutospacing="0" w:lineRule="auto"/>
         <w:ind w:left="720" w:hanging="360"/>
@@ -14101,7 +14284,7 @@
       <w:pPr>
         <w:numPr>
           <w:ilvl w:val="0"/>
-          <w:numId w:val="48"/>
+          <w:numId w:val="49"/>
         </w:numPr>
         <w:spacing w:after="0" w:afterAutospacing="0" w:before="0" w:beforeAutospacing="0" w:lineRule="auto"/>
         <w:ind w:left="720" w:hanging="360"/>
@@ -14117,7 +14300,7 @@
       <w:pPr>
         <w:numPr>
           <w:ilvl w:val="0"/>
-          <w:numId w:val="48"/>
+          <w:numId w:val="49"/>
         </w:numPr>
         <w:spacing w:after="0" w:afterAutospacing="0" w:before="0" w:beforeAutospacing="0" w:lineRule="auto"/>
         <w:ind w:left="720" w:hanging="360"/>
@@ -14133,7 +14316,7 @@
       <w:pPr>
         <w:numPr>
           <w:ilvl w:val="0"/>
-          <w:numId w:val="48"/>
+          <w:numId w:val="49"/>
         </w:numPr>
         <w:spacing w:after="0" w:afterAutospacing="0" w:before="0" w:beforeAutospacing="0" w:lineRule="auto"/>
         <w:ind w:left="720" w:hanging="360"/>
@@ -14149,7 +14332,7 @@
       <w:pPr>
         <w:numPr>
           <w:ilvl w:val="0"/>
-          <w:numId w:val="48"/>
+          <w:numId w:val="49"/>
         </w:numPr>
         <w:spacing w:after="0" w:afterAutospacing="0" w:before="0" w:beforeAutospacing="0" w:lineRule="auto"/>
         <w:ind w:left="720" w:hanging="360"/>
@@ -14165,7 +14348,7 @@
       <w:pPr>
         <w:numPr>
           <w:ilvl w:val="0"/>
-          <w:numId w:val="48"/>
+          <w:numId w:val="49"/>
         </w:numPr>
         <w:spacing w:after="0" w:afterAutospacing="0" w:before="0" w:beforeAutospacing="0" w:lineRule="auto"/>
         <w:ind w:left="720" w:hanging="360"/>
@@ -14181,7 +14364,7 @@
       <w:pPr>
         <w:numPr>
           <w:ilvl w:val="0"/>
-          <w:numId w:val="48"/>
+          <w:numId w:val="49"/>
         </w:numPr>
         <w:spacing w:after="240" w:before="0" w:beforeAutospacing="0" w:lineRule="auto"/>
         <w:ind w:left="720" w:hanging="360"/>
@@ -17586,6 +17769,116 @@
   <w:abstractNum w:abstractNumId="31">
     <w:lvl w:ilvl="0">
       <w:start w:val="1"/>
+      <w:numFmt w:val="bullet"/>
+      <w:lvlText w:val="●"/>
+      <w:lvlJc w:val="left"/>
+      <w:pPr>
+        <w:ind w:left="720" w:hanging="360"/>
+      </w:pPr>
+      <w:rPr>
+        <w:u w:val="none"/>
+      </w:rPr>
+    </w:lvl>
+    <w:lvl w:ilvl="1">
+      <w:start w:val="1"/>
+      <w:numFmt w:val="bullet"/>
+      <w:lvlText w:val="○"/>
+      <w:lvlJc w:val="left"/>
+      <w:pPr>
+        <w:ind w:left="1440" w:hanging="360"/>
+      </w:pPr>
+      <w:rPr>
+        <w:u w:val="none"/>
+      </w:rPr>
+    </w:lvl>
+    <w:lvl w:ilvl="2">
+      <w:start w:val="1"/>
+      <w:numFmt w:val="bullet"/>
+      <w:lvlText w:val="■"/>
+      <w:lvlJc w:val="left"/>
+      <w:pPr>
+        <w:ind w:left="2160" w:hanging="360"/>
+      </w:pPr>
+      <w:rPr>
+        <w:u w:val="none"/>
+      </w:rPr>
+    </w:lvl>
+    <w:lvl w:ilvl="3">
+      <w:start w:val="1"/>
+      <w:numFmt w:val="bullet"/>
+      <w:lvlText w:val="●"/>
+      <w:lvlJc w:val="left"/>
+      <w:pPr>
+        <w:ind w:left="2880" w:hanging="360"/>
+      </w:pPr>
+      <w:rPr>
+        <w:u w:val="none"/>
+      </w:rPr>
+    </w:lvl>
+    <w:lvl w:ilvl="4">
+      <w:start w:val="1"/>
+      <w:numFmt w:val="bullet"/>
+      <w:lvlText w:val="○"/>
+      <w:lvlJc w:val="left"/>
+      <w:pPr>
+        <w:ind w:left="3600" w:hanging="360"/>
+      </w:pPr>
+      <w:rPr>
+        <w:u w:val="none"/>
+      </w:rPr>
+    </w:lvl>
+    <w:lvl w:ilvl="5">
+      <w:start w:val="1"/>
+      <w:numFmt w:val="bullet"/>
+      <w:lvlText w:val="■"/>
+      <w:lvlJc w:val="left"/>
+      <w:pPr>
+        <w:ind w:left="4320" w:hanging="360"/>
+      </w:pPr>
+      <w:rPr>
+        <w:u w:val="none"/>
+      </w:rPr>
+    </w:lvl>
+    <w:lvl w:ilvl="6">
+      <w:start w:val="1"/>
+      <w:numFmt w:val="bullet"/>
+      <w:lvlText w:val="●"/>
+      <w:lvlJc w:val="left"/>
+      <w:pPr>
+        <w:ind w:left="5040" w:hanging="360"/>
+      </w:pPr>
+      <w:rPr>
+        <w:u w:val="none"/>
+      </w:rPr>
+    </w:lvl>
+    <w:lvl w:ilvl="7">
+      <w:start w:val="1"/>
+      <w:numFmt w:val="bullet"/>
+      <w:lvlText w:val="○"/>
+      <w:lvlJc w:val="left"/>
+      <w:pPr>
+        <w:ind w:left="5760" w:hanging="360"/>
+      </w:pPr>
+      <w:rPr>
+        <w:u w:val="none"/>
+      </w:rPr>
+    </w:lvl>
+    <w:lvl w:ilvl="8">
+      <w:start w:val="1"/>
+      <w:numFmt w:val="bullet"/>
+      <w:lvlText w:val="■"/>
+      <w:lvlJc w:val="left"/>
+      <w:pPr>
+        <w:ind w:left="6480" w:hanging="360"/>
+      </w:pPr>
+      <w:rPr>
+        <w:u w:val="none"/>
+      </w:rPr>
+    </w:lvl>
+  </w:abstractNum>
+  <w:abstractNum w:abstractNumId="32">
+    <w:lvl w:ilvl="0">
+      <w:start w:val="1"/>
       <w:numFmt w:val="decimal"/>
       <w:lvlText w:val="%1."/>
       <w:lvlJc w:val="left"/>
@@ -17693,116 +17986,6 @@
       </w:rPr>
     </w:lvl>
   </w:abstractNum>
-  <w:abstractNum w:abstractNumId="32">
-    <w:lvl w:ilvl="0">
-      <w:start w:val="1"/>
-      <w:numFmt w:val="bullet"/>
-      <w:lvlText w:val="●"/>
-      <w:lvlJc w:val="left"/>
-      <w:pPr>
-        <w:ind w:left="720" w:hanging="360"/>
-      </w:pPr>
-      <w:rPr>
-        <w:u w:val="none"/>
-      </w:rPr>
-    </w:lvl>
-    <w:lvl w:ilvl="1">
-      <w:start w:val="1"/>
-      <w:numFmt w:val="bullet"/>
-      <w:lvlText w:val="○"/>
-      <w:lvlJc w:val="left"/>
-      <w:pPr>
-        <w:ind w:left="1440" w:hanging="360"/>
-      </w:pPr>
-      <w:rPr>
-        <w:u w:val="none"/>
-      </w:rPr>
-    </w:lvl>
-    <w:lvl w:ilvl="2">
-      <w:start w:val="1"/>
-      <w:numFmt w:val="bullet"/>
-      <w:lvlText w:val="■"/>
-      <w:lvlJc w:val="left"/>
-      <w:pPr>
-        <w:ind w:left="2160" w:hanging="360"/>
-      </w:pPr>
-      <w:rPr>
-        <w:u w:val="none"/>
-      </w:rPr>
-    </w:lvl>
-    <w:lvl w:ilvl="3">
-      <w:start w:val="1"/>
-      <w:numFmt w:val="bullet"/>
-      <w:lvlText w:val="●"/>
-      <w:lvlJc w:val="left"/>
-      <w:pPr>
-        <w:ind w:left="2880" w:hanging="360"/>
-      </w:pPr>
-      <w:rPr>
-        <w:u w:val="none"/>
-      </w:rPr>
-    </w:lvl>
-    <w:lvl w:ilvl="4">
-      <w:start w:val="1"/>
-      <w:numFmt w:val="bullet"/>
-      <w:lvlText w:val="○"/>
-      <w:lvlJc w:val="left"/>
-      <w:pPr>
-        <w:ind w:left="3600" w:hanging="360"/>
-      </w:pPr>
-      <w:rPr>
-        <w:u w:val="none"/>
-      </w:rPr>
-    </w:lvl>
-    <w:lvl w:ilvl="5">
-      <w:start w:val="1"/>
-      <w:numFmt w:val="bullet"/>
-      <w:lvlText w:val="■"/>
-      <w:lvlJc w:val="left"/>
-      <w:pPr>
-        <w:ind w:left="4320" w:hanging="360"/>
-      </w:pPr>
-      <w:rPr>
-        <w:u w:val="none"/>
-      </w:rPr>
-    </w:lvl>
-    <w:lvl w:ilvl="6">
-      <w:start w:val="1"/>
-      <w:numFmt w:val="bullet"/>
-      <w:lvlText w:val="●"/>
-      <w:lvlJc w:val="left"/>
-      <w:pPr>
-        <w:ind w:left="5040" w:hanging="360"/>
-      </w:pPr>
-      <w:rPr>
-        <w:u w:val="none"/>
-      </w:rPr>
-    </w:lvl>
-    <w:lvl w:ilvl="7">
-      <w:start w:val="1"/>
-      <w:numFmt w:val="bullet"/>
-      <w:lvlText w:val="○"/>
-      <w:lvlJc w:val="left"/>
-      <w:pPr>
-        <w:ind w:left="5760" w:hanging="360"/>
-      </w:pPr>
-      <w:rPr>
-        <w:u w:val="none"/>
-      </w:rPr>
-    </w:lvl>
-    <w:lvl w:ilvl="8">
-      <w:start w:val="1"/>
-      <w:numFmt w:val="bullet"/>
-      <w:lvlText w:val="■"/>
-      <w:lvlJc w:val="left"/>
-      <w:pPr>
-        <w:ind w:left="6480" w:hanging="360"/>
-      </w:pPr>
-      <w:rPr>
-        <w:u w:val="none"/>
-      </w:rPr>
-    </w:lvl>
-  </w:abstractNum>
   <w:abstractNum w:abstractNumId="33">
     <w:lvl w:ilvl="0">
       <w:start w:val="1"/>
@@ -19676,6 +19859,116 @@
   <w:abstractNum w:abstractNumId="50">
     <w:lvl w:ilvl="0">
       <w:start w:val="1"/>
+      <w:numFmt w:val="bullet"/>
+      <w:lvlText w:val="●"/>
+      <w:lvlJc w:val="left"/>
+      <w:pPr>
+        <w:ind w:left="720" w:hanging="360"/>
+      </w:pPr>
+      <w:rPr>
+        <w:u w:val="none"/>
+      </w:rPr>
+    </w:lvl>
+    <w:lvl w:ilvl="1">
+      <w:start w:val="1"/>
+      <w:numFmt w:val="bullet"/>
+      <w:lvlText w:val="○"/>
+      <w:lvlJc w:val="left"/>
+      <w:pPr>
+        <w:ind w:left="1440" w:hanging="360"/>
+      </w:pPr>
+      <w:rPr>
+        <w:u w:val="none"/>
+      </w:rPr>
+    </w:lvl>
+    <w:lvl w:ilvl="2">
+      <w:start w:val="1"/>
+      <w:numFmt w:val="bullet"/>
+      <w:lvlText w:val="■"/>
+      <w:lvlJc w:val="left"/>
+      <w:pPr>
+        <w:ind w:left="2160" w:hanging="360"/>
+      </w:pPr>
+      <w:rPr>
+        <w:u w:val="none"/>
+      </w:rPr>
+    </w:lvl>
+    <w:lvl w:ilvl="3">
+      <w:start w:val="1"/>
+      <w:numFmt w:val="bullet"/>
+      <w:lvlText w:val="●"/>
+      <w:lvlJc w:val="left"/>
+      <w:pPr>
+        <w:ind w:left="2880" w:hanging="360"/>
+      </w:pPr>
+      <w:rPr>
+        <w:u w:val="none"/>
+      </w:rPr>
+    </w:lvl>
+    <w:lvl w:ilvl="4">
+      <w:start w:val="1"/>
+      <w:numFmt w:val="bullet"/>
+      <w:lvlText w:val="○"/>
+      <w:lvlJc w:val="left"/>
+      <w:pPr>
+        <w:ind w:left="3600" w:hanging="360"/>
+      </w:pPr>
+      <w:rPr>
+        <w:u w:val="none"/>
+      </w:rPr>
+    </w:lvl>
+    <w:lvl w:ilvl="5">
+      <w:start w:val="1"/>
+      <w:numFmt w:val="bullet"/>
+      <w:lvlText w:val="■"/>
+      <w:lvlJc w:val="left"/>
+      <w:pPr>
+        <w:ind w:left="4320" w:hanging="360"/>
+      </w:pPr>
+      <w:rPr>
+        <w:u w:val="none"/>
+      </w:rPr>
+    </w:lvl>
+    <w:lvl w:ilvl="6">
+      <w:start w:val="1"/>
+      <w:numFmt w:val="bullet"/>
+      <w:lvlText w:val="●"/>
+      <w:lvlJc w:val="left"/>
+      <w:pPr>
+        <w:ind w:left="5040" w:hanging="360"/>
+      </w:pPr>
+      <w:rPr>
+        <w:u w:val="none"/>
+      </w:rPr>
+    </w:lvl>
+    <w:lvl w:ilvl="7">
+      <w:start w:val="1"/>
+      <w:numFmt w:val="bullet"/>
+      <w:lvlText w:val="○"/>
+      <w:lvlJc w:val="left"/>
+      <w:pPr>
+        <w:ind w:left="5760" w:hanging="360"/>
+      </w:pPr>
+      <w:rPr>
+        <w:u w:val="none"/>
+      </w:rPr>
+    </w:lvl>
+    <w:lvl w:ilvl="8">
+      <w:start w:val="1"/>
+      <w:numFmt w:val="bullet"/>
+      <w:lvlText w:val="■"/>
+      <w:lvlJc w:val="left"/>
+      <w:pPr>
+        <w:ind w:left="6480" w:hanging="360"/>
+      </w:pPr>
+      <w:rPr>
+        <w:u w:val="none"/>
+      </w:rPr>
+    </w:lvl>
+  </w:abstractNum>
+  <w:abstractNum w:abstractNumId="51">
+    <w:lvl w:ilvl="0">
+      <w:start w:val="1"/>
       <w:numFmt w:val="decimal"/>
       <w:lvlText w:val="%1."/>
       <w:lvlJc w:val="left"/>
@@ -19783,7 +20076,7 @@
       </w:rPr>
     </w:lvl>
   </w:abstractNum>
-  <w:abstractNum w:abstractNumId="51">
+  <w:abstractNum w:abstractNumId="52">
     <w:lvl w:ilvl="0">
       <w:start w:val="1"/>
       <w:numFmt w:val="decimal"/>
@@ -19893,116 +20186,6 @@
       </w:rPr>
     </w:lvl>
   </w:abstractNum>
-  <w:abstractNum w:abstractNumId="52">
-    <w:lvl w:ilvl="0">
-      <w:start w:val="1"/>
-      <w:numFmt w:val="bullet"/>
-      <w:lvlText w:val="●"/>
-      <w:lvlJc w:val="left"/>
-      <w:pPr>
-        <w:ind w:left="720" w:hanging="360"/>
-      </w:pPr>
-      <w:rPr>
-        <w:u w:val="none"/>
-      </w:rPr>
-    </w:lvl>
-    <w:lvl w:ilvl="1">
-      <w:start w:val="1"/>
-      <w:numFmt w:val="bullet"/>
-      <w:lvlText w:val="○"/>
-      <w:lvlJc w:val="left"/>
-      <w:pPr>
-        <w:ind w:left="1440" w:hanging="360"/>
-      </w:pPr>
-      <w:rPr>
-        <w:u w:val="none"/>
-      </w:rPr>
-    </w:lvl>
-    <w:lvl w:ilvl="2">
-      <w:start w:val="1"/>
-      <w:numFmt w:val="bullet"/>
-      <w:lvlText w:val="■"/>
-      <w:lvlJc w:val="left"/>
-      <w:pPr>
-        <w:ind w:left="2160" w:hanging="360"/>
-      </w:pPr>
-      <w:rPr>
-        <w:u w:val="none"/>
-      </w:rPr>
-    </w:lvl>
-    <w:lvl w:ilvl="3">
-      <w:start w:val="1"/>
-      <w:numFmt w:val="bullet"/>
-      <w:lvlText w:val="●"/>
-      <w:lvlJc w:val="left"/>
-      <w:pPr>
-        <w:ind w:left="2880" w:hanging="360"/>
-      </w:pPr>
-      <w:rPr>
-        <w:u w:val="none"/>
-      </w:rPr>
-    </w:lvl>
-    <w:lvl w:ilvl="4">
-      <w:start w:val="1"/>
-      <w:numFmt w:val="bullet"/>
-      <w:lvlText w:val="○"/>
-      <w:lvlJc w:val="left"/>
-      <w:pPr>
-        <w:ind w:left="3600" w:hanging="360"/>
-      </w:pPr>
-      <w:rPr>
-        <w:u w:val="none"/>
-      </w:rPr>
-    </w:lvl>
-    <w:lvl w:ilvl="5">
-      <w:start w:val="1"/>
-      <w:numFmt w:val="bullet"/>
-      <w:lvlText w:val="■"/>
-      <w:lvlJc w:val="left"/>
-      <w:pPr>
-        <w:ind w:left="4320" w:hanging="360"/>
-      </w:pPr>
-      <w:rPr>
-        <w:u w:val="none"/>
-      </w:rPr>
-    </w:lvl>
-    <w:lvl w:ilvl="6">
-      <w:start w:val="1"/>
-      <w:numFmt w:val="bullet"/>
-      <w:lvlText w:val="●"/>
-      <w:lvlJc w:val="left"/>
-      <w:pPr>
-        <w:ind w:left="5040" w:hanging="360"/>
-      </w:pPr>
-      <w:rPr>
-        <w:u w:val="none"/>
-      </w:rPr>
-    </w:lvl>
-    <w:lvl w:ilvl="7">
-      <w:start w:val="1"/>
-      <w:numFmt w:val="bullet"/>
-      <w:lvlText w:val="○"/>
-      <w:lvlJc w:val="left"/>
-      <w:pPr>
-        <w:ind w:left="5760" w:hanging="360"/>
-      </w:pPr>
-      <w:rPr>
-        <w:u w:val="none"/>
-      </w:rPr>
-    </w:lvl>
-    <w:lvl w:ilvl="8">
-      <w:start w:val="1"/>
-      <w:numFmt w:val="bullet"/>
-      <w:lvlText w:val="■"/>
-      <w:lvlJc w:val="left"/>
-      <w:pPr>
-        <w:ind w:left="6480" w:hanging="360"/>
-      </w:pPr>
-      <w:rPr>
-        <w:u w:val="none"/>
-      </w:rPr>
-    </w:lvl>
-  </w:abstractNum>
   <w:abstractNum w:abstractNumId="53">
     <w:lvl w:ilvl="0">
       <w:start w:val="1"/>
@@ -20444,6 +20627,226 @@
     </w:lvl>
   </w:abstractNum>
   <w:abstractNum w:abstractNumId="57">
+    <w:lvl w:ilvl="0">
+      <w:start w:val="1"/>
+      <w:numFmt w:val="bullet"/>
+      <w:lvlText w:val="●"/>
+      <w:lvlJc w:val="left"/>
+      <w:pPr>
+        <w:ind w:left="720" w:hanging="360"/>
+      </w:pPr>
+      <w:rPr>
+        <w:u w:val="none"/>
+      </w:rPr>
+    </w:lvl>
+    <w:lvl w:ilvl="1">
+      <w:start w:val="1"/>
+      <w:numFmt w:val="bullet"/>
+      <w:lvlText w:val="○"/>
+      <w:lvlJc w:val="left"/>
+      <w:pPr>
+        <w:ind w:left="1440" w:hanging="360"/>
+      </w:pPr>
+      <w:rPr>
+        <w:u w:val="none"/>
+      </w:rPr>
+    </w:lvl>
+    <w:lvl w:ilvl="2">
+      <w:start w:val="1"/>
+      <w:numFmt w:val="bullet"/>
+      <w:lvlText w:val="■"/>
+      <w:lvlJc w:val="left"/>
+      <w:pPr>
+        <w:ind w:left="2160" w:hanging="360"/>
+      </w:pPr>
+      <w:rPr>
+        <w:u w:val="none"/>
+      </w:rPr>
+    </w:lvl>
+    <w:lvl w:ilvl="3">
+      <w:start w:val="1"/>
+      <w:numFmt w:val="bullet"/>
+      <w:lvlText w:val="●"/>
+      <w:lvlJc w:val="left"/>
+      <w:pPr>
+        <w:ind w:left="2880" w:hanging="360"/>
+      </w:pPr>
+      <w:rPr>
+        <w:u w:val="none"/>
+      </w:rPr>
+    </w:lvl>
+    <w:lvl w:ilvl="4">
+      <w:start w:val="1"/>
+      <w:numFmt w:val="bullet"/>
+      <w:lvlText w:val="○"/>
+      <w:lvlJc w:val="left"/>
+      <w:pPr>
+        <w:ind w:left="3600" w:hanging="360"/>
+      </w:pPr>
+      <w:rPr>
+        <w:u w:val="none"/>
+      </w:rPr>
+    </w:lvl>
+    <w:lvl w:ilvl="5">
+      <w:start w:val="1"/>
+      <w:numFmt w:val="bullet"/>
+      <w:lvlText w:val="■"/>
+      <w:lvlJc w:val="left"/>
+      <w:pPr>
+        <w:ind w:left="4320" w:hanging="360"/>
+      </w:pPr>
+      <w:rPr>
+        <w:u w:val="none"/>
+      </w:rPr>
+    </w:lvl>
+    <w:lvl w:ilvl="6">
+      <w:start w:val="1"/>
+      <w:numFmt w:val="bullet"/>
+      <w:lvlText w:val="●"/>
+      <w:lvlJc w:val="left"/>
+      <w:pPr>
+        <w:ind w:left="5040" w:hanging="360"/>
+      </w:pPr>
+      <w:rPr>
+        <w:u w:val="none"/>
+      </w:rPr>
+    </w:lvl>
+    <w:lvl w:ilvl="7">
+      <w:start w:val="1"/>
+      <w:numFmt w:val="bullet"/>
+      <w:lvlText w:val="○"/>
+      <w:lvlJc w:val="left"/>
+      <w:pPr>
+        <w:ind w:left="5760" w:hanging="360"/>
+      </w:pPr>
+      <w:rPr>
+        <w:u w:val="none"/>
+      </w:rPr>
+    </w:lvl>
+    <w:lvl w:ilvl="8">
+      <w:start w:val="1"/>
+      <w:numFmt w:val="bullet"/>
+      <w:lvlText w:val="■"/>
+      <w:lvlJc w:val="left"/>
+      <w:pPr>
+        <w:ind w:left="6480" w:hanging="360"/>
+      </w:pPr>
+      <w:rPr>
+        <w:u w:val="none"/>
+      </w:rPr>
+    </w:lvl>
+  </w:abstractNum>
+  <w:abstractNum w:abstractNumId="58">
+    <w:lvl w:ilvl="0">
+      <w:start w:val="1"/>
+      <w:numFmt w:val="bullet"/>
+      <w:lvlText w:val="●"/>
+      <w:lvlJc w:val="left"/>
+      <w:pPr>
+        <w:ind w:left="720" w:hanging="360"/>
+      </w:pPr>
+      <w:rPr>
+        <w:u w:val="none"/>
+      </w:rPr>
+    </w:lvl>
+    <w:lvl w:ilvl="1">
+      <w:start w:val="1"/>
+      <w:numFmt w:val="bullet"/>
+      <w:lvlText w:val="○"/>
+      <w:lvlJc w:val="left"/>
+      <w:pPr>
+        <w:ind w:left="1440" w:hanging="360"/>
+      </w:pPr>
+      <w:rPr>
+        <w:u w:val="none"/>
+      </w:rPr>
+    </w:lvl>
+    <w:lvl w:ilvl="2">
+      <w:start w:val="1"/>
+      <w:numFmt w:val="bullet"/>
+      <w:lvlText w:val="■"/>
+      <w:lvlJc w:val="left"/>
+      <w:pPr>
+        <w:ind w:left="2160" w:hanging="360"/>
+      </w:pPr>
+      <w:rPr>
+        <w:u w:val="none"/>
+      </w:rPr>
+    </w:lvl>
+    <w:lvl w:ilvl="3">
+      <w:start w:val="1"/>
+      <w:numFmt w:val="bullet"/>
+      <w:lvlText w:val="●"/>
+      <w:lvlJc w:val="left"/>
+      <w:pPr>
+        <w:ind w:left="2880" w:hanging="360"/>
+      </w:pPr>
+      <w:rPr>
+        <w:u w:val="none"/>
+      </w:rPr>
+    </w:lvl>
+    <w:lvl w:ilvl="4">
+      <w:start w:val="1"/>
+      <w:numFmt w:val="bullet"/>
+      <w:lvlText w:val="○"/>
+      <w:lvlJc w:val="left"/>
+      <w:pPr>
+        <w:ind w:left="3600" w:hanging="360"/>
+      </w:pPr>
+      <w:rPr>
+        <w:u w:val="none"/>
+      </w:rPr>
+    </w:lvl>
+    <w:lvl w:ilvl="5">
+      <w:start w:val="1"/>
+      <w:numFmt w:val="bullet"/>
+      <w:lvlText w:val="■"/>
+      <w:lvlJc w:val="left"/>
+      <w:pPr>
+        <w:ind w:left="4320" w:hanging="360"/>
+      </w:pPr>
+      <w:rPr>
+        <w:u w:val="none"/>
+      </w:rPr>
+    </w:lvl>
+    <w:lvl w:ilvl="6">
+      <w:start w:val="1"/>
+      <w:numFmt w:val="bullet"/>
+      <w:lvlText w:val="●"/>
+      <w:lvlJc w:val="left"/>
+      <w:pPr>
+        <w:ind w:left="5040" w:hanging="360"/>
+      </w:pPr>
+      <w:rPr>
+        <w:u w:val="none"/>
+      </w:rPr>
+    </w:lvl>
+    <w:lvl w:ilvl="7">
+      <w:start w:val="1"/>
+      <w:numFmt w:val="bullet"/>
+      <w:lvlText w:val="○"/>
+      <w:lvlJc w:val="left"/>
+      <w:pPr>
+        <w:ind w:left="5760" w:hanging="360"/>
+      </w:pPr>
+      <w:rPr>
+        <w:u w:val="none"/>
+      </w:rPr>
+    </w:lvl>
+    <w:lvl w:ilvl="8">
+      <w:start w:val="1"/>
+      <w:numFmt w:val="bullet"/>
+      <w:lvlText w:val="■"/>
+      <w:lvlJc w:val="left"/>
+      <w:pPr>
+        <w:ind w:left="6480" w:hanging="360"/>
+      </w:pPr>
+      <w:rPr>
+        <w:u w:val="none"/>
+      </w:rPr>
+    </w:lvl>
+  </w:abstractNum>
+  <w:abstractNum w:abstractNumId="59">
     <w:lvl w:ilvl="0">
       <w:start w:val="1"/>
       <w:numFmt w:val="bullet"/>
@@ -20723,6 +21126,12 @@
   </w:num>
   <w:num w:numId="57">
     <w:abstractNumId w:val="57"/>
+  </w:num>
+  <w:num w:numId="58">
+    <w:abstractNumId w:val="58"/>
+  </w:num>
+  <w:num w:numId="59">
+    <w:abstractNumId w:val="59"/>
   </w:num>
 </w:numbering>
 </file>
